--- a/assets/files/Resume (William Amor).docx
+++ b/assets/files/Resume (William Amor).docx
@@ -55,6 +55,23 @@
           <w:t>linkedin.com/in/willamor</w:t>
         </w:r>
       </w:hyperlink>
+      <w:r>
+        <w:rPr>
+          <w:rFonts w:ascii="Calibri" w:hAnsi="Calibri"/>
+          <w:sz w:val="20"/>
+        </w:rPr>
+        <w:t xml:space="preserve">  |  </w:t>
+      </w:r>
+      <w:hyperlink r:id="rId11">
+        <w:r>
+          <w:rPr>
+            <w:color w:val="000000"/>
+            <w:sz w:val="20"/>
+            <w:rFonts w:ascii="Calibri" w:hAnsi="Calibri"/>
+          </w:rPr>
+          <w:t>william-amor.info</w:t>
+        </w:r>
+      </w:hyperlink>
     </w:p>
     <w:p>
       <w:pPr>
@@ -79,7 +96,7 @@
           <w:rFonts w:ascii="Calibri" w:hAnsi="Calibri" w:eastAsia="Calibri"/>
           <w:sz w:val="19"/>
         </w:rPr>
-        <w:t>Eight years working across insurance, consumer health, and pharma, including consultancy work at Marsh. I lead product strategy and delivery: agree scope with stakeholders and ship products people actually use. I’ve owned and delivered on Qlik, Power BI, Power Platform, Alteryx, AWS, React, and modern web stacks, including rollouts, governance, and change management. I’ve been a product owner in large multinationals with global teams across all continents. I build products that save time and grow revenue, and I use data to decide what to build, fund, or stop.</w:t>
+        <w:t>Principal Product Owner with 8 years across insurance, consumer health, and pharma. At Marsh, owning brokering operations products tracking $15bn+ in client premiums, with $2m in attributed revenue and $8m+ in opportunities discovered through product insights. Previously at Kenvue and Johnson &amp; Johnson - contributed to a $5m Amazon sales uplift and built an EMEA intelligent automation function with $800k CIO funding (2,800 hrs/year returned). Strongest where regulated delivery, commercial outcomes, and data-led prioritisation meet.</w:t>
       </w:r>
     </w:p>
     <w:p>
@@ -107,7 +124,7 @@
           <w:rFonts w:ascii="Calibri" w:hAnsi="Calibri" w:eastAsia="Calibri"/>
           <w:sz w:val="19"/>
         </w:rPr>
-        <w:t>Broker operations teams at Marsh use my product for insight on commission rates with clients; Marsh attributes a $2m revenue increase.</w:t>
+        <w:t>Surfaced $8m+ in new placement premium opportunities at Marsh through product insights; $2m one-time revenue uplift attributed to broker operations outcomes using the product.</w:t>
       </w:r>
     </w:p>
     <w:p>
@@ -121,7 +138,7 @@
           <w:rFonts w:ascii="Calibri" w:hAnsi="Calibri" w:eastAsia="Calibri"/>
           <w:sz w:val="19"/>
         </w:rPr>
-        <w:t>Delivered an Amazon 360 dashboard at Kenvue with sales and sentiment across Amazon product listings for EMEA commercial teams; helped focus work on listings that would grow Amazon sales, as part of a $5m sales uplift.</w:t>
+        <w:t>Contributed to a $5m Amazon sales uplift at Kenvue with Amazon 360 - listing performance and sentiment that focused EMEA commercial teams on the listings most likely to grow.</w:t>
       </w:r>
     </w:p>
     <w:p>
@@ -135,7 +152,7 @@
           <w:rFonts w:ascii="Calibri" w:hAnsi="Calibri" w:eastAsia="Calibri"/>
           <w:sz w:val="19"/>
         </w:rPr>
-        <w:t>Built a UK intern programme at Johnson &amp; Johnson, managed the cohort of interns (onboarding, check-ins, work prioritisation, objectives, and development); in my final year at Kenvue, formalised and pitched an EMEA early talent scheme to the regional CIO: sponsorship, funding, and hiring in the UK, Germany, and Dubai; led 3 cohorts over 3 years.</w:t>
+        <w:t>Built an EMEA intelligent automation function at Johnson &amp; Johnson from scratch with $800k CIO funding; 2,800 hours/year returned and three early-talent cohorts hired into the region.</w:t>
       </w:r>
     </w:p>
     <w:p>
@@ -172,7 +189,7 @@
           <w:rFonts w:ascii="Calibri" w:hAnsi="Calibri" w:eastAsia="Calibri"/>
           <w:sz w:val="19"/>
         </w:rPr>
-        <w:t xml:space="preserve">  |  Marsh  |  London, United Kingdom  |  Aug 2024 – Present</w:t>
+        <w:t xml:space="preserve">  |  Marsh  |  London, United Kingdom  |  Aug 2024 - Present</w:t>
       </w:r>
     </w:p>
     <w:p>
@@ -189,7 +206,7 @@
           <w:rFonts w:ascii="Calibri" w:hAnsi="Calibri" w:eastAsia="Calibri"/>
           <w:sz w:val="19"/>
         </w:rPr>
-        <w:t>Principal product owner for a global brokering operations tool tracking $15bn+ in client premiums: also showing insights into multi-million-dollar revenues from placement activities, $8m+ in new placement premium opportunities discovered through insights from the product, and $2m in revenue.</w:t>
+        <w:t>Own a portfolio of client-facing and internal products in a global brokering operations area tracking $15bn+ in client premiums; lead cross-functional squads of up to 25 engineers, analysts, and designers with MD and Partner stakeholders.</w:t>
       </w:r>
     </w:p>
     <w:p>
@@ -206,7 +223,7 @@
           <w:rFonts w:ascii="Calibri" w:hAnsi="Calibri" w:eastAsia="Calibri"/>
           <w:sz w:val="19"/>
         </w:rPr>
-        <w:t>Set product strategy, roadmaps, and OKRs with MDs/Partners stakeholders.</w:t>
+        <w:t>Discovered $8m+ in new placement premium opportunities through product insights; Marsh attributes a one-time $2m revenue uplift to outcomes broker operations teams delivered using the product.</w:t>
       </w:r>
     </w:p>
     <w:p>
@@ -223,7 +240,7 @@
           <w:rFonts w:ascii="Calibri" w:hAnsi="Calibri" w:eastAsia="Calibri"/>
           <w:sz w:val="19"/>
         </w:rPr>
-        <w:t>Lead backlogs across 25+ people in engineering, analytics, and product.</w:t>
+        <w:t>Designed and defined a new cross-sell feature (in late development): helps broker operations identify where Marsh can sell additional coverage classes to existing clients - estimated to unlock multiple millions in new business.</w:t>
       </w:r>
     </w:p>
     <w:p>
@@ -240,7 +257,7 @@
           <w:rFonts w:ascii="Calibri" w:hAnsi="Calibri" w:eastAsia="Calibri"/>
           <w:sz w:val="19"/>
         </w:rPr>
-        <w:t>Ship commission-rate and placement insight products for broker operations teams.</w:t>
+        <w:t>Set strategy, roadmaps, and OKRs with MD/Partner stakeholders; cut scope and re-allocated capacity when ROI did not justify the cost.</w:t>
       </w:r>
     </w:p>
     <w:p>
@@ -257,24 +274,7 @@
           <w:rFonts w:ascii="Calibri" w:hAnsi="Calibri" w:eastAsia="Calibri"/>
           <w:sz w:val="19"/>
         </w:rPr>
-        <w:t>Design and define a new cross-sell feature in the product: helps broker operations teams identify where Marsh may have scope to sell additional coverage classes to existing clients; estimated to offer multiple millions USD in new business opportunity.</w:t>
-      </w:r>
-    </w:p>
-    <w:p>
-      <w:pPr>
-        <w:pStyle w:val="ListBullet"/>
-        <w:keepNext/>
-        <w:keepLines/>
-        <w:widowControl/>
-        <w:spacing w:lineRule="auto" w:line="269" w:before="0" w:after="60"/>
-        <w:ind w:left="288" w:hanging="173"/>
-      </w:pPr>
-      <w:r>
-        <w:rPr>
-          <w:rFonts w:ascii="Calibri" w:hAnsi="Calibri" w:eastAsia="Calibri"/>
-          <w:sz w:val="19"/>
-        </w:rPr>
-        <w:t>Run usage tracking and engagement reporting across the portfolio using Pendo.</w:t>
+        <w:t>Run usage and engagement tracking in Pendo to keep roadmap decisions evidence-led; own defect triage through to fix across shared infrastructure.</w:t>
       </w:r>
     </w:p>
     <w:p>
@@ -290,7 +290,7 @@
           <w:rFonts w:ascii="Calibri" w:hAnsi="Calibri" w:eastAsia="Calibri"/>
           <w:sz w:val="19"/>
         </w:rPr>
-        <w:t>Own defect triage through to fix, including shared infrastructure teams.</w:t>
+        <w:t>Prototype in Figma to validate functionality and UX with broker operations users before build.</w:t>
       </w:r>
     </w:p>
     <w:p>
@@ -313,7 +313,7 @@
           <w:rFonts w:ascii="Calibri" w:hAnsi="Calibri" w:eastAsia="Calibri"/>
           <w:sz w:val="19"/>
         </w:rPr>
-        <w:t xml:space="preserve">  |  Kenvue (formerly a Johnson &amp; Johnson company)  |  Buckinghamshire, United Kingdom  |  Jul 2023 – Jun 2024</w:t>
+        <w:t xml:space="preserve">  |  Kenvue (formerly a Johnson &amp; Johnson company)  |  Buckinghamshire, United Kingdom  |  Jul 2023 - Jun 2024</w:t>
       </w:r>
     </w:p>
     <w:p>
@@ -330,7 +330,7 @@
           <w:rFonts w:ascii="Calibri" w:hAnsi="Calibri" w:eastAsia="Calibri"/>
           <w:sz w:val="19"/>
         </w:rPr>
-        <w:t>Owned an EMEA portfolio across digital, eCommerce, and marketing: including the vision, backlog, and delivery.</w:t>
+        <w:t>Owned an EMEA portfolio across digital, eCommerce, and marketing - vision, backlog, and delivery - partnering with a senior product manager on investment and squad capacity.</w:t>
       </w:r>
     </w:p>
     <w:p>
@@ -347,7 +347,7 @@
           <w:rFonts w:ascii="Calibri" w:hAnsi="Calibri" w:eastAsia="Calibri"/>
           <w:sz w:val="19"/>
         </w:rPr>
-        <w:t>Data &amp; analytics product owner for a multi-million Amazon sales uplift: 360 view and sentiment analysis for our commercial teams.</w:t>
+        <w:t>Contributed to a $5m Amazon sales uplift by delivering Amazon 360: sales performance and sentiment across product listings that focused EMEA commercial teams on the listings most likely to grow Amazon sales.</w:t>
       </w:r>
     </w:p>
     <w:p>
@@ -364,41 +364,7 @@
           <w:rFonts w:ascii="Calibri" w:hAnsi="Calibri" w:eastAsia="Calibri"/>
           <w:sz w:val="19"/>
         </w:rPr>
-        <w:t>Ran prioritisation and stakeholder reviews; cut scope when ROI didn’t justify the cost.</w:t>
-      </w:r>
-    </w:p>
-    <w:p>
-      <w:pPr>
-        <w:pStyle w:val="ListBullet"/>
-        <w:keepNext/>
-        <w:keepLines/>
-        <w:widowControl/>
-        <w:spacing w:lineRule="auto" w:line="269" w:before="0" w:after="60"/>
-        <w:ind w:left="288" w:hanging="173"/>
-      </w:pPr>
-      <w:r>
-        <w:rPr>
-          <w:rFonts w:ascii="Calibri" w:hAnsi="Calibri" w:eastAsia="Calibri"/>
-          <w:sz w:val="19"/>
-        </w:rPr>
-        <w:t>Planned investment and squad capacity across the portfolio working with the senior product manager.</w:t>
-      </w:r>
-    </w:p>
-    <w:p>
-      <w:pPr>
-        <w:pStyle w:val="ListBullet"/>
-        <w:keepNext/>
-        <w:keepLines/>
-        <w:widowControl/>
-        <w:spacing w:lineRule="auto" w:line="269" w:before="0" w:after="60"/>
-        <w:ind w:left="288" w:hanging="173"/>
-      </w:pPr>
-      <w:r>
-        <w:rPr>
-          <w:rFonts w:ascii="Calibri" w:hAnsi="Calibri" w:eastAsia="Calibri"/>
-          <w:sz w:val="19"/>
-        </w:rPr>
-        <w:t>Migrated digital, eCommerce, and marketing data onto Snowflake, consolidating the sources behind EMEA reporting.</w:t>
+        <w:t>Migrated digital, eCommerce, and marketing data onto Snowflake, consolidating the sources behind EMEA reporting; built SQL datasets to identify what data we could bring into products.</w:t>
       </w:r>
     </w:p>
     <w:p>
@@ -414,7 +380,7 @@
           <w:rFonts w:ascii="Calibri" w:hAnsi="Calibri" w:eastAsia="Calibri"/>
           <w:sz w:val="19"/>
         </w:rPr>
-        <w:t>Built SQL datasets to query the analytics and to understand what data we could bring into the products.</w:t>
+        <w:t>Ran prioritisation and stakeholder reviews; cut scope when ROI did not justify the cost.</w:t>
       </w:r>
     </w:p>
     <w:p>
@@ -437,7 +403,7 @@
           <w:rFonts w:ascii="Calibri" w:hAnsi="Calibri" w:eastAsia="Calibri"/>
           <w:sz w:val="19"/>
         </w:rPr>
-        <w:t xml:space="preserve">  |  Johnson &amp; Johnson  |  Buckinghamshire, United Kingdom  |  Sep 2022 – Jul 2023</w:t>
+        <w:t xml:space="preserve">  |  Johnson &amp; Johnson  |  Buckinghamshire, United Kingdom  |  Sep 2022 - Jul 2023</w:t>
       </w:r>
     </w:p>
     <w:p>
@@ -454,7 +420,7 @@
           <w:rFonts w:ascii="Calibri" w:hAnsi="Calibri" w:eastAsia="Calibri"/>
           <w:sz w:val="19"/>
         </w:rPr>
-        <w:t>IT partner for the ~$500m UK business: digital, data, commercial, and operational IT.</w:t>
+        <w:t>IT business partner for the ~$500m UK consumer health business: digital, data, commercial, and operational IT.</w:t>
       </w:r>
     </w:p>
     <w:p>
@@ -471,7 +437,7 @@
           <w:rFonts w:ascii="Calibri" w:hAnsi="Calibri" w:eastAsia="Calibri"/>
           <w:sz w:val="19"/>
         </w:rPr>
-        <w:t>Led and managed interns for EMEA consumer health Technology.</w:t>
+        <w:t>Selected by the North America CIO to deliver new BI and automated ordering across LATAM/ASPAC with ~$1m P&amp;L impact; built the dashboard with a Cairo-based third-party group.</w:t>
       </w:r>
     </w:p>
     <w:p>
@@ -488,24 +454,7 @@
           <w:rFonts w:ascii="Calibri" w:hAnsi="Calibri" w:eastAsia="Calibri"/>
           <w:sz w:val="19"/>
         </w:rPr>
-        <w:t>Defined and pitched a new UK hiring programme ahead of regional formalisation at Kenvue: this involved onboarding, regular check-ins, work prioritisation, goals and objectives, and upskilling through training and development opportunities.</w:t>
-      </w:r>
-    </w:p>
-    <w:p>
-      <w:pPr>
-        <w:pStyle w:val="ListBullet"/>
-        <w:keepNext/>
-        <w:keepLines/>
-        <w:widowControl/>
-        <w:spacing w:lineRule="auto" w:line="269" w:before="0" w:after="60"/>
-        <w:ind w:left="288" w:hanging="173"/>
-      </w:pPr>
-      <w:r>
-        <w:rPr>
-          <w:rFonts w:ascii="Calibri" w:hAnsi="Calibri" w:eastAsia="Calibri"/>
-          <w:sz w:val="19"/>
-        </w:rPr>
-        <w:t>Piloted a new COTS e-learning system: user-journey workshops, RFP, and vendor evaluation.</w:t>
+        <w:t>Built an EMEA early-talent function: defined the UK programme, then pitched and won regional sponsorship from the Kenvue CIO with funding and hiring in the UK, Germany, and Dubai (3 cohorts over 3 years).</w:t>
       </w:r>
     </w:p>
     <w:p>
@@ -521,7 +470,7 @@
           <w:rFonts w:ascii="Calibri" w:hAnsi="Calibri" w:eastAsia="Calibri"/>
           <w:sz w:val="19"/>
         </w:rPr>
-        <w:t>Personally selected by the North America CIO to deliver a new BI and automated ordering in LATAM/ASPAC with ~$1m P&amp;L impact: this included creating a new dashboard with a third party group based in Cairo which would enable automatic ordering.</w:t>
+        <w:t>Piloted a new e-learning platform: user-journey workshops, RFP, and vendor evaluation.</w:t>
       </w:r>
     </w:p>
     <w:p>
@@ -545,7 +494,7 @@
           <w:rFonts w:ascii="Calibri" w:hAnsi="Calibri" w:eastAsia="Calibri"/>
           <w:sz w:val="19"/>
         </w:rPr>
-        <w:t xml:space="preserve">  |  Johnson &amp; Johnson  |  Buckinghamshire, United Kingdom  |  Jun 2021 – Sep 2022</w:t>
+        <w:t xml:space="preserve">  |  Johnson &amp; Johnson  |  Buckinghamshire, United Kingdom  |  Jun 2021 - Sep 2022</w:t>
       </w:r>
     </w:p>
     <w:p>
@@ -562,7 +511,7 @@
           <w:rFonts w:ascii="Calibri" w:hAnsi="Calibri" w:eastAsia="Calibri"/>
           <w:sz w:val="19"/>
         </w:rPr>
-        <w:t>Automation product manager with $800k CIO funding: EMEA plan across Power Platform, Alteryx, and UiPath; 2,800 hours/year returned.</w:t>
+        <w:t>Built an EMEA intelligent automation function from scratch with $800k CIO funding across Power Platform, Alteryx, and UiPath; 2,800 hours/year returned, with year-on-year growth as the region's most successful automation team.</w:t>
       </w:r>
     </w:p>
     <w:p>
@@ -579,7 +528,7 @@
           <w:rFonts w:ascii="Calibri" w:hAnsi="Calibri" w:eastAsia="Calibri"/>
           <w:sz w:val="19"/>
         </w:rPr>
-        <w:t>Created the automation team: recruited and interviewed developers in the UK, Egypt, Portugal and Kosovo, then led them through identifying, designing, testing, and delivering automation solutions in the region.</w:t>
+        <w:t>Recruited and led a cross-border developer team in the UK, Egypt, Portugal, and Kosovo through discovery, design, testing, and delivery; six-figure savings across EMEA.</w:t>
       </w:r>
     </w:p>
     <w:p>
@@ -596,58 +545,7 @@
           <w:rFonts w:ascii="Calibri" w:hAnsi="Calibri" w:eastAsia="Calibri"/>
           <w:sz w:val="19"/>
         </w:rPr>
-        <w:t>Became the most successful team in the region for automation initiatives, with new investment from regional leadership growing year on year.</w:t>
-      </w:r>
-    </w:p>
-    <w:p>
-      <w:pPr>
-        <w:pStyle w:val="ListBullet"/>
-        <w:keepNext/>
-        <w:keepLines/>
-        <w:widowControl/>
-        <w:spacing w:lineRule="auto" w:line="269" w:before="0" w:after="60"/>
-        <w:ind w:left="288" w:hanging="173"/>
-      </w:pPr>
-      <w:r>
-        <w:rPr>
-          <w:rFonts w:ascii="Calibri" w:hAnsi="Calibri" w:eastAsia="Calibri"/>
-          <w:sz w:val="19"/>
-        </w:rPr>
-        <w:t>Led and managed interns in the organisation: onboarding, regular check-ins, goals and objectives, and upskilling through training and development opportunities.</w:t>
-      </w:r>
-    </w:p>
-    <w:p>
-      <w:pPr>
-        <w:pStyle w:val="ListBullet"/>
-        <w:keepNext/>
-        <w:keepLines/>
-        <w:widowControl/>
-        <w:spacing w:lineRule="auto" w:line="269" w:before="0" w:after="60"/>
-        <w:ind w:left="288" w:hanging="173"/>
-      </w:pPr>
-      <w:r>
-        <w:rPr>
-          <w:rFonts w:ascii="Calibri" w:hAnsi="Calibri" w:eastAsia="Calibri"/>
-          <w:sz w:val="19"/>
-        </w:rPr>
-        <w:t>Set up the team delivery model: intake, governance, and prioritisation.</w:t>
-      </w:r>
-    </w:p>
-    <w:p>
-      <w:pPr>
-        <w:pStyle w:val="ListBullet"/>
-        <w:keepNext/>
-        <w:keepLines/>
-        <w:widowControl/>
-        <w:spacing w:lineRule="auto" w:line="269" w:before="0" w:after="60"/>
-        <w:ind w:left="288" w:hanging="173"/>
-      </w:pPr>
-      <w:r>
-        <w:rPr>
-          <w:rFonts w:ascii="Calibri" w:hAnsi="Calibri" w:eastAsia="Calibri"/>
-          <w:sz w:val="19"/>
-        </w:rPr>
-        <w:t>Delivered automations with six-figure savings across the business in EMEA.</w:t>
+        <w:t>Set up the team operating model - intake, governance, prioritisation, delivery pipeline; line-managed developers and interns through onboarding, objectives, and development.</w:t>
       </w:r>
     </w:p>
     <w:p>
@@ -663,7 +561,7 @@
           <w:rFonts w:ascii="Calibri" w:hAnsi="Calibri" w:eastAsia="Calibri"/>
           <w:sz w:val="19"/>
         </w:rPr>
-        <w:t>Led full compliance review with internal infosec and Microsoft for Power Automate Desktop: new citizen-developer capability for the company.</w:t>
+        <w:t>Led full compliance review with internal infosec and Microsoft for Power Automate Desktop, unlocking citizen-developer capability across the company.</w:t>
       </w:r>
     </w:p>
     <w:p>
@@ -686,7 +584,7 @@
           <w:rFonts w:ascii="Calibri" w:hAnsi="Calibri" w:eastAsia="Calibri"/>
           <w:sz w:val="19"/>
         </w:rPr>
-        <w:t xml:space="preserve">  |  Pfizer  |  Kent, United Kingdom  |  Sep 2019 – Jun 2021</w:t>
+        <w:t xml:space="preserve">  |  Pfizer  |  Kent, United Kingdom  |  Sep 2019 - Jun 2021</w:t>
       </w:r>
     </w:p>
     <w:p>
@@ -703,7 +601,7 @@
           <w:rFonts w:ascii="Calibri" w:hAnsi="Calibri" w:eastAsia="Calibri"/>
           <w:sz w:val="19"/>
         </w:rPr>
-        <w:t>Business Analyst and Project Manager for a new Pega solution to track Pfizer’s regulatory interactions with health authorities globally; this included defining requirements and working with the digital team to create the solution. This tool was used for regulatory interactions for Comirnaty (COVID-19 vaccine).</w:t>
+        <w:t>Delivered the Pega platform Pfizer used to track its global regulatory interactions with health authorities - including for Comirnaty (COVID-19 vaccine); defined requirements with the digital team and shipped audit-grade change control.</w:t>
       </w:r>
     </w:p>
     <w:p>
@@ -720,7 +618,7 @@
           <w:rFonts w:ascii="Calibri" w:hAnsi="Calibri" w:eastAsia="Calibri"/>
           <w:sz w:val="19"/>
         </w:rPr>
-        <w:t>Authored clinical/medical process documentation to adhere to FDA, EMA, and MHRA rules for standard operating procedures.</w:t>
+        <w:t>Authored clinical and medical process documentation aligned to FDA, EMA, and MHRA standard operating procedures.</w:t>
       </w:r>
     </w:p>
     <w:p>
@@ -753,7 +651,7 @@
           <w:rFonts w:ascii="Calibri" w:hAnsi="Calibri" w:eastAsia="Calibri"/>
           <w:sz w:val="19"/>
         </w:rPr>
-        <w:t>Delivered training and demos across a 120,000-person global organisation for the new digital workplace (Microsoft 365).</w:t>
+        <w:t>Delivered training and demos across a 120,000-person global organisation for the new Microsoft 365 digital workplace.</w:t>
       </w:r>
     </w:p>
     <w:p>
@@ -769,14 +667,14 @@
           <w:b/>
           <w:sz w:val="21"/>
         </w:rPr>
-        <w:t>Technology Business Partner (Placement) to Product Delivery Lead (Part-time)</w:t>
+        <w:t>Technology Business Partner (Industrial Placement &amp; Part-time)</w:t>
       </w:r>
       <w:r>
         <w:rPr>
           <w:rFonts w:ascii="Calibri" w:hAnsi="Calibri" w:eastAsia="Calibri"/>
           <w:sz w:val="19"/>
         </w:rPr>
-        <w:t xml:space="preserve">  |  GSK  |  Hertfordshire, United Kingdom  |  Jun 2017 – Aug 2019</w:t>
+        <w:t xml:space="preserve">  |  GSK  |  Hertfordshire, United Kingdom  |  Jun 2017 - Aug 2019</w:t>
       </w:r>
     </w:p>
     <w:p>
@@ -793,7 +691,7 @@
           <w:rFonts w:ascii="Calibri" w:hAnsi="Calibri" w:eastAsia="Calibri"/>
           <w:sz w:val="19"/>
         </w:rPr>
-        <w:t>Technology business partner on a 20 hrs/week part-time programme through university: 1st in the intern cohort and the only person retained part-time from that cohort; still achieved First Class Honours alongside this.</w:t>
+        <w:t>Built a global RPA tool monitoring stock thresholds and auto-ordering parts to keep medicine supply running for patients - first global automation deployed in the manufacturing IT team.</w:t>
       </w:r>
     </w:p>
     <w:p>
@@ -810,7 +708,7 @@
           <w:rFonts w:ascii="Calibri" w:hAnsi="Calibri" w:eastAsia="Calibri"/>
           <w:sz w:val="19"/>
         </w:rPr>
-        <w:t>Worked in a GxP pharma manufacturing, including moving to a paperless calibration software for production machinery: fewer defect opportunities and safer medicine supply for patients as well as digitalising records which were previously paper based.</w:t>
+        <w:t>Moved a GxP pharma manufacturing site from paper to paperless calibration software for production machinery: fewer defect opportunities, safer medicine supply, and digital records.</w:t>
       </w:r>
     </w:p>
     <w:p>
@@ -826,7 +724,7 @@
           <w:rFonts w:ascii="Calibri" w:hAnsi="Calibri" w:eastAsia="Calibri"/>
           <w:sz w:val="19"/>
         </w:rPr>
-        <w:t>Built a global RPA tool to monitor stock thresholds and auto-ordered parts to keep medicine supply running for patients.</w:t>
+        <w:t>Retained part-time through final year of university (20 hrs/week) - only person from the intern cohort kept on after the placement year.</w:t>
       </w:r>
     </w:p>
     <w:p>
@@ -856,14 +754,14 @@
           <w:b/>
           <w:sz w:val="21"/>
         </w:rPr>
-        <w:t xml:space="preserve">University of Kent | </w:t>
+        <w:t>University of Kent</w:t>
       </w:r>
       <w:r>
         <w:rPr>
           <w:rFonts w:ascii="Calibri" w:hAnsi="Calibri" w:eastAsia="Calibri"/>
           <w:sz w:val="19"/>
         </w:rPr>
-        <w:t>BSc (Hons) Computing and Business Administration with a year in industry  |  First Class Honours · US GPA equivalent: ~4.0</w:t>
+        <w:t xml:space="preserve">  -  BSc (Hons) Computing and Business Administration with a year in industry  |  First Class Honours, US GPA equivalent: ~4.0</w:t>
       </w:r>
     </w:p>
     <w:p>
@@ -880,7 +778,7 @@
           <w:rFonts w:ascii="Calibri" w:hAnsi="Calibri" w:eastAsia="Calibri"/>
           <w:sz w:val="19"/>
         </w:rPr>
-        <w:t>Year in Industry at GSK, then extended into final year: 20 hrs/week part-time on an RPA product automating goods ordering in a manufacturing plant.</w:t>
+        <w:t>Year in Industry at GSK as part of the degree; extended into final year as a 20 hrs/week part-time placement.</w:t>
       </w:r>
     </w:p>
     <w:p>
@@ -896,7 +794,7 @@
           <w:rFonts w:ascii="Calibri" w:hAnsi="Calibri" w:eastAsia="Calibri"/>
           <w:sz w:val="19"/>
         </w:rPr>
-        <w:t>Dissertation: “The disruption and emergence of FinTech”. Awarded a First Class grade.</w:t>
+        <w:t>Dissertation: "The disruption and emergence of FinTech" - awarded a First Class grade.</w:t>
       </w:r>
     </w:p>
     <w:p>
@@ -915,14 +813,35 @@
     </w:p>
     <w:p>
       <w:pPr>
-        <w:spacing w:lineRule="auto" w:line="269" w:before="0" w:after="80"/>
+        <w:pStyle w:val="ListBullet"/>
+        <w:keepNext/>
+        <w:keepLines/>
+        <w:widowControl/>
+        <w:spacing w:lineRule="auto" w:line="269" w:before="0" w:after="40"/>
+        <w:ind w:left="288" w:hanging="173"/>
       </w:pPr>
       <w:r>
         <w:rPr>
           <w:rFonts w:ascii="Calibri" w:hAnsi="Calibri" w:eastAsia="Calibri"/>
           <w:sz w:val="19"/>
         </w:rPr>
-        <w:t>SAFe 5 Agilist - Scaled Agile Framework certification.; ITIL v3 - Service management foundation.</w:t>
+        <w:t>SAFe 5 Agilist - Scaled Agile Framework certification.</w:t>
+      </w:r>
+    </w:p>
+    <w:p>
+      <w:pPr>
+        <w:pStyle w:val="ListBullet"/>
+        <w:keepLines/>
+        <w:widowControl/>
+        <w:spacing w:lineRule="auto" w:line="269" w:before="0" w:after="80"/>
+        <w:ind w:left="288" w:hanging="173"/>
+      </w:pPr>
+      <w:r>
+        <w:rPr>
+          <w:rFonts w:ascii="Calibri" w:hAnsi="Calibri" w:eastAsia="Calibri"/>
+          <w:sz w:val="19"/>
+        </w:rPr>
+        <w:t>ITIL v3 - Service management foundation.</w:t>
       </w:r>
     </w:p>
     <w:p>
@@ -941,26 +860,70 @@
     </w:p>
     <w:p>
       <w:pPr>
-        <w:spacing w:lineRule="auto" w:line="276" w:before="0" w:after="80"/>
+        <w:keepNext/>
+        <w:keepLines/>
+        <w:widowControl/>
+        <w:spacing w:lineRule="auto" w:line="276" w:before="0" w:after="60"/>
       </w:pPr>
+      <w:r>
+        <w:rPr>
+          <w:rFonts w:ascii="Calibri" w:hAnsi="Calibri" w:eastAsia="Calibri"/>
+          <w:b/>
+          <w:sz w:val="19"/>
+        </w:rPr>
+        <w:t xml:space="preserve">Product &amp; delivery: </w:t>
+      </w:r>
       <w:r>
         <w:rPr>
           <w:rFonts w:ascii="Calibri" w:hAnsi="Calibri" w:eastAsia="Calibri"/>
           <w:sz w:val="19"/>
         </w:rPr>
-        <w:t>Set product strategy, roadmaps, and OKRs with MD/Partner stakeholders; lead backlogs across 25+ people in engineering, analytics, and product. Run usage tracking with Pendo; create Figma prototypes with users. Certified SAFe 5 Agilist and ITIL v3; experienced in discovery, UAT, change control, and regulated delivery.</w:t>
+        <w:t>Product strategy, roadmaps, OKRs; discovery, UAT, change control, and regulated delivery. Agile and SAFe (certified SAFe 5 Agilist); service management (ITIL v3). Stakeholder management with MD, Partner, and C-level. Line management of cross-border teams.</w:t>
       </w:r>
     </w:p>
     <w:p>
       <w:pPr>
+        <w:keepNext/>
+        <w:keepLines/>
+        <w:widowControl/>
+        <w:spacing w:lineRule="auto" w:line="276" w:before="0" w:after="60"/>
+      </w:pPr>
+      <w:r>
+        <w:rPr>
+          <w:rFonts w:ascii="Calibri" w:hAnsi="Calibri" w:eastAsia="Calibri"/>
+          <w:b/>
+          <w:sz w:val="19"/>
+        </w:rPr>
+        <w:t xml:space="preserve">Data &amp; analytics: </w:t>
+      </w:r>
+      <w:r>
+        <w:rPr>
+          <w:rFonts w:ascii="Calibri" w:hAnsi="Calibri" w:eastAsia="Calibri"/>
+          <w:sz w:val="19"/>
+        </w:rPr>
+        <w:t>Snowflake migration and SQL datasets for EMEA reporting; Power BI, Qlik, and commercial dashboards (Amazon 360 contributing to $5m sales uplift; ~$1m P&amp;L BI and automated ordering LATAM/ASPAC). Product analytics with Pendo.</w:t>
+      </w:r>
+    </w:p>
+    <w:p>
+      <w:pPr>
+        <w:keepLines/>
+        <w:widowControl/>
         <w:spacing w:lineRule="auto" w:line="276" w:before="0" w:after="40"/>
       </w:pPr>
       <w:r>
         <w:rPr>
           <w:rFonts w:ascii="Calibri" w:hAnsi="Calibri" w:eastAsia="Calibri"/>
+          <w:b/>
           <w:sz w:val="19"/>
         </w:rPr>
-        <w:t>Snowflake migration and SQL datasets for EMEA reporting; Power BI, Qlik, and dashboards including ~$1m P&amp;L BI/automated ordering (LATAM/ASPAC). Intelligent automation with Power Platform, UiPath, and Alteryx (2,800 hours/year returned, $800k CIO funding). Also AWS, React, Pega, RPA, and global RPA at GSK.</w:t>
+        <w:t xml:space="preserve">Automation &amp; platforms: </w:t>
+      </w:r>
+      <w:r>
+        <w:rPr>
+          <w:rFonts w:ascii="Calibri" w:hAnsi="Calibri" w:eastAsia="Calibri"/>
+          <w:sz w:val="19"/>
+        </w:rPr>
+        <w:t>Intelligent automation with Power Platform, UiPath, and Alteryx (2,800 hours/year returned on $800k CIO funding); global RPA in GxP manufacturing. Web and apps: React, MUI, AWS, Pega. Prototyping in Figma. Tooling: Jira, Confluence.</w:t>
       </w:r>
     </w:p>
     <w:sectPr>

--- a/assets/files/Resume (William Amor).docx
+++ b/assets/files/Resume (William Amor).docx
@@ -96,7 +96,7 @@
           <w:rFonts w:ascii="Calibri" w:hAnsi="Calibri" w:eastAsia="Calibri"/>
           <w:sz w:val="19"/>
         </w:rPr>
-        <w:t>Principal Product Owner with 8 years across insurance, consumer health, and pharma. At Marsh, owning brokering operations products tracking $15bn+ in client premiums, with $2m in attributed revenue and $8m+ in opportunities discovered through product insights. Previously at Kenvue and Johnson &amp; Johnson - contributed to a $5m Amazon sales uplift and built an EMEA intelligent automation function with $800k CIO funding (2,800 hrs/year returned). Strongest where regulated delivery, commercial outcomes, and data-led prioritisation meet.</w:t>
+        <w:t>Principal Product Owner with 8 years across insurance, consumer health, and pharma. At Marsh, owning brokering operations products tracking $15bn+ in client premiums, with $2m in attributed revenue and product capabilities I built that enabled teams to identify $8m+ in new placement opportunities. Previously at Kenvue and Johnson &amp; Johnson - co-defined Amazon 360 with commercial users, contributing to a $5m sales uplift, and built an EMEA intelligent automation function with $800k CIO funding (2,800 hrs/year returned). Strongest where regulated delivery, commercial outcomes, and data-led prioritisation meet.</w:t>
       </w:r>
     </w:p>
     <w:p>
@@ -124,7 +124,7 @@
           <w:rFonts w:ascii="Calibri" w:hAnsi="Calibri" w:eastAsia="Calibri"/>
           <w:sz w:val="19"/>
         </w:rPr>
-        <w:t>Surfaced $8m+ in new placement premium opportunities at Marsh through product insights; $2m one-time revenue uplift attributed to broker operations outcomes using the product.</w:t>
+        <w:t>Built Marsh product functionality that enabled broker operations teams to identify $8m+ in new placement premium opportunities; $2m one-time revenue uplift attributed to outcomes teams delivered using the product.</w:t>
       </w:r>
     </w:p>
     <w:p>
@@ -138,7 +138,7 @@
           <w:rFonts w:ascii="Calibri" w:hAnsi="Calibri" w:eastAsia="Calibri"/>
           <w:sz w:val="19"/>
         </w:rPr>
-        <w:t>Contributed to a $5m Amazon sales uplift at Kenvue with Amazon 360 - listing performance and sentiment that focused EMEA commercial teams on the listings most likely to grow.</w:t>
+        <w:t>Co-defined Amazon 360 with EMEA commercial users at Kenvue: a dashboard for Amazon listing performance and sentiment analysis that enabled teams to focus on listings most likely to grow, contributing to a $5m sales uplift.</w:t>
       </w:r>
     </w:p>
     <w:p>
@@ -223,7 +223,7 @@
           <w:rFonts w:ascii="Calibri" w:hAnsi="Calibri" w:eastAsia="Calibri"/>
           <w:sz w:val="19"/>
         </w:rPr>
-        <w:t>Discovered $8m+ in new placement premium opportunities through product insights; Marsh attributes a one-time $2m revenue uplift to outcomes broker operations teams delivered using the product.</w:t>
+        <w:t>Built product functionality that enabled broker operations teams to identify $8m+ in new placement premium opportunities; Marsh attributes a one-time $2m revenue uplift to outcomes teams delivered using the product.</w:t>
       </w:r>
     </w:p>
     <w:p>
@@ -347,7 +347,7 @@
           <w:rFonts w:ascii="Calibri" w:hAnsi="Calibri" w:eastAsia="Calibri"/>
           <w:sz w:val="19"/>
         </w:rPr>
-        <w:t>Contributed to a $5m Amazon sales uplift by delivering Amazon 360: sales performance and sentiment across product listings that focused EMEA commercial teams on the listings most likely to grow Amazon sales.</w:t>
+        <w:t>Co-defined Amazon 360 with EMEA commercial users: a dashboard for Amazon listing performance and sentiment analysis that enabled teams to focus on listings most likely to grow Amazon sales, contributing to a $5m uplift.</w:t>
       </w:r>
     </w:p>
     <w:p>
@@ -528,7 +528,7 @@
           <w:rFonts w:ascii="Calibri" w:hAnsi="Calibri" w:eastAsia="Calibri"/>
           <w:sz w:val="19"/>
         </w:rPr>
-        <w:t>Recruited and led a cross-border developer team in the UK, Egypt, Portugal, and Kosovo through discovery, design, testing, and delivery; six-figure savings across EMEA.</w:t>
+        <w:t>Recruited and led a global development team in the UK, Egypt, Portugal, and Kosovo through discovery, design, testing, and delivery; six-figure savings across EMEA.</w:t>
       </w:r>
     </w:p>
     <w:p>
@@ -601,7 +601,7 @@
           <w:rFonts w:ascii="Calibri" w:hAnsi="Calibri" w:eastAsia="Calibri"/>
           <w:sz w:val="19"/>
         </w:rPr>
-        <w:t>Delivered the Pega platform Pfizer used to track its global regulatory interactions with health authorities - including for Comirnaty (COVID-19 vaccine); defined requirements with the digital team and shipped audit-grade change control.</w:t>
+        <w:t>Business analyst and project manager for the Pega solution Pfizer used to track global regulatory interactions with health authorities: defined requirements with the digital delivery team and supported UAT through to regulated release. The platform was eventually used to help track regulatory interactions for Comirnaty (COVID-19 vaccine).</w:t>
       </w:r>
     </w:p>
     <w:p>
@@ -708,7 +708,7 @@
           <w:rFonts w:ascii="Calibri" w:hAnsi="Calibri" w:eastAsia="Calibri"/>
           <w:sz w:val="19"/>
         </w:rPr>
-        <w:t>Moved a GxP pharma manufacturing site from paper to paperless calibration software for production machinery: fewer defect opportunities, safer medicine supply, and digital records.</w:t>
+        <w:t>Moved GxP pharma manufacturing sites globally (all continents) from paper to paperless calibration software for production machinery: fewer defect opportunities, safer medicine supply, and digital records.</w:t>
       </w:r>
     </w:p>
     <w:p>
@@ -778,7 +778,7 @@
           <w:rFonts w:ascii="Calibri" w:hAnsi="Calibri" w:eastAsia="Calibri"/>
           <w:sz w:val="19"/>
         </w:rPr>
-        <w:t>Year in Industry at GSK as part of the degree; extended into final year as a 20 hrs/week part-time placement.</w:t>
+        <w:t>Year in Industry at GSK as part of the degree; extended into final year as a 20 hrs/week part-time placement, balancing degree work with GSK commitments throughout. Awarded First Class Honours, the highest grade for the degree.</w:t>
       </w:r>
     </w:p>
     <w:p>
@@ -901,7 +901,7 @@
           <w:rFonts w:ascii="Calibri" w:hAnsi="Calibri" w:eastAsia="Calibri"/>
           <w:sz w:val="19"/>
         </w:rPr>
-        <w:t>Snowflake migration and SQL datasets for EMEA reporting; Power BI, Qlik, and commercial dashboards (Amazon 360 contributing to $5m sales uplift; ~$1m P&amp;L BI and automated ordering LATAM/ASPAC). Product analytics with Pendo.</w:t>
+        <w:t>Snowflake migration and SQL datasets for EMEA reporting; Power BI, Qlik, and commercial dashboards (Amazon 360 co-defined with users, $5m sales uplift; ~$1m P&amp;L BI and automated ordering LATAM/ASPAC). Product analytics with Pendo.</w:t>
       </w:r>
     </w:p>
     <w:p>

--- a/assets/files/Resume (William Amor).docx
+++ b/assets/files/Resume (William Amor).docx
@@ -144,6 +144,20 @@
     <w:p>
       <w:pPr>
         <w:pStyle w:val="ListBullet"/>
+        <w:spacing w:lineRule="auto" w:line="269" w:before="0" w:after="60"/>
+        <w:ind w:left="288" w:hanging="173"/>
+      </w:pPr>
+      <w:r>
+        <w:rPr>
+          <w:rFonts w:ascii="Calibri" w:hAnsi="Calibri" w:eastAsia="Calibri"/>
+          <w:sz w:val="19"/>
+        </w:rPr>
+        <w:t>Built an EMEA intelligent automation function at Johnson &amp; Johnson from scratch with $800k CIO funding; 2,800 hours/year returned.</w:t>
+      </w:r>
+    </w:p>
+    <w:p>
+      <w:pPr>
+        <w:pStyle w:val="ListBullet"/>
         <w:spacing w:lineRule="auto" w:line="269" w:before="0" w:after="100"/>
         <w:ind w:left="288" w:hanging="173"/>
       </w:pPr>
@@ -152,7 +166,7 @@
           <w:rFonts w:ascii="Calibri" w:hAnsi="Calibri" w:eastAsia="Calibri"/>
           <w:sz w:val="19"/>
         </w:rPr>
-        <w:t>Built an EMEA intelligent automation function at Johnson &amp; Johnson from scratch with $800k CIO funding; 2,800 hours/year returned and three early-talent cohorts hired into the region.</w:t>
+        <w:t>Built an EMEA early-talent programme at Johnson &amp; Johnson: defined the UK intake, won regional sponsorship from the Kenvue CIO, and recruited and line-managed 3 cohorts across the UK, Germany, and Dubai over 3 years.</w:t>
       </w:r>
     </w:p>
     <w:p>
@@ -263,23 +277,6 @@
     <w:p>
       <w:pPr>
         <w:pStyle w:val="ListBullet"/>
-        <w:keepNext/>
-        <w:keepLines/>
-        <w:widowControl/>
-        <w:spacing w:lineRule="auto" w:line="269" w:before="0" w:after="60"/>
-        <w:ind w:left="288" w:hanging="173"/>
-      </w:pPr>
-      <w:r>
-        <w:rPr>
-          <w:rFonts w:ascii="Calibri" w:hAnsi="Calibri" w:eastAsia="Calibri"/>
-          <w:sz w:val="19"/>
-        </w:rPr>
-        <w:t>Run usage and engagement tracking in Pendo to keep roadmap decisions evidence-led; own defect triage through to fix across shared infrastructure.</w:t>
-      </w:r>
-    </w:p>
-    <w:p>
-      <w:pPr>
-        <w:pStyle w:val="ListBullet"/>
         <w:keepLines/>
         <w:widowControl/>
         <w:spacing w:lineRule="auto" w:line="269" w:before="0" w:after="100"/>
@@ -290,7 +287,7 @@
           <w:rFonts w:ascii="Calibri" w:hAnsi="Calibri" w:eastAsia="Calibri"/>
           <w:sz w:val="19"/>
         </w:rPr>
-        <w:t>Prototype in Figma to validate functionality and UX with broker operations users before build.</w:t>
+        <w:t>Run usage and engagement tracking in Pendo to keep roadmap decisions evidence-led; own defect triage through to fix across shared infrastructure.</w:t>
       </w:r>
     </w:p>
     <w:p>
@@ -443,23 +440,6 @@
     <w:p>
       <w:pPr>
         <w:pStyle w:val="ListBullet"/>
-        <w:keepNext/>
-        <w:keepLines/>
-        <w:widowControl/>
-        <w:spacing w:lineRule="auto" w:line="269" w:before="0" w:after="60"/>
-        <w:ind w:left="288" w:hanging="173"/>
-      </w:pPr>
-      <w:r>
-        <w:rPr>
-          <w:rFonts w:ascii="Calibri" w:hAnsi="Calibri" w:eastAsia="Calibri"/>
-          <w:sz w:val="19"/>
-        </w:rPr>
-        <w:t>Built an EMEA early-talent function: defined the UK programme, then pitched and won regional sponsorship from the Kenvue CIO with funding and hiring in the UK, Germany, and Dubai (3 cohorts over 3 years).</w:t>
-      </w:r>
-    </w:p>
-    <w:p>
-      <w:pPr>
-        <w:pStyle w:val="ListBullet"/>
         <w:keepLines/>
         <w:widowControl/>
         <w:spacing w:lineRule="auto" w:line="269" w:before="0" w:after="100"/>
@@ -470,7 +450,7 @@
           <w:rFonts w:ascii="Calibri" w:hAnsi="Calibri" w:eastAsia="Calibri"/>
           <w:sz w:val="19"/>
         </w:rPr>
-        <w:t>Piloted a new e-learning platform: user-journey workshops, RFP, and vendor evaluation.</w:t>
+        <w:t>Built an EMEA early-talent function: defined the UK programme, then pitched and won regional sponsorship from the Kenvue CIO with funding and hiring in the UK, Germany, and Dubai (3 cohorts over 3 years).</w:t>
       </w:r>
     </w:p>
     <w:p>
@@ -528,7 +508,7 @@
           <w:rFonts w:ascii="Calibri" w:hAnsi="Calibri" w:eastAsia="Calibri"/>
           <w:sz w:val="19"/>
         </w:rPr>
-        <w:t>Recruited and led a global development team in the UK, Egypt, Portugal, and Kosovo through discovery, design, testing, and delivery; six-figure savings across EMEA.</w:t>
+        <w:t>Recruited and led a global development team in the UK, Egypt, Portugal, and Kosovo through discovery, design, testing, and delivery - process improvement and optimisation, including building in-house apps instead of off-the-shelf vendor solutions; six-figure savings across EMEA.</w:t>
       </w:r>
     </w:p>
     <w:p>
@@ -601,7 +581,7 @@
           <w:rFonts w:ascii="Calibri" w:hAnsi="Calibri" w:eastAsia="Calibri"/>
           <w:sz w:val="19"/>
         </w:rPr>
-        <w:t>Business analyst and project manager for the Pega solution Pfizer used to track global regulatory interactions with health authorities: defined requirements with the digital delivery team and supported UAT through to regulated release. The platform was eventually used to help track regulatory interactions for Comirnaty (COVID-19 vaccine).</w:t>
+        <w:t>Business analyst and project administrator (BA/PA) on a new Pega platform for global regulatory interactions with health authorities - not in production when I joined. Defined requirements with the digital delivery team and worked with implementation teams through build, UAT, and regulated release. The platform was later used to track interactions for Comirnaty (COVID-19 vaccine).</w:t>
       </w:r>
     </w:p>
     <w:p>
@@ -618,24 +598,7 @@
           <w:rFonts w:ascii="Calibri" w:hAnsi="Calibri" w:eastAsia="Calibri"/>
           <w:sz w:val="19"/>
         </w:rPr>
-        <w:t>Authored clinical and medical process documentation aligned to FDA, EMA, and MHRA standard operating procedures.</w:t>
-      </w:r>
-    </w:p>
-    <w:p>
-      <w:pPr>
-        <w:pStyle w:val="ListBullet"/>
-        <w:keepNext/>
-        <w:keepLines/>
-        <w:widowControl/>
-        <w:spacing w:lineRule="auto" w:line="269" w:before="0" w:after="60"/>
-        <w:ind w:left="288" w:hanging="173"/>
-      </w:pPr>
-      <w:r>
-        <w:rPr>
-          <w:rFonts w:ascii="Calibri" w:hAnsi="Calibri" w:eastAsia="Calibri"/>
-          <w:sz w:val="19"/>
-        </w:rPr>
-        <w:t>Managed change control and audit traceability for heavily regulated software releases.</w:t>
+        <w:t>Authored clinical and medical process documentation to FDA, EMA, and MHRA compliant standards.</w:t>
       </w:r>
     </w:p>
     <w:p>
@@ -651,7 +614,7 @@
           <w:rFonts w:ascii="Calibri" w:hAnsi="Calibri" w:eastAsia="Calibri"/>
           <w:sz w:val="19"/>
         </w:rPr>
-        <w:t>Delivered training and demos across a 120,000-person global organisation for the new Microsoft 365 digital workplace.</w:t>
+        <w:t>Managed change control and audit traceability for heavily regulated software releases.</w:t>
       </w:r>
     </w:p>
     <w:p>
@@ -691,7 +654,7 @@
           <w:rFonts w:ascii="Calibri" w:hAnsi="Calibri" w:eastAsia="Calibri"/>
           <w:sz w:val="19"/>
         </w:rPr>
-        <w:t>Built a global RPA tool monitoring stock thresholds and auto-ordering parts to keep medicine supply running for patients - first global automation deployed in the manufacturing IT team.</w:t>
+        <w:t>Defined requirements for a global RPA solution to monitor stock thresholds and auto-order parts to keep medicine supply running for patients - the manufacturing IT team's first global automation initiative; did not reach go-live due to reorganisation.</w:t>
       </w:r>
     </w:p>
     <w:p>
@@ -853,9 +816,9 @@
         <w:rPr>
           <w:rFonts w:ascii="Calibri" w:hAnsi="Calibri" w:eastAsia="Calibri"/>
           <w:b/>
-          <w:sz w:val="21"/>
+          <w:sz w:val="19"/>
         </w:rPr>
-        <w:t>SKILLS &amp; PLATFORMS</w:t>
+        <w:t>TOOLS &amp; PLATFORMS</w:t>
       </w:r>
     </w:p>
     <w:p>
@@ -878,7 +841,7 @@
           <w:rFonts w:ascii="Calibri" w:hAnsi="Calibri" w:eastAsia="Calibri"/>
           <w:sz w:val="19"/>
         </w:rPr>
-        <w:t>Product strategy, roadmaps, OKRs; discovery, UAT, change control, and regulated delivery. Agile and SAFe (certified SAFe 5 Agilist); service management (ITIL v3). Stakeholder management with MD, Partner, and C-level. Line management of cross-border teams.</w:t>
+        <w:t>Agile, Change control, Confluence, Discovery, Figma, ITIL, Jira, OKRs, Pendo, Regulated delivery, SAFe, UAT</w:t>
       </w:r>
     </w:p>
     <w:p>
@@ -901,7 +864,30 @@
           <w:rFonts w:ascii="Calibri" w:hAnsi="Calibri" w:eastAsia="Calibri"/>
           <w:sz w:val="19"/>
         </w:rPr>
-        <w:t>Snowflake migration and SQL datasets for EMEA reporting; Power BI, Qlik, and commercial dashboards (Amazon 360 co-defined with users, $5m sales uplift; ~$1m P&amp;L BI and automated ordering LATAM/ASPAC). Product analytics with Pendo.</w:t>
+        <w:t>ETL, Power BI, Qlik, Snowflake, SQL</w:t>
+      </w:r>
+    </w:p>
+    <w:p>
+      <w:pPr>
+        <w:keepNext/>
+        <w:keepLines/>
+        <w:widowControl/>
+        <w:spacing w:lineRule="auto" w:line="276" w:before="0" w:after="60"/>
+      </w:pPr>
+      <w:r>
+        <w:rPr>
+          <w:rFonts w:ascii="Calibri" w:hAnsi="Calibri" w:eastAsia="Calibri"/>
+          <w:b/>
+          <w:sz w:val="19"/>
+        </w:rPr>
+        <w:t xml:space="preserve">Automation: </w:t>
+      </w:r>
+      <w:r>
+        <w:rPr>
+          <w:rFonts w:ascii="Calibri" w:hAnsi="Calibri" w:eastAsia="Calibri"/>
+          <w:sz w:val="19"/>
+        </w:rPr>
+        <w:t>Alteryx, Automation Anywhere, Power Platform, RPA, UiPath</w:t>
       </w:r>
     </w:p>
     <w:p>
@@ -916,14 +902,14 @@
           <w:b/>
           <w:sz w:val="19"/>
         </w:rPr>
-        <w:t xml:space="preserve">Automation &amp; platforms: </w:t>
+        <w:t xml:space="preserve">Build &amp; platforms: </w:t>
       </w:r>
       <w:r>
         <w:rPr>
           <w:rFonts w:ascii="Calibri" w:hAnsi="Calibri" w:eastAsia="Calibri"/>
           <w:sz w:val="19"/>
         </w:rPr>
-        <w:t>Intelligent automation with Power Platform, UiPath, and Alteryx (2,800 hours/year returned on $800k CIO funding); global RPA in GxP manufacturing. Web and apps: React, MUI, AWS, Pega. Prototyping in Figma. Tooling: Jira, Confluence.</w:t>
+        <w:t>AWS, Microsoft 365, MUI, Pega, React</w:t>
       </w:r>
     </w:p>
     <w:sectPr>

--- a/assets/files/Resume (William Amor).docx
+++ b/assets/files/Resume (William Amor).docx
@@ -96,7 +96,7 @@
           <w:rFonts w:ascii="Calibri" w:hAnsi="Calibri" w:eastAsia="Calibri"/>
           <w:sz w:val="19"/>
         </w:rPr>
-        <w:t>Principal Product Owner with 8 years across insurance, consumer health, and pharma. At Marsh, owning brokering operations products tracking $15bn+ in client premiums, with $2m in attributed revenue and product capabilities I built that enabled teams to identify $8m+ in new placement opportunities. Previously at Kenvue and Johnson &amp; Johnson - co-defined Amazon 360 with commercial users, contributing to a $5m sales uplift, and built an EMEA intelligent automation function with $800k CIO funding (2,800 hrs/year returned). Strongest where regulated delivery, commercial outcomes, and data-led prioritisation meet.</w:t>
+        <w:t>Principal Product Owner with 8 years across insurance, consumer health, and pharma. At Marsh, owning brokering operations products tracking $15bn+ in client premiums, with $2m in attributed revenue and product capabilities I built that enabled teams to identify $8m+ in new placement opportunities. Previously at Kenvue and Johnson &amp; Johnson - co-defined Amazon 360 with commercial users, contributing to sales uplift in the millions, and built an EMEA intelligent automation function with $800k CIO funding (2,800 hrs/year returned). Strongest where regulated delivery, commercial outcomes, and data-led prioritisation meet.</w:t>
       </w:r>
     </w:p>
     <w:p>
@@ -138,7 +138,7 @@
           <w:rFonts w:ascii="Calibri" w:hAnsi="Calibri" w:eastAsia="Calibri"/>
           <w:sz w:val="19"/>
         </w:rPr>
-        <w:t>Co-defined Amazon 360 with EMEA commercial users at Kenvue: a dashboard for Amazon listing performance and sentiment analysis that enabled teams to focus on listings most likely to grow, contributing to a $5m sales uplift.</w:t>
+        <w:t>Co-defined Amazon 360 with EMEA commercial users at Kenvue: a dashboard for Amazon listing performance and sentiment analysis that enabled teams to focus on listings most likely to grow, contributing to sales uplift in the millions.</w:t>
       </w:r>
     </w:p>
     <w:p>
@@ -344,7 +344,7 @@
           <w:rFonts w:ascii="Calibri" w:hAnsi="Calibri" w:eastAsia="Calibri"/>
           <w:sz w:val="19"/>
         </w:rPr>
-        <w:t>Co-defined Amazon 360 with EMEA commercial users: a dashboard for Amazon listing performance and sentiment analysis that enabled teams to focus on listings most likely to grow Amazon sales, contributing to a $5m uplift.</w:t>
+        <w:t>Co-defined Amazon 360 with EMEA commercial users: a dashboard for Amazon listing performance and sentiment analysis that enabled teams to focus on listings most likely to grow Amazon sales, contributing to uplift in the millions.</w:t>
       </w:r>
     </w:p>
     <w:p>

--- a/assets/files/Resume (William Amor).docx
+++ b/assets/files/Resume (William Amor).docx
@@ -96,7 +96,7 @@
           <w:rFonts w:ascii="Calibri" w:hAnsi="Calibri" w:eastAsia="Calibri"/>
           <w:sz w:val="19"/>
         </w:rPr>
-        <w:t>Principal Product Owner with 8 years across insurance, consumer health, and pharma. At Marsh, owning brokering operations products tracking $15bn+ in client premiums, with $2m in attributed revenue and product capabilities I built that enabled teams to identify $8m+ in new placement opportunities. Previously at Kenvue and Johnson &amp; Johnson - co-defined Amazon 360 with commercial users, contributing to sales uplift in the millions, and built an EMEA intelligent automation function with $800k CIO funding (2,800 hrs/year returned). Strongest where regulated delivery, commercial outcomes, and data-led prioritisation meet.</w:t>
+        <w:t>Principal Product Owner with 8 years across insurance, consumer health, and pharma. At Marsh, owning brokering operations products tracking $15bn+ in client premiums, with $2m in attributed revenue and product capabilities I built that enabled teams to identify $8m+ in new placement opportunities. Previously at Kenvue and Johnson &amp; Johnson - co-defined Amazon 360 with commercial users, contributing to sales uplift in the millions, and built an EMEA intelligent automation function with $800k CIO funding (2,800 hrs/year returned). Earlier at Pfizer in regulatory affairs and GSK in manufacturing. Strong in regulated environments.</w:t>
       </w:r>
     </w:p>
     <w:p>
@@ -166,7 +166,7 @@
           <w:rFonts w:ascii="Calibri" w:hAnsi="Calibri" w:eastAsia="Calibri"/>
           <w:sz w:val="19"/>
         </w:rPr>
-        <w:t>Built an EMEA early-talent programme at Johnson &amp; Johnson: defined the UK intake, won regional sponsorship from the Kenvue CIO, and recruited and line-managed 3 cohorts across the UK, Germany, and Dubai over 3 years.</w:t>
+        <w:t>Built an EMEA early-talent programme at Johnson &amp; Johnson: defined the UK intake, won regional sponsorship from the Kenvue EMEA CIO, and recruited and line-managed 3 cohorts across the UK, Germany, and Dubai over 3 years.</w:t>
       </w:r>
     </w:p>
     <w:p>
@@ -450,7 +450,7 @@
           <w:rFonts w:ascii="Calibri" w:hAnsi="Calibri" w:eastAsia="Calibri"/>
           <w:sz w:val="19"/>
         </w:rPr>
-        <w:t>Built an EMEA early-talent function: defined the UK programme, then pitched and won regional sponsorship from the Kenvue CIO with funding and hiring in the UK, Germany, and Dubai (3 cohorts over 3 years).</w:t>
+        <w:t>Built an EMEA early-talent function: defined the UK programme, then pitched and won regional sponsorship from the Kenvue EMEA CIO with funding and hiring in the UK, Germany, and Dubai (3 cohorts over 3 years).</w:t>
       </w:r>
     </w:p>
     <w:p>

--- a/assets/files/Resume (William Amor).docx
+++ b/assets/files/Resume (William Amor).docx
@@ -96,7 +96,7 @@
           <w:rFonts w:ascii="Calibri" w:hAnsi="Calibri" w:eastAsia="Calibri"/>
           <w:sz w:val="19"/>
         </w:rPr>
-        <w:t>Principal Product Owner with 8 years across insurance, consumer health, and pharma. At Marsh, owning brokering operations products tracking $15bn+ in client premiums, with $2m in attributed revenue and product capabilities I built that enabled teams to identify $8m+ in new placement opportunities. Previously at Kenvue and Johnson &amp; Johnson - co-defined Amazon 360 with commercial users, contributing to sales uplift in the millions, and built an EMEA intelligent automation function with $800k CIO funding (2,800 hrs/year returned). Earlier at Pfizer in regulatory affairs and GSK in manufacturing. Strong in regulated environments.</w:t>
+        <w:t>Principal Product Owner with 8 years in insurance, consumer health, and pharma. At Marsh I own brokering operations products that track $15bn+ in client premiums. Product work I led helped teams find $8m+ in new placement opportunities, with $2m in attributed revenue. Before that, Kenvue and Johnson &amp; Johnson: Amazon 360 with commercial users (sales uplift in the millions), and an EMEA automation function built from scratch with $800k CIO funding (2,800 hrs/year returned). Earlier roles at Pfizer in regulatory affairs and GSK in manufacturing. Used to delivering in heavily regulated environments.</w:t>
       </w:r>
     </w:p>
     <w:p>
@@ -124,7 +124,7 @@
           <w:rFonts w:ascii="Calibri" w:hAnsi="Calibri" w:eastAsia="Calibri"/>
           <w:sz w:val="19"/>
         </w:rPr>
-        <w:t>Built Marsh product functionality that enabled broker operations teams to identify $8m+ in new placement premium opportunities; $2m one-time revenue uplift attributed to outcomes teams delivered using the product.</w:t>
+        <w:t>At Marsh, built placement and commission insight features that helped broker operations find $8m+ in new premium opportunities, attributing a one-time $2m revenue uplift to work done with the product.</w:t>
       </w:r>
     </w:p>
     <w:p>
@@ -138,7 +138,7 @@
           <w:rFonts w:ascii="Calibri" w:hAnsi="Calibri" w:eastAsia="Calibri"/>
           <w:sz w:val="19"/>
         </w:rPr>
-        <w:t>Co-defined Amazon 360 with EMEA commercial users at Kenvue: a dashboard for Amazon listing performance and sentiment analysis that enabled teams to focus on listings most likely to grow, contributing to sales uplift in the millions.</w:t>
+        <w:t>At Kenvue, built Amazon 360 with EMEA commercial users: listing performance and sentiment in one place, so teams could prioritise the listings most likely to grow. Sales uplift in the millions.</w:t>
       </w:r>
     </w:p>
     <w:p>
@@ -152,7 +152,7 @@
           <w:rFonts w:ascii="Calibri" w:hAnsi="Calibri" w:eastAsia="Calibri"/>
           <w:sz w:val="19"/>
         </w:rPr>
-        <w:t>Built an EMEA intelligent automation function at Johnson &amp; Johnson from scratch with $800k CIO funding; 2,800 hours/year returned.</w:t>
+        <w:t>At Johnson &amp; Johnson, set up an EMEA automation function from scratch with $800k CIO funding. 2,800 hours/year returned.</w:t>
       </w:r>
     </w:p>
     <w:p>
@@ -166,7 +166,7 @@
           <w:rFonts w:ascii="Calibri" w:hAnsi="Calibri" w:eastAsia="Calibri"/>
           <w:sz w:val="19"/>
         </w:rPr>
-        <w:t>Built an EMEA early-talent programme at Johnson &amp; Johnson: defined the UK intake, won regional sponsorship from the Kenvue EMEA CIO, and recruited and line-managed 3 cohorts across the UK, Germany, and Dubai over 3 years.</w:t>
+        <w:t>Also at Johnson &amp; Johnson, set up an EMEA early-talent programme: UK intake first, then regional sponsorship from the Kenvue EMEA CIO. Recruited and line-managed 3 cohorts in the UK, Germany, and Dubai over 3 years.</w:t>
       </w:r>
     </w:p>
     <w:p>
@@ -220,7 +220,7 @@
           <w:rFonts w:ascii="Calibri" w:hAnsi="Calibri" w:eastAsia="Calibri"/>
           <w:sz w:val="19"/>
         </w:rPr>
-        <w:t>Own a portfolio of client-facing and internal products in a global brokering operations area tracking $15bn+ in client premiums; lead cross-functional squads of up to 25 engineers, analysts, and designers with MD and Partner stakeholders.</w:t>
+        <w:t>Own client-facing and internal products in global brokering operations tracking $15bn+ in premiums. Lead squads of up to 25 engineers, analysts, and designers, working with MD and Partner stakeholders.</w:t>
       </w:r>
     </w:p>
     <w:p>
@@ -237,7 +237,7 @@
           <w:rFonts w:ascii="Calibri" w:hAnsi="Calibri" w:eastAsia="Calibri"/>
           <w:sz w:val="19"/>
         </w:rPr>
-        <w:t>Built product functionality that enabled broker operations teams to identify $8m+ in new placement premium opportunities; Marsh attributes a one-time $2m revenue uplift to outcomes teams delivered using the product.</w:t>
+        <w:t>Built placement and commission insight features that helped broker operations find $8m+ in new premium opportunities, attributing a one-time $2m revenue uplift to outcomes delivered using the product.</w:t>
       </w:r>
     </w:p>
     <w:p>
@@ -254,7 +254,7 @@
           <w:rFonts w:ascii="Calibri" w:hAnsi="Calibri" w:eastAsia="Calibri"/>
           <w:sz w:val="19"/>
         </w:rPr>
-        <w:t>Designed and defined a new cross-sell feature (in late development): helps broker operations identify where Marsh can sell additional coverage classes to existing clients - estimated to unlock multiple millions in new business.</w:t>
+        <w:t>Defining a cross-sell feature now in late development: where Marsh can sell more coverage classes to existing clients. Expected value in the multiple millions.</w:t>
       </w:r>
     </w:p>
     <w:p>
@@ -271,7 +271,24 @@
           <w:rFonts w:ascii="Calibri" w:hAnsi="Calibri" w:eastAsia="Calibri"/>
           <w:sz w:val="19"/>
         </w:rPr>
-        <w:t>Set strategy, roadmaps, and OKRs with MD/Partner stakeholders; cut scope and re-allocated capacity when ROI did not justify the cost.</w:t>
+        <w:t>Set strategy, roadmaps, and OKRs with MD/Partner stakeholders. Cut scope and moved capacity when the ROI did not stack up.</w:t>
+      </w:r>
+    </w:p>
+    <w:p>
+      <w:pPr>
+        <w:pStyle w:val="ListBullet"/>
+        <w:keepNext/>
+        <w:keepLines/>
+        <w:widowControl/>
+        <w:spacing w:lineRule="auto" w:line="269" w:before="0" w:after="60"/>
+        <w:ind w:left="288" w:hanging="173"/>
+      </w:pPr>
+      <w:r>
+        <w:rPr>
+          <w:rFonts w:ascii="Calibri" w:hAnsi="Calibri" w:eastAsia="Calibri"/>
+          <w:sz w:val="19"/>
+        </w:rPr>
+        <w:t>Use Pendo for usage and engagement so roadmap calls are based on what people actually use. Own defect triage through to fix on shared infrastructure.</w:t>
       </w:r>
     </w:p>
     <w:p>
@@ -287,7 +304,7 @@
           <w:rFonts w:ascii="Calibri" w:hAnsi="Calibri" w:eastAsia="Calibri"/>
           <w:sz w:val="19"/>
         </w:rPr>
-        <w:t>Run usage and engagement tracking in Pendo to keep roadmap decisions evidence-led; own defect triage through to fix across shared infrastructure.</w:t>
+        <w:t>Prototype in Figma with broker operations users before we build.</w:t>
       </w:r>
     </w:p>
     <w:p>
@@ -327,7 +344,7 @@
           <w:rFonts w:ascii="Calibri" w:hAnsi="Calibri" w:eastAsia="Calibri"/>
           <w:sz w:val="19"/>
         </w:rPr>
-        <w:t>Owned an EMEA portfolio across digital, eCommerce, and marketing - vision, backlog, and delivery - partnering with a senior product manager on investment and squad capacity.</w:t>
+        <w:t>Owned an EMEA portfolio across digital, eCommerce, and marketing: vision, backlog, and delivery. Worked with a senior product manager on investment and squad capacity.</w:t>
       </w:r>
     </w:p>
     <w:p>
@@ -344,7 +361,7 @@
           <w:rFonts w:ascii="Calibri" w:hAnsi="Calibri" w:eastAsia="Calibri"/>
           <w:sz w:val="19"/>
         </w:rPr>
-        <w:t>Co-defined Amazon 360 with EMEA commercial users: a dashboard for Amazon listing performance and sentiment analysis that enabled teams to focus on listings most likely to grow Amazon sales, contributing to uplift in the millions.</w:t>
+        <w:t>Built Amazon 360 with EMEA commercial users: listing performance and sentiment so teams could focus on the listings most likely to grow. Uplift in the millions.</w:t>
       </w:r>
     </w:p>
     <w:p>
@@ -361,7 +378,7 @@
           <w:rFonts w:ascii="Calibri" w:hAnsi="Calibri" w:eastAsia="Calibri"/>
           <w:sz w:val="19"/>
         </w:rPr>
-        <w:t>Migrated digital, eCommerce, and marketing data onto Snowflake, consolidating the sources behind EMEA reporting; built SQL datasets to identify what data we could bring into products.</w:t>
+        <w:t>Moved digital, eCommerce, and marketing data onto Snowflake for EMEA reporting. Built SQL datasets to see what we could pull into products.</w:t>
       </w:r>
     </w:p>
     <w:p>
@@ -377,7 +394,7 @@
           <w:rFonts w:ascii="Calibri" w:hAnsi="Calibri" w:eastAsia="Calibri"/>
           <w:sz w:val="19"/>
         </w:rPr>
-        <w:t>Ran prioritisation and stakeholder reviews; cut scope when ROI did not justify the cost.</w:t>
+        <w:t>Ran prioritisation and stakeholder reviews. Dropped work when the ROI was not there.</w:t>
       </w:r>
     </w:p>
     <w:p>
@@ -417,7 +434,7 @@
           <w:rFonts w:ascii="Calibri" w:hAnsi="Calibri" w:eastAsia="Calibri"/>
           <w:sz w:val="19"/>
         </w:rPr>
-        <w:t>IT business partner for the ~$500m UK consumer health business: digital, data, commercial, and operational IT.</w:t>
+        <w:t>IT business partner for the ~$500m UK consumer health business across digital, data, commercial, and operational IT.</w:t>
       </w:r>
     </w:p>
     <w:p>
@@ -434,7 +451,24 @@
           <w:rFonts w:ascii="Calibri" w:hAnsi="Calibri" w:eastAsia="Calibri"/>
           <w:sz w:val="19"/>
         </w:rPr>
-        <w:t>Selected by the North America CIO to deliver new BI and automated ordering across LATAM/ASPAC with ~$1m P&amp;L impact; built the dashboard with a Cairo-based third-party group.</w:t>
+        <w:t>Picked by the North America CIO to deliver BI and automated ordering in LATAM/ASPAC (~$1m P&amp;L impact). Built the dashboard with a third-party team in Cairo.</w:t>
+      </w:r>
+    </w:p>
+    <w:p>
+      <w:pPr>
+        <w:pStyle w:val="ListBullet"/>
+        <w:keepNext/>
+        <w:keepLines/>
+        <w:widowControl/>
+        <w:spacing w:lineRule="auto" w:line="269" w:before="0" w:after="60"/>
+        <w:ind w:left="288" w:hanging="173"/>
+      </w:pPr>
+      <w:r>
+        <w:rPr>
+          <w:rFonts w:ascii="Calibri" w:hAnsi="Calibri" w:eastAsia="Calibri"/>
+          <w:sz w:val="19"/>
+        </w:rPr>
+        <w:t>Set up an EMEA early-talent programme: started in the UK, then won regional sponsorship from the Kenvue EMEA CIO with hiring in the UK, Germany, and Dubai (3 cohorts over 3 years).</w:t>
       </w:r>
     </w:p>
     <w:p>
@@ -450,7 +484,7 @@
           <w:rFonts w:ascii="Calibri" w:hAnsi="Calibri" w:eastAsia="Calibri"/>
           <w:sz w:val="19"/>
         </w:rPr>
-        <w:t>Built an EMEA early-talent function: defined the UK programme, then pitched and won regional sponsorship from the Kenvue EMEA CIO with funding and hiring in the UK, Germany, and Dubai (3 cohorts over 3 years).</w:t>
+        <w:t>Piloted a new e-learning platform: user workshops, RFP, and vendor evaluation.</w:t>
       </w:r>
     </w:p>
     <w:p>
@@ -491,7 +525,7 @@
           <w:rFonts w:ascii="Calibri" w:hAnsi="Calibri" w:eastAsia="Calibri"/>
           <w:sz w:val="19"/>
         </w:rPr>
-        <w:t>Built an EMEA intelligent automation function from scratch with $800k CIO funding across Power Platform, Alteryx, and UiPath; 2,800 hours/year returned, with year-on-year growth as the region's most successful automation team.</w:t>
+        <w:t>Built an EMEA automation function from scratch with $800k CIO funding (Power Platform, Alteryx, UiPath). 2,800 hours/year returned. Became the strongest automation team in the region year on year.</w:t>
       </w:r>
     </w:p>
     <w:p>
@@ -508,7 +542,7 @@
           <w:rFonts w:ascii="Calibri" w:hAnsi="Calibri" w:eastAsia="Calibri"/>
           <w:sz w:val="19"/>
         </w:rPr>
-        <w:t>Recruited and led a global development team in the UK, Egypt, Portugal, and Kosovo through discovery, design, testing, and delivery - process improvement and optimisation, including building in-house apps instead of off-the-shelf vendor solutions; six-figure savings across EMEA.</w:t>
+        <w:t>Recruited and led developers in the UK, Egypt, Portugal, and Kosovo. Focused on process improvement and building in-house apps instead of buying off-the-shelf tools. Six-figure savings across EMEA.</w:t>
       </w:r>
     </w:p>
     <w:p>
@@ -525,7 +559,7 @@
           <w:rFonts w:ascii="Calibri" w:hAnsi="Calibri" w:eastAsia="Calibri"/>
           <w:sz w:val="19"/>
         </w:rPr>
-        <w:t>Set up the team operating model - intake, governance, prioritisation, delivery pipeline; line-managed developers and interns through onboarding, objectives, and development.</w:t>
+        <w:t>Set up intake, governance, prioritisation, and delivery. Line-managed developers and interns.</w:t>
       </w:r>
     </w:p>
     <w:p>
@@ -541,7 +575,7 @@
           <w:rFonts w:ascii="Calibri" w:hAnsi="Calibri" w:eastAsia="Calibri"/>
           <w:sz w:val="19"/>
         </w:rPr>
-        <w:t>Led full compliance review with internal infosec and Microsoft for Power Automate Desktop, unlocking citizen-developer capability across the company.</w:t>
+        <w:t>Ran the compliance review with infosec and Microsoft for Power Automate Desktop, which opened up citizen development across the company.</w:t>
       </w:r>
     </w:p>
     <w:p>
@@ -581,7 +615,7 @@
           <w:rFonts w:ascii="Calibri" w:hAnsi="Calibri" w:eastAsia="Calibri"/>
           <w:sz w:val="19"/>
         </w:rPr>
-        <w:t>Business analyst and project administrator (BA/PA) on a new Pega platform for global regulatory interactions with health authorities - not in production when I joined. Defined requirements with the digital delivery team and worked with implementation teams through build, UAT, and regulated release. The platform was later used to track interactions for Comirnaty (COVID-19 vaccine).</w:t>
+        <w:t>BA/PA on a new Pega platform for global regulatory interactions with health authorities. It was not live when I joined. Wrote requirements with the digital delivery team and worked with implementers through build, UAT, and regulated release. Later used to track interactions for Comirnaty (COVID-19 vaccine).</w:t>
       </w:r>
     </w:p>
     <w:p>
@@ -598,7 +632,24 @@
           <w:rFonts w:ascii="Calibri" w:hAnsi="Calibri" w:eastAsia="Calibri"/>
           <w:sz w:val="19"/>
         </w:rPr>
-        <w:t>Authored clinical and medical process documentation to FDA, EMA, and MHRA compliant standards.</w:t>
+        <w:t>Wrote clinical and medical process documentation to FDA, EMA, and MHRA compliant standards.</w:t>
+      </w:r>
+    </w:p>
+    <w:p>
+      <w:pPr>
+        <w:pStyle w:val="ListBullet"/>
+        <w:keepNext/>
+        <w:keepLines/>
+        <w:widowControl/>
+        <w:spacing w:lineRule="auto" w:line="269" w:before="0" w:after="60"/>
+        <w:ind w:left="288" w:hanging="173"/>
+      </w:pPr>
+      <w:r>
+        <w:rPr>
+          <w:rFonts w:ascii="Calibri" w:hAnsi="Calibri" w:eastAsia="Calibri"/>
+          <w:sz w:val="19"/>
+        </w:rPr>
+        <w:t>Owned change control and audit trail for regulated software releases.</w:t>
       </w:r>
     </w:p>
     <w:p>
@@ -614,7 +665,7 @@
           <w:rFonts w:ascii="Calibri" w:hAnsi="Calibri" w:eastAsia="Calibri"/>
           <w:sz w:val="19"/>
         </w:rPr>
-        <w:t>Managed change control and audit traceability for heavily regulated software releases.</w:t>
+        <w:t>Ran training and demos on the new Microsoft 365 workplace across a 120,000-person organisation.</w:t>
       </w:r>
     </w:p>
     <w:p>
@@ -654,7 +705,7 @@
           <w:rFonts w:ascii="Calibri" w:hAnsi="Calibri" w:eastAsia="Calibri"/>
           <w:sz w:val="19"/>
         </w:rPr>
-        <w:t>Defined requirements for a global RPA solution to monitor stock thresholds and auto-order parts to keep medicine supply running for patients - the manufacturing IT team's first global automation initiative; did not reach go-live due to reorganisation.</w:t>
+        <w:t>Defined requirements for a global RPA tool to monitor stock thresholds and auto-order parts for medicine supply. First global automation initiative in manufacturing IT. Did not go live after a reorganisation.</w:t>
       </w:r>
     </w:p>
     <w:p>
@@ -671,7 +722,7 @@
           <w:rFonts w:ascii="Calibri" w:hAnsi="Calibri" w:eastAsia="Calibri"/>
           <w:sz w:val="19"/>
         </w:rPr>
-        <w:t>Moved GxP pharma manufacturing sites globally (all continents) from paper to paperless calibration software for production machinery: fewer defect opportunities, safer medicine supply, and digital records.</w:t>
+        <w:t>Took GxP manufacturing sites worldwide from paper to paperless calibration for production machinery: fewer defects, safer supply, digital records.</w:t>
       </w:r>
     </w:p>
     <w:p>
@@ -687,7 +738,7 @@
           <w:rFonts w:ascii="Calibri" w:hAnsi="Calibri" w:eastAsia="Calibri"/>
           <w:sz w:val="19"/>
         </w:rPr>
-        <w:t>Retained part-time through final year of university (20 hrs/week) - only person from the intern cohort kept on after the placement year.</w:t>
+        <w:t>Kept on part-time through final year (20 hrs/week). Only person from that intern cohort retained after the placement year.</w:t>
       </w:r>
     </w:p>
     <w:p>
@@ -741,7 +792,7 @@
           <w:rFonts w:ascii="Calibri" w:hAnsi="Calibri" w:eastAsia="Calibri"/>
           <w:sz w:val="19"/>
         </w:rPr>
-        <w:t>Year in Industry at GSK as part of the degree; extended into final year as a 20 hrs/week part-time placement, balancing degree work with GSK commitments throughout. Awarded First Class Honours, the highest grade for the degree.</w:t>
+        <w:t>Year in Industry at GSK, then kept on part-time (20 hrs/week) through final year. Graduated with First Class Honours.</w:t>
       </w:r>
     </w:p>
     <w:p>
@@ -757,7 +808,7 @@
           <w:rFonts w:ascii="Calibri" w:hAnsi="Calibri" w:eastAsia="Calibri"/>
           <w:sz w:val="19"/>
         </w:rPr>
-        <w:t>Dissertation: "The disruption and emergence of FinTech" - awarded a First Class grade.</w:t>
+        <w:t>Dissertation on FinTech ("The disruption and emergence of FinTech"), First Class.</w:t>
       </w:r>
     </w:p>
     <w:p>
@@ -788,7 +839,7 @@
           <w:rFonts w:ascii="Calibri" w:hAnsi="Calibri" w:eastAsia="Calibri"/>
           <w:sz w:val="19"/>
         </w:rPr>
-        <w:t>SAFe 5 Agilist - Scaled Agile Framework certification.</w:t>
+        <w:t>SAFe 5 Agilist</w:t>
       </w:r>
     </w:p>
     <w:p>
@@ -804,7 +855,7 @@
           <w:rFonts w:ascii="Calibri" w:hAnsi="Calibri" w:eastAsia="Calibri"/>
           <w:sz w:val="19"/>
         </w:rPr>
-        <w:t>ITIL v3 - Service management foundation.</w:t>
+        <w:t>ITIL v3</w:t>
       </w:r>
     </w:p>
     <w:p>

--- a/assets/files/Resume (William Amor).docx
+++ b/assets/files/Resume (William Amor).docx
@@ -304,7 +304,7 @@
           <w:rFonts w:ascii="Calibri" w:hAnsi="Calibri" w:eastAsia="Calibri"/>
           <w:sz w:val="19"/>
         </w:rPr>
-        <w:t>Prototype in Figma with broker operations users before we build.</w:t>
+        <w:t>Use Figma Make (Figma's AI) to rapid-prototype and take feedback live with clients and internal users on calls before we build.</w:t>
       </w:r>
     </w:p>
     <w:p>
@@ -559,6 +559,23 @@
           <w:rFonts w:ascii="Calibri" w:hAnsi="Calibri" w:eastAsia="Calibri"/>
           <w:sz w:val="19"/>
         </w:rPr>
+        <w:t>Supported the deployment and ongoing support of Veeva PromoMats for regulated promotional content workflows.</w:t>
+      </w:r>
+    </w:p>
+    <w:p>
+      <w:pPr>
+        <w:pStyle w:val="ListBullet"/>
+        <w:keepNext/>
+        <w:keepLines/>
+        <w:widowControl/>
+        <w:spacing w:lineRule="auto" w:line="269" w:before="0" w:after="60"/>
+        <w:ind w:left="288" w:hanging="173"/>
+      </w:pPr>
+      <w:r>
+        <w:rPr>
+          <w:rFonts w:ascii="Calibri" w:hAnsi="Calibri" w:eastAsia="Calibri"/>
+          <w:sz w:val="19"/>
+        </w:rPr>
         <w:t>Set up intake, governance, prioritisation, and delivery. Line-managed developers and interns.</w:t>
       </w:r>
     </w:p>
@@ -722,7 +739,7 @@
           <w:rFonts w:ascii="Calibri" w:hAnsi="Calibri" w:eastAsia="Calibri"/>
           <w:sz w:val="19"/>
         </w:rPr>
-        <w:t>Took GxP manufacturing sites worldwide from paper to paperless calibration for production machinery: fewer defects, safer supply, digital records.</w:t>
+        <w:t>Took GxP manufacturing sites worldwide from paper to paperless calibration for production machinery using Beamex Paperless Calibration Management (PCM): fewer defects, safer supply, digital records.</w:t>
       </w:r>
     </w:p>
     <w:p>
@@ -892,7 +909,7 @@
           <w:rFonts w:ascii="Calibri" w:hAnsi="Calibri" w:eastAsia="Calibri"/>
           <w:sz w:val="19"/>
         </w:rPr>
-        <w:t>Agile, Change control, Confluence, Discovery, Figma, ITIL, Jira, OKRs, Pendo, Regulated delivery, SAFe, UAT</w:t>
+        <w:t>Agile, Change control, Confluence, Discovery, Figma, Figma Make, ITIL, Jira, OKRs, Pendo, Regulated delivery, SAFe, UAT</w:t>
       </w:r>
     </w:p>
     <w:p>
@@ -938,7 +955,7 @@
           <w:rFonts w:ascii="Calibri" w:hAnsi="Calibri" w:eastAsia="Calibri"/>
           <w:sz w:val="19"/>
         </w:rPr>
-        <w:t>Alteryx, Automation Anywhere, Power Platform, RPA, UiPath</w:t>
+        <w:t>Alteryx, Automation Anywhere, Power Platform, RPA, UiPath, Veeva</w:t>
       </w:r>
     </w:p>
     <w:p>
@@ -960,7 +977,7 @@
           <w:rFonts w:ascii="Calibri" w:hAnsi="Calibri" w:eastAsia="Calibri"/>
           <w:sz w:val="19"/>
         </w:rPr>
-        <w:t>AWS, Microsoft 365, MUI, Pega, React</w:t>
+        <w:t>AWS, Beamex PCM, Microsoft 365, MUI, Pega, React</w:t>
       </w:r>
     </w:p>
     <w:sectPr>

--- a/assets/files/Resume (William Amor).docx
+++ b/assets/files/Resume (William Amor).docx
@@ -722,7 +722,7 @@
           <w:rFonts w:ascii="Calibri" w:hAnsi="Calibri" w:eastAsia="Calibri"/>
           <w:sz w:val="19"/>
         </w:rPr>
-        <w:t>Defined requirements for a global RPA tool to monitor stock thresholds and auto-order parts for medicine supply. First global automation initiative in manufacturing IT. Did not go live after a reorganisation.</w:t>
+        <w:t>Reported to the Director of Engineering Services. Led a multi-million-pound BI programme for overall equipment effectiveness (OEE): built business cases for global manufacturing sites, secured approval from the senior project approval board (director/VP), and coordinated a team of six to deploy across LATAM and EMEA.</w:t>
       </w:r>
     </w:p>
     <w:p>
@@ -745,6 +745,57 @@
     <w:p>
       <w:pPr>
         <w:pStyle w:val="ListBullet"/>
+        <w:keepNext/>
+        <w:keepLines/>
+        <w:widowControl/>
+        <w:spacing w:lineRule="auto" w:line="269" w:before="0" w:after="60"/>
+        <w:ind w:left="288" w:hanging="173"/>
+      </w:pPr>
+      <w:r>
+        <w:rPr>
+          <w:rFonts w:ascii="Calibri" w:hAnsi="Calibri" w:eastAsia="Calibri"/>
+          <w:sz w:val="19"/>
+        </w:rPr>
+        <w:t>Tested a COTS solution for data integrity and fit to business needs and pharma regulations (MHRA, FDA, and others). Wrote and ran UAT packs and raised defects with application support.</w:t>
+      </w:r>
+    </w:p>
+    <w:p>
+      <w:pPr>
+        <w:pStyle w:val="ListBullet"/>
+        <w:keepNext/>
+        <w:keepLines/>
+        <w:widowControl/>
+        <w:spacing w:lineRule="auto" w:line="269" w:before="0" w:after="60"/>
+        <w:ind w:left="288" w:hanging="173"/>
+      </w:pPr>
+      <w:r>
+        <w:rPr>
+          <w:rFonts w:ascii="Calibri" w:hAnsi="Calibri" w:eastAsia="Calibri"/>
+          <w:sz w:val="19"/>
+        </w:rPr>
+        <w:t>Ran usability surveys on a plant maintenance application against other GSK tools, then presented gaps and recommendations to senior leadership.</w:t>
+      </w:r>
+    </w:p>
+    <w:p>
+      <w:pPr>
+        <w:pStyle w:val="ListBullet"/>
+        <w:keepNext/>
+        <w:keepLines/>
+        <w:widowControl/>
+        <w:spacing w:lineRule="auto" w:line="269" w:before="0" w:after="60"/>
+        <w:ind w:left="288" w:hanging="173"/>
+      </w:pPr>
+      <w:r>
+        <w:rPr>
+          <w:rFonts w:ascii="Calibri" w:hAnsi="Calibri" w:eastAsia="Calibri"/>
+          <w:sz w:val="19"/>
+        </w:rPr>
+        <w:t>Defined requirements for a global RPA tool to monitor stock thresholds and auto-order parts for medicine supply. First global automation initiative in manufacturing IT. Did not go live after a reorganisation.</w:t>
+      </w:r>
+    </w:p>
+    <w:p>
+      <w:pPr>
+        <w:pStyle w:val="ListBullet"/>
         <w:keepLines/>
         <w:widowControl/>
         <w:spacing w:lineRule="auto" w:line="269" w:before="0" w:after="100"/>
@@ -755,7 +806,7 @@
           <w:rFonts w:ascii="Calibri" w:hAnsi="Calibri" w:eastAsia="Calibri"/>
           <w:sz w:val="19"/>
         </w:rPr>
-        <w:t>Kept on part-time through final year (20 hrs/week). Only person from that intern cohort retained after the placement year.</w:t>
+        <w:t>Worked with teams in the US, Ireland, Poland, India, Egypt, and Saudi Arabia. Hosted early-talent public speaking and presentation sessions. Kept on part-time through final year (20 hrs/week); only person from that intern cohort retained.</w:t>
       </w:r>
     </w:p>
     <w:p>

--- a/assets/files/Resume (William Amor).docx
+++ b/assets/files/Resume (William Amor).docx
@@ -260,40 +260,6 @@
     <w:p>
       <w:pPr>
         <w:pStyle w:val="ListBullet"/>
-        <w:keepNext/>
-        <w:keepLines/>
-        <w:widowControl/>
-        <w:spacing w:lineRule="auto" w:line="269" w:before="0" w:after="60"/>
-        <w:ind w:left="288" w:hanging="173"/>
-      </w:pPr>
-      <w:r>
-        <w:rPr>
-          <w:rFonts w:ascii="Calibri" w:hAnsi="Calibri" w:eastAsia="Calibri"/>
-          <w:sz w:val="19"/>
-        </w:rPr>
-        <w:t>Set strategy, roadmaps, and OKRs with MD/Partner stakeholders. Cut scope and moved capacity when the ROI did not stack up.</w:t>
-      </w:r>
-    </w:p>
-    <w:p>
-      <w:pPr>
-        <w:pStyle w:val="ListBullet"/>
-        <w:keepNext/>
-        <w:keepLines/>
-        <w:widowControl/>
-        <w:spacing w:lineRule="auto" w:line="269" w:before="0" w:after="60"/>
-        <w:ind w:left="288" w:hanging="173"/>
-      </w:pPr>
-      <w:r>
-        <w:rPr>
-          <w:rFonts w:ascii="Calibri" w:hAnsi="Calibri" w:eastAsia="Calibri"/>
-          <w:sz w:val="19"/>
-        </w:rPr>
-        <w:t>Use Pendo for usage and engagement so roadmap calls are based on what people actually use. Own defect triage through to fix on shared infrastructure.</w:t>
-      </w:r>
-    </w:p>
-    <w:p>
-      <w:pPr>
-        <w:pStyle w:val="ListBullet"/>
         <w:keepLines/>
         <w:widowControl/>
         <w:spacing w:lineRule="auto" w:line="269" w:before="0" w:after="100"/>
@@ -304,7 +270,7 @@
           <w:rFonts w:ascii="Calibri" w:hAnsi="Calibri" w:eastAsia="Calibri"/>
           <w:sz w:val="19"/>
         </w:rPr>
-        <w:t>Use Figma Make (Figma's AI) to rapid-prototype and take feedback live with clients and internal users on calls before we build.</w:t>
+        <w:t>Set strategy, roadmaps, and OKRs with MD/Partner stakeholders. Cut scope and moved capacity when the ROI did not stack up.</w:t>
       </w:r>
     </w:p>
     <w:p>
@@ -367,23 +333,6 @@
     <w:p>
       <w:pPr>
         <w:pStyle w:val="ListBullet"/>
-        <w:keepNext/>
-        <w:keepLines/>
-        <w:widowControl/>
-        <w:spacing w:lineRule="auto" w:line="269" w:before="0" w:after="60"/>
-        <w:ind w:left="288" w:hanging="173"/>
-      </w:pPr>
-      <w:r>
-        <w:rPr>
-          <w:rFonts w:ascii="Calibri" w:hAnsi="Calibri" w:eastAsia="Calibri"/>
-          <w:sz w:val="19"/>
-        </w:rPr>
-        <w:t>Moved digital, eCommerce, and marketing data onto Snowflake for EMEA reporting. Built SQL datasets to see what we could pull into products.</w:t>
-      </w:r>
-    </w:p>
-    <w:p>
-      <w:pPr>
-        <w:pStyle w:val="ListBullet"/>
         <w:keepLines/>
         <w:widowControl/>
         <w:spacing w:lineRule="auto" w:line="269" w:before="0" w:after="100"/>
@@ -394,7 +343,7 @@
           <w:rFonts w:ascii="Calibri" w:hAnsi="Calibri" w:eastAsia="Calibri"/>
           <w:sz w:val="19"/>
         </w:rPr>
-        <w:t>Ran prioritisation and stakeholder reviews. Dropped work when the ROI was not there.</w:t>
+        <w:t>Moved digital, eCommerce, and marketing data onto Snowflake for EMEA reporting. Built SQL datasets to see what we could pull into products.</w:t>
       </w:r>
     </w:p>
     <w:p>
@@ -451,7 +400,7 @@
           <w:rFonts w:ascii="Calibri" w:hAnsi="Calibri" w:eastAsia="Calibri"/>
           <w:sz w:val="19"/>
         </w:rPr>
-        <w:t>Picked by the North America CIO to deliver BI and automated ordering in LATAM/ASPAC (~$1m P&amp;L impact). Built the dashboard with a third-party team in Cairo.</w:t>
+        <w:t>Product Owner for a new product development (NPD) app used by marketing and commercial teams to track new products from R&amp;D through to market.</w:t>
       </w:r>
     </w:p>
     <w:p>
@@ -468,7 +417,24 @@
           <w:rFonts w:ascii="Calibri" w:hAnsi="Calibri" w:eastAsia="Calibri"/>
           <w:sz w:val="19"/>
         </w:rPr>
-        <w:t>Set up an EMEA early-talent programme: started in the UK, then won regional sponsorship from the Kenvue EMEA CIO with hiring in the UK, Germany, and Dubai (3 cohorts over 3 years).</w:t>
+        <w:t>Ran a business pilot of eloomi as a new learning management platform: user workshops, RFP, and vendor evaluation.</w:t>
+      </w:r>
+    </w:p>
+    <w:p>
+      <w:pPr>
+        <w:pStyle w:val="ListBullet"/>
+        <w:keepNext/>
+        <w:keepLines/>
+        <w:widowControl/>
+        <w:spacing w:lineRule="auto" w:line="269" w:before="0" w:after="60"/>
+        <w:ind w:left="288" w:hanging="173"/>
+      </w:pPr>
+      <w:r>
+        <w:rPr>
+          <w:rFonts w:ascii="Calibri" w:hAnsi="Calibri" w:eastAsia="Calibri"/>
+          <w:sz w:val="19"/>
+        </w:rPr>
+        <w:t>Picked by the North America CIO to deliver BI and automated ordering in LATAM/ASPAC (~$1m P&amp;L impact). Built the dashboard with a third-party team in Cairo.</w:t>
       </w:r>
     </w:p>
     <w:p>
@@ -484,7 +450,7 @@
           <w:rFonts w:ascii="Calibri" w:hAnsi="Calibri" w:eastAsia="Calibri"/>
           <w:sz w:val="19"/>
         </w:rPr>
-        <w:t>Piloted a new e-learning platform: user workshops, RFP, and vendor evaluation.</w:t>
+        <w:t>Set up an EMEA early-talent programme: started in the UK, then won regional sponsorship from the Kenvue EMEA CIO with hiring in the UK, Germany, and Dubai (3 cohorts over 3 years).</w:t>
       </w:r>
     </w:p>
     <w:p>
@@ -548,40 +514,6 @@
     <w:p>
       <w:pPr>
         <w:pStyle w:val="ListBullet"/>
-        <w:keepNext/>
-        <w:keepLines/>
-        <w:widowControl/>
-        <w:spacing w:lineRule="auto" w:line="269" w:before="0" w:after="60"/>
-        <w:ind w:left="288" w:hanging="173"/>
-      </w:pPr>
-      <w:r>
-        <w:rPr>
-          <w:rFonts w:ascii="Calibri" w:hAnsi="Calibri" w:eastAsia="Calibri"/>
-          <w:sz w:val="19"/>
-        </w:rPr>
-        <w:t>Supported the deployment and ongoing support of Veeva PromoMats for regulated promotional content workflows.</w:t>
-      </w:r>
-    </w:p>
-    <w:p>
-      <w:pPr>
-        <w:pStyle w:val="ListBullet"/>
-        <w:keepNext/>
-        <w:keepLines/>
-        <w:widowControl/>
-        <w:spacing w:lineRule="auto" w:line="269" w:before="0" w:after="60"/>
-        <w:ind w:left="288" w:hanging="173"/>
-      </w:pPr>
-      <w:r>
-        <w:rPr>
-          <w:rFonts w:ascii="Calibri" w:hAnsi="Calibri" w:eastAsia="Calibri"/>
-          <w:sz w:val="19"/>
-        </w:rPr>
-        <w:t>Set up intake, governance, prioritisation, and delivery. Line-managed developers and interns.</w:t>
-      </w:r>
-    </w:p>
-    <w:p>
-      <w:pPr>
-        <w:pStyle w:val="ListBullet"/>
         <w:keepLines/>
         <w:widowControl/>
         <w:spacing w:lineRule="auto" w:line="269" w:before="0" w:after="100"/>
@@ -592,7 +524,7 @@
           <w:rFonts w:ascii="Calibri" w:hAnsi="Calibri" w:eastAsia="Calibri"/>
           <w:sz w:val="19"/>
         </w:rPr>
-        <w:t>Ran the compliance review with infosec and Microsoft for Power Automate Desktop, which opened up citizen development across the company.</w:t>
+        <w:t>Supported the deployment and ongoing support of Veeva PromoMats for regulated promotional content workflows.</w:t>
       </w:r>
     </w:p>
     <w:p>
@@ -655,23 +587,6 @@
     <w:p>
       <w:pPr>
         <w:pStyle w:val="ListBullet"/>
-        <w:keepNext/>
-        <w:keepLines/>
-        <w:widowControl/>
-        <w:spacing w:lineRule="auto" w:line="269" w:before="0" w:after="60"/>
-        <w:ind w:left="288" w:hanging="173"/>
-      </w:pPr>
-      <w:r>
-        <w:rPr>
-          <w:rFonts w:ascii="Calibri" w:hAnsi="Calibri" w:eastAsia="Calibri"/>
-          <w:sz w:val="19"/>
-        </w:rPr>
-        <w:t>Owned change control and audit trail for regulated software releases.</w:t>
-      </w:r>
-    </w:p>
-    <w:p>
-      <w:pPr>
-        <w:pStyle w:val="ListBullet"/>
         <w:keepLines/>
         <w:widowControl/>
         <w:spacing w:lineRule="auto" w:line="269" w:before="0" w:after="100"/>
@@ -682,7 +597,7 @@
           <w:rFonts w:ascii="Calibri" w:hAnsi="Calibri" w:eastAsia="Calibri"/>
           <w:sz w:val="19"/>
         </w:rPr>
-        <w:t>Ran training and demos on the new Microsoft 365 workplace across a 120,000-person organisation.</w:t>
+        <w:t>Owned change control and audit trail for regulated software releases.</w:t>
       </w:r>
     </w:p>
     <w:p>
@@ -745,57 +660,6 @@
     <w:p>
       <w:pPr>
         <w:pStyle w:val="ListBullet"/>
-        <w:keepNext/>
-        <w:keepLines/>
-        <w:widowControl/>
-        <w:spacing w:lineRule="auto" w:line="269" w:before="0" w:after="60"/>
-        <w:ind w:left="288" w:hanging="173"/>
-      </w:pPr>
-      <w:r>
-        <w:rPr>
-          <w:rFonts w:ascii="Calibri" w:hAnsi="Calibri" w:eastAsia="Calibri"/>
-          <w:sz w:val="19"/>
-        </w:rPr>
-        <w:t>Tested a COTS solution for data integrity and fit to business needs and pharma regulations (MHRA, FDA, and others). Wrote and ran UAT packs and raised defects with application support.</w:t>
-      </w:r>
-    </w:p>
-    <w:p>
-      <w:pPr>
-        <w:pStyle w:val="ListBullet"/>
-        <w:keepNext/>
-        <w:keepLines/>
-        <w:widowControl/>
-        <w:spacing w:lineRule="auto" w:line="269" w:before="0" w:after="60"/>
-        <w:ind w:left="288" w:hanging="173"/>
-      </w:pPr>
-      <w:r>
-        <w:rPr>
-          <w:rFonts w:ascii="Calibri" w:hAnsi="Calibri" w:eastAsia="Calibri"/>
-          <w:sz w:val="19"/>
-        </w:rPr>
-        <w:t>Ran usability surveys on a plant maintenance application against other GSK tools, then presented gaps and recommendations to senior leadership.</w:t>
-      </w:r>
-    </w:p>
-    <w:p>
-      <w:pPr>
-        <w:pStyle w:val="ListBullet"/>
-        <w:keepNext/>
-        <w:keepLines/>
-        <w:widowControl/>
-        <w:spacing w:lineRule="auto" w:line="269" w:before="0" w:after="60"/>
-        <w:ind w:left="288" w:hanging="173"/>
-      </w:pPr>
-      <w:r>
-        <w:rPr>
-          <w:rFonts w:ascii="Calibri" w:hAnsi="Calibri" w:eastAsia="Calibri"/>
-          <w:sz w:val="19"/>
-        </w:rPr>
-        <w:t>Defined requirements for a global RPA tool to monitor stock thresholds and auto-order parts for medicine supply. First global automation initiative in manufacturing IT. Did not go live after a reorganisation.</w:t>
-      </w:r>
-    </w:p>
-    <w:p>
-      <w:pPr>
-        <w:pStyle w:val="ListBullet"/>
         <w:keepLines/>
         <w:widowControl/>
         <w:spacing w:lineRule="auto" w:line="269" w:before="0" w:after="100"/>
@@ -806,7 +670,7 @@
           <w:rFonts w:ascii="Calibri" w:hAnsi="Calibri" w:eastAsia="Calibri"/>
           <w:sz w:val="19"/>
         </w:rPr>
-        <w:t>Worked with teams in the US, Ireland, Poland, India, Egypt, and Saudi Arabia. Hosted early-talent public speaking and presentation sessions. Kept on part-time through final year (20 hrs/week); only person from that intern cohort retained.</w:t>
+        <w:t>Tested a COTS solution for data integrity and fit to business needs and pharma regulations (MHRA, FDA, and others). Wrote and ran UAT packs and raised defects with application support.</w:t>
       </w:r>
     </w:p>
     <w:p>

--- a/assets/files/Resume (William Amor).docx
+++ b/assets/files/Resume (William Amor).docx
@@ -508,7 +508,7 @@
           <w:rFonts w:ascii="Calibri" w:hAnsi="Calibri" w:eastAsia="Calibri"/>
           <w:sz w:val="19"/>
         </w:rPr>
-        <w:t>Recruited and led developers in the UK, Egypt, Portugal, and Kosovo. Focused on process improvement and building in-house apps instead of buying off-the-shelf tools. Six-figure savings across EMEA.</w:t>
+        <w:t>Recruited and led developers in the UK, Egypt, Portugal, and Kosovo. Focused on process improvement and building in-house apps instead of buying off-the-shelf tools.</w:t>
       </w:r>
     </w:p>
     <w:p>
@@ -564,7 +564,7 @@
           <w:rFonts w:ascii="Calibri" w:hAnsi="Calibri" w:eastAsia="Calibri"/>
           <w:sz w:val="19"/>
         </w:rPr>
-        <w:t>BA/PA on a new Pega platform for global regulatory interactions with health authorities. It was not live when I joined. Wrote requirements with the digital delivery team and worked with implementers through build, UAT, and regulated release. Later used to track interactions for Comirnaty (COVID-19 vaccine).</w:t>
+        <w:t>Business Analyst / Project Coordinator role on the new Pega platform for global regulatory interactions with health authorities. It was not live when I joined. Wrote requirements with the digital delivery team and worked with implementers through build, UAT, and regulated release. Later used to track interactions for Comirnaty (COVID-19 vaccine).</w:t>
       </w:r>
     </w:p>
     <w:p>

--- a/assets/files/Resume (William Amor).docx
+++ b/assets/files/Resume (William Amor).docx
@@ -4,35 +4,57 @@
   <w:body>
     <w:p>
       <w:pPr>
-        <w:spacing w:lineRule="auto" w:line="269" w:before="0" w:after="40"/>
+        <w:spacing w:lineRule="auto" w:line="240" w:before="0" w:after="30"/>
         <w:jc w:val="center"/>
       </w:pPr>
       <w:r>
         <w:rPr>
           <w:rFonts w:ascii="Calibri" w:hAnsi="Calibri" w:eastAsia="Calibri"/>
           <w:b/>
-          <w:sz w:val="38"/>
+          <w:sz w:val="40"/>
         </w:rPr>
         <w:t>William Amor</w:t>
       </w:r>
     </w:p>
     <w:p>
       <w:pPr>
-        <w:spacing w:lineRule="auto" w:line="269" w:before="0" w:after="200"/>
+        <w:spacing w:lineRule="auto" w:line="240" w:before="0" w:after="130"/>
         <w:jc w:val="center"/>
       </w:pPr>
       <w:r>
         <w:rPr>
           <w:rFonts w:ascii="Calibri" w:hAnsi="Calibri"/>
-          <w:sz w:val="20"/>
+          <w:sz w:val="18"/>
         </w:rPr>
-        <w:t xml:space="preserve">Principal Product Owner  |  London, UK  |  </w:t>
+        <w:t>Principal, Product Owner</w:t>
+      </w:r>
+      <w:r>
+        <w:rPr>
+          <w:rFonts w:ascii="Calibri" w:hAnsi="Calibri"/>
+          <w:sz w:val="18"/>
+        </w:rPr>
+        <w:t xml:space="preserve">  |  </w:t>
+      </w:r>
+      <w:r>
+        <w:rPr>
+          <w:rFonts w:ascii="Calibri" w:hAnsi="Calibri"/>
+          <w:sz w:val="18"/>
+        </w:rPr>
+        <w:t>London, UK</w:t>
+      </w:r>
+      <w:r>
+        <w:rPr>
+          <w:rFonts w:ascii="Calibri" w:hAnsi="Calibri"/>
+          <w:sz w:val="18"/>
+        </w:rPr>
+        <w:t xml:space="preserve">  |  </w:t>
       </w:r>
       <w:hyperlink r:id="rId9">
         <w:r>
           <w:rPr>
-            <w:color w:val="000000"/>
-            <w:sz w:val="20"/>
+            <w:color w:val="0563C1"/>
+            <w:u w:val="single"/>
+            <w:sz w:val="18"/>
             <w:rFonts w:ascii="Calibri" w:hAnsi="Calibri"/>
           </w:rPr>
           <w:t>message@william-amor.info</w:t>
@@ -41,74 +63,96 @@
       <w:r>
         <w:rPr>
           <w:rFonts w:ascii="Calibri" w:hAnsi="Calibri"/>
-          <w:sz w:val="20"/>
+          <w:sz w:val="18"/>
         </w:rPr>
         <w:t xml:space="preserve">  |  </w:t>
       </w:r>
       <w:hyperlink r:id="rId10">
         <w:r>
           <w:rPr>
-            <w:color w:val="000000"/>
-            <w:sz w:val="20"/>
+            <w:color w:val="0563C1"/>
+            <w:u w:val="single"/>
+            <w:sz w:val="18"/>
             <w:rFonts w:ascii="Calibri" w:hAnsi="Calibri"/>
           </w:rPr>
-          <w:t>linkedin.com/in/willamor</w:t>
+          <w:t>https://linkedin.com/in/willamor</w:t>
         </w:r>
       </w:hyperlink>
       <w:r>
         <w:rPr>
           <w:rFonts w:ascii="Calibri" w:hAnsi="Calibri"/>
-          <w:sz w:val="20"/>
+          <w:sz w:val="18"/>
         </w:rPr>
         <w:t xml:space="preserve">  |  </w:t>
       </w:r>
       <w:hyperlink r:id="rId11">
         <w:r>
           <w:rPr>
-            <w:color w:val="000000"/>
-            <w:sz w:val="20"/>
+            <w:color w:val="0563C1"/>
+            <w:u w:val="single"/>
+            <w:sz w:val="18"/>
             <w:rFonts w:ascii="Calibri" w:hAnsi="Calibri"/>
           </w:rPr>
-          <w:t>william-amor.info</w:t>
+          <w:t>https://william-amor.info</w:t>
         </w:r>
       </w:hyperlink>
     </w:p>
     <w:p>
       <w:pPr>
         <w:keepNext/>
-        <w:spacing w:before="200" w:after="80"/>
+        <w:spacing w:lineRule="auto" w:line="264" w:before="220" w:after="90"/>
+        <w:pBdr>
+          <w:bottom w:val="single" w:sz="6" w:space="2" w:color="9E9E9E"/>
+        </w:pBdr>
       </w:pPr>
       <w:r>
         <w:rPr>
           <w:rFonts w:ascii="Calibri" w:hAnsi="Calibri" w:eastAsia="Calibri"/>
           <w:b/>
-          <w:sz w:val="21"/>
+          <w:sz w:val="24"/>
         </w:rPr>
         <w:t>PROFESSIONAL SUMMARY</w:t>
       </w:r>
     </w:p>
     <w:p>
       <w:pPr>
-        <w:spacing w:lineRule="auto" w:line="276" w:before="0" w:after="80"/>
+        <w:spacing w:lineRule="auto" w:line="264" w:before="0" w:after="160"/>
       </w:pPr>
       <w:r>
         <w:rPr>
           <w:rFonts w:ascii="Calibri" w:hAnsi="Calibri" w:eastAsia="Calibri"/>
-          <w:sz w:val="19"/>
+          <w:b w:val="0"/>
+          <w:sz w:val="22"/>
         </w:rPr>
-        <w:t>Principal Product Owner with 8 years in insurance, consumer health, and pharma. At Marsh I own brokering operations products that track $15bn+ in client premiums. Product work I led helped teams find $8m+ in new placement opportunities, with $2m in attributed revenue. Before that, Kenvue and Johnson &amp; Johnson: Amazon 360 with commercial users (sales uplift in the millions), and an EMEA automation function built from scratch with $800k CIO funding (2,800 hrs/year returned). Earlier roles at Pfizer in regulatory affairs and GSK in manufacturing. Used to delivering in heavily regulated environments.</w:t>
+        <w:t>Principal, Product Owner with 9+ years delivering data and analytics products across insurance, consumer health, pharmaceuticals and financial services. At Marsh, I lead broking and claims analytics products supporting billions in client premiums, uncovering millions in placement opportunities and more than $2m in attributable revenue.</w:t>
+      </w:r>
+    </w:p>
+    <w:p>
+      <w:pPr>
+        <w:spacing w:lineRule="auto" w:line="264" w:before="0" w:after="100"/>
+      </w:pPr>
+      <w:r>
+        <w:rPr>
+          <w:rFonts w:ascii="Calibri" w:hAnsi="Calibri" w:eastAsia="Calibri"/>
+          <w:b w:val="0"/>
+          <w:sz w:val="22"/>
+        </w:rPr>
+        <w:t>My IT career has spanned commercial sales and marketing, regulatory affairs and operations, and global manufacturing supply chain. Previously at Kenvue and Johnson &amp; Johnson, I built commercial analytics and Amazon marketplace tools that drove multi-million-dollar growth, and scaled a regional automation function from Regional CIO investment. Earlier at Pfizer and GSK, I delivered technology in highly regulated environments, including a system later adapted for the Comirnaty COVID-19 vaccine rollout.</w:t>
       </w:r>
     </w:p>
     <w:p>
       <w:pPr>
         <w:keepNext/>
-        <w:spacing w:before="200" w:after="80"/>
+        <w:spacing w:lineRule="auto" w:line="264" w:before="220" w:after="90"/>
+        <w:pBdr>
+          <w:bottom w:val="single" w:sz="6" w:space="2" w:color="9E9E9E"/>
+        </w:pBdr>
       </w:pPr>
       <w:r>
         <w:rPr>
           <w:rFonts w:ascii="Calibri" w:hAnsi="Calibri" w:eastAsia="Calibri"/>
           <w:b/>
-          <w:sz w:val="21"/>
+          <w:sz w:val="24"/>
         </w:rPr>
         <w:t>IMPACT HIGHLIGHTS</w:t>
       </w:r>
@@ -116,69 +160,84 @@
     <w:p>
       <w:pPr>
         <w:pStyle w:val="ListBullet"/>
-        <w:spacing w:lineRule="auto" w:line="269" w:before="0" w:after="60"/>
-        <w:ind w:left="288" w:hanging="173"/>
+        <w:widowControl/>
+        <w:spacing w:lineRule="auto" w:line="264" w:before="0" w:after="70"/>
+        <w:ind w:left="317" w:hanging="187"/>
       </w:pPr>
       <w:r>
         <w:rPr>
           <w:rFonts w:ascii="Calibri" w:hAnsi="Calibri" w:eastAsia="Calibri"/>
-          <w:sz w:val="19"/>
+          <w:b w:val="0"/>
+          <w:i w:val="0"/>
+          <w:sz w:val="22"/>
         </w:rPr>
-        <w:t>At Marsh, built placement and commission insight features that helped broker operations find $8m+ in new premium opportunities, attributing a one-time $2m revenue uplift to work done with the product.</w:t>
+        <w:t>Owned Marsh placement insight products that uncovered $8m+ in opportunities and $2m in revenue.</w:t>
       </w:r>
     </w:p>
     <w:p>
       <w:pPr>
         <w:pStyle w:val="ListBullet"/>
-        <w:spacing w:lineRule="auto" w:line="269" w:before="0" w:after="60"/>
-        <w:ind w:left="288" w:hanging="173"/>
+        <w:widowControl/>
+        <w:spacing w:lineRule="auto" w:line="264" w:before="0" w:after="70"/>
+        <w:ind w:left="317" w:hanging="187"/>
       </w:pPr>
       <w:r>
         <w:rPr>
           <w:rFonts w:ascii="Calibri" w:hAnsi="Calibri" w:eastAsia="Calibri"/>
-          <w:sz w:val="19"/>
+          <w:b w:val="0"/>
+          <w:i w:val="0"/>
+          <w:sz w:val="22"/>
         </w:rPr>
-        <w:t>At Kenvue, built Amazon 360 with EMEA commercial users: listing performance and sentiment in one place, so teams could prioritise the listings most likely to grow. Sales uplift in the millions.</w:t>
+        <w:t>Owned Amazon 360 at Kenvue, an analytics product driving multi-million-dollar sales uplift in EMEA.</w:t>
       </w:r>
     </w:p>
     <w:p>
       <w:pPr>
         <w:pStyle w:val="ListBullet"/>
-        <w:spacing w:lineRule="auto" w:line="269" w:before="0" w:after="60"/>
-        <w:ind w:left="288" w:hanging="173"/>
+        <w:widowControl/>
+        <w:spacing w:lineRule="auto" w:line="264" w:before="0" w:after="70"/>
+        <w:ind w:left="317" w:hanging="187"/>
       </w:pPr>
       <w:r>
         <w:rPr>
           <w:rFonts w:ascii="Calibri" w:hAnsi="Calibri" w:eastAsia="Calibri"/>
-          <w:sz w:val="19"/>
+          <w:b w:val="0"/>
+          <w:i w:val="0"/>
+          <w:sz w:val="22"/>
         </w:rPr>
-        <w:t>At Johnson &amp; Johnson, set up an EMEA automation function from scratch with $800k CIO funding. 2,800 hours/year returned.</w:t>
+        <w:t>Built EMEA's automation function and products from scratch at J&amp;J (thousands of hours, six figures a year).</w:t>
       </w:r>
     </w:p>
     <w:p>
       <w:pPr>
         <w:pStyle w:val="ListBullet"/>
-        <w:spacing w:lineRule="auto" w:line="269" w:before="0" w:after="100"/>
-        <w:ind w:left="288" w:hanging="173"/>
+        <w:widowControl/>
+        <w:spacing w:lineRule="auto" w:line="264" w:before="0" w:after="100"/>
+        <w:ind w:left="317" w:hanging="187"/>
       </w:pPr>
       <w:r>
         <w:rPr>
           <w:rFonts w:ascii="Calibri" w:hAnsi="Calibri" w:eastAsia="Calibri"/>
-          <w:sz w:val="19"/>
+          <w:b w:val="0"/>
+          <w:i w:val="0"/>
+          <w:sz w:val="22"/>
         </w:rPr>
-        <w:t>Also at Johnson &amp; Johnson, set up an EMEA early-talent programme: UK intake first, then regional sponsorship from the Kenvue EMEA CIO. Recruited and line-managed 3 cohorts in the UK, Germany, and Dubai over 3 years.</w:t>
+        <w:t>Delivered Pfizer's health authority product later used for Comirnaty (COVID-19 vaccine).</w:t>
       </w:r>
     </w:p>
     <w:p>
       <w:pPr>
         <w:keepNext/>
-        <w:spacing w:before="200" w:after="80"/>
+        <w:spacing w:lineRule="auto" w:line="264" w:before="220" w:after="90"/>
+        <w:pBdr>
+          <w:bottom w:val="single" w:sz="6" w:space="2" w:color="9E9E9E"/>
+        </w:pBdr>
       </w:pPr>
       <w:r>
         <w:rPr>
           <w:rFonts w:ascii="Calibri" w:hAnsi="Calibri" w:eastAsia="Calibri"/>
           <w:b/>
-          <w:sz w:val="21"/>
+          <w:sz w:val="24"/>
         </w:rPr>
         <w:t>EXPERIENCE</w:t>
       </w:r>
@@ -186,503 +245,844 @@
     <w:p>
       <w:pPr>
         <w:keepNext/>
-        <w:keepLines/>
         <w:widowControl/>
-        <w:spacing w:lineRule="auto" w:line="269" w:before="140" w:after="40"/>
+        <w:spacing w:lineRule="auto" w:line="264" w:before="160" w:after="40"/>
       </w:pPr>
       <w:r>
         <w:rPr>
-          <w:rFonts w:ascii="Calibri" w:hAnsi="Calibri" w:eastAsia="Calibri"/>
+          <w:rFonts w:ascii="Calibri" w:hAnsi="Calibri"/>
           <w:b/>
-          <w:sz w:val="21"/>
+          <w:sz w:val="23"/>
         </w:rPr>
-        <w:t>Principal Product Owner</w:t>
+        <w:t>Principal, Product Owner</w:t>
       </w:r>
       <w:r>
         <w:rPr>
-          <w:rFonts w:ascii="Calibri" w:hAnsi="Calibri" w:eastAsia="Calibri"/>
+          <w:rFonts w:ascii="Calibri" w:hAnsi="Calibri"/>
           <w:sz w:val="19"/>
         </w:rPr>
-        <w:t xml:space="preserve">  |  Marsh  |  London, United Kingdom  |  Aug 2024 - Present</w:t>
+        <w:t xml:space="preserve">  |  Marsh  |  UK  |  Aug 2024 - Present</w:t>
       </w:r>
     </w:p>
     <w:p>
       <w:pPr>
         <w:pStyle w:val="ListBullet"/>
         <w:keepNext/>
-        <w:keepLines/>
         <w:widowControl/>
-        <w:spacing w:lineRule="auto" w:line="269" w:before="0" w:after="60"/>
-        <w:ind w:left="288" w:hanging="173"/>
+        <w:spacing w:lineRule="auto" w:line="264" w:before="0" w:after="70"/>
+        <w:ind w:left="317" w:hanging="187"/>
       </w:pPr>
       <w:r>
         <w:rPr>
           <w:rFonts w:ascii="Calibri" w:hAnsi="Calibri" w:eastAsia="Calibri"/>
-          <w:sz w:val="19"/>
+          <w:b w:val="0"/>
+          <w:i w:val="0"/>
+          <w:sz w:val="22"/>
         </w:rPr>
-        <w:t>Own client-facing and internal products in global brokering operations tracking $15bn+ in premiums. Lead squads of up to 25 engineers, analysts, and designers, working with MD and Partner stakeholders.</w:t>
+        <w:t>Own client-facing SaaS and internal data products for broking (billions in premiums); demo in RFP phases.</w:t>
       </w:r>
     </w:p>
     <w:p>
       <w:pPr>
         <w:pStyle w:val="ListBullet"/>
         <w:keepNext/>
-        <w:keepLines/>
         <w:widowControl/>
-        <w:spacing w:lineRule="auto" w:line="269" w:before="0" w:after="60"/>
-        <w:ind w:left="288" w:hanging="173"/>
+        <w:spacing w:lineRule="auto" w:line="264" w:before="0" w:after="70"/>
+        <w:ind w:left="317" w:hanging="187"/>
       </w:pPr>
       <w:r>
         <w:rPr>
           <w:rFonts w:ascii="Calibri" w:hAnsi="Calibri" w:eastAsia="Calibri"/>
-          <w:sz w:val="19"/>
+          <w:b w:val="0"/>
+          <w:i w:val="0"/>
+          <w:sz w:val="22"/>
         </w:rPr>
-        <w:t>Built placement and commission insight features that helped broker operations find $8m+ in new premium opportunities, attributing a one-time $2m revenue uplift to outcomes delivered using the product.</w:t>
+        <w:t>Lead three cross-functional squads (20+ engineers, analysts and designers) from discovery to release.</w:t>
       </w:r>
     </w:p>
     <w:p>
       <w:pPr>
         <w:pStyle w:val="ListBullet"/>
         <w:keepNext/>
-        <w:keepLines/>
         <w:widowControl/>
-        <w:spacing w:lineRule="auto" w:line="269" w:before="0" w:after="60"/>
-        <w:ind w:left="288" w:hanging="173"/>
+        <w:spacing w:lineRule="auto" w:line="264" w:before="0" w:after="70"/>
+        <w:ind w:left="317" w:hanging="187"/>
       </w:pPr>
       <w:r>
         <w:rPr>
           <w:rFonts w:ascii="Calibri" w:hAnsi="Calibri" w:eastAsia="Calibri"/>
-          <w:sz w:val="19"/>
+          <w:b w:val="0"/>
+          <w:i w:val="0"/>
+          <w:sz w:val="22"/>
         </w:rPr>
-        <w:t>Defining a cross-sell feature now in late development: where Marsh can sell more coverage classes to existing clients. Expected value in the multiple millions.</w:t>
-      </w:r>
-    </w:p>
-    <w:p>
-      <w:pPr>
-        <w:pStyle w:val="ListBullet"/>
-        <w:keepLines/>
-        <w:widowControl/>
-        <w:spacing w:lineRule="auto" w:line="269" w:before="0" w:after="100"/>
-        <w:ind w:left="288" w:hanging="173"/>
-      </w:pPr>
-      <w:r>
-        <w:rPr>
-          <w:rFonts w:ascii="Calibri" w:hAnsi="Calibri" w:eastAsia="Calibri"/>
-          <w:sz w:val="19"/>
-        </w:rPr>
-        <w:t>Set strategy, roadmaps, and OKRs with MD/Partner stakeholders. Cut scope and moved capacity when the ROI did not stack up.</w:t>
-      </w:r>
-    </w:p>
-    <w:p>
-      <w:pPr>
-        <w:keepNext/>
-        <w:keepLines/>
-        <w:widowControl/>
-        <w:spacing w:lineRule="auto" w:line="269" w:before="140" w:after="40"/>
-      </w:pPr>
-      <w:r>
-        <w:rPr>
-          <w:rFonts w:ascii="Calibri" w:hAnsi="Calibri" w:eastAsia="Calibri"/>
-          <w:b/>
-          <w:sz w:val="21"/>
-        </w:rPr>
-        <w:t>Data &amp; Analytics Product Owner (EMEA)</w:t>
-      </w:r>
-      <w:r>
-        <w:rPr>
-          <w:rFonts w:ascii="Calibri" w:hAnsi="Calibri" w:eastAsia="Calibri"/>
-          <w:sz w:val="19"/>
-        </w:rPr>
-        <w:t xml:space="preserve">  |  Kenvue (formerly a Johnson &amp; Johnson company)  |  Buckinghamshire, United Kingdom  |  Jul 2023 - Jun 2024</w:t>
+        <w:t>Run discovery with broker users: interviews, journey mapping, workshops and usability testing.</w:t>
       </w:r>
     </w:p>
     <w:p>
       <w:pPr>
         <w:pStyle w:val="ListBullet"/>
         <w:keepNext/>
-        <w:keepLines/>
         <w:widowControl/>
-        <w:spacing w:lineRule="auto" w:line="269" w:before="0" w:after="60"/>
-        <w:ind w:left="288" w:hanging="173"/>
+        <w:spacing w:lineRule="auto" w:line="264" w:before="0" w:after="70"/>
+        <w:ind w:left="317" w:hanging="187"/>
       </w:pPr>
       <w:r>
         <w:rPr>
           <w:rFonts w:ascii="Calibri" w:hAnsi="Calibri" w:eastAsia="Calibri"/>
-          <w:sz w:val="19"/>
+          <w:b w:val="0"/>
+          <w:i w:val="0"/>
+          <w:sz w:val="22"/>
         </w:rPr>
-        <w:t>Owned an EMEA portfolio across digital, eCommerce, and marketing: vision, backlog, and delivery. Worked with a senior product manager on investment and squad capacity.</w:t>
+        <w:t>Delivered placement and commission insight products end to end, uncovering $2m in new revenue.</w:t>
       </w:r>
     </w:p>
     <w:p>
       <w:pPr>
         <w:pStyle w:val="ListBullet"/>
         <w:keepNext/>
-        <w:keepLines/>
         <w:widowControl/>
-        <w:spacing w:lineRule="auto" w:line="269" w:before="0" w:after="60"/>
-        <w:ind w:left="288" w:hanging="173"/>
+        <w:spacing w:lineRule="auto" w:line="264" w:before="0" w:after="70"/>
+        <w:ind w:left="317" w:hanging="187"/>
       </w:pPr>
       <w:r>
         <w:rPr>
           <w:rFonts w:ascii="Calibri" w:hAnsi="Calibri" w:eastAsia="Calibri"/>
-          <w:sz w:val="19"/>
+          <w:b w:val="0"/>
+          <w:i w:val="0"/>
+          <w:sz w:val="22"/>
         </w:rPr>
-        <w:t>Built Amazon 360 with EMEA commercial users: listing performance and sentiment so teams could focus on the listings most likely to grow. Uplift in the millions.</w:t>
-      </w:r>
-    </w:p>
-    <w:p>
-      <w:pPr>
-        <w:pStyle w:val="ListBullet"/>
-        <w:keepLines/>
-        <w:widowControl/>
-        <w:spacing w:lineRule="auto" w:line="269" w:before="0" w:after="100"/>
-        <w:ind w:left="288" w:hanging="173"/>
-      </w:pPr>
-      <w:r>
-        <w:rPr>
-          <w:rFonts w:ascii="Calibri" w:hAnsi="Calibri" w:eastAsia="Calibri"/>
-          <w:sz w:val="19"/>
-        </w:rPr>
-        <w:t>Moved digital, eCommerce, and marketing data onto Snowflake for EMEA reporting. Built SQL datasets to see what we could pull into products.</w:t>
-      </w:r>
-    </w:p>
-    <w:p>
-      <w:pPr>
-        <w:keepNext/>
-        <w:keepLines/>
-        <w:widowControl/>
-        <w:spacing w:lineRule="auto" w:line="269" w:before="140" w:after="40"/>
-      </w:pPr>
-      <w:r>
-        <w:rPr>
-          <w:rFonts w:ascii="Calibri" w:hAnsi="Calibri" w:eastAsia="Calibri"/>
-          <w:b/>
-          <w:sz w:val="21"/>
-        </w:rPr>
-        <w:t>IT Business Technology Leader (Leadership Programme)</w:t>
+        <w:t>Build working front-end prototypes with AI tooling (</w:t>
       </w:r>
       <w:r>
         <w:rPr>
           <w:rFonts w:ascii="Calibri" w:hAnsi="Calibri" w:eastAsia="Calibri"/>
-          <w:sz w:val="19"/>
+          <w:b w:val="0"/>
+          <w:i/>
+          <w:sz w:val="22"/>
         </w:rPr>
-        <w:t xml:space="preserve">  |  Johnson &amp; Johnson  |  Buckinghamshire, United Kingdom  |  Sep 2022 - Jul 2023</w:t>
+        <w:t>vibe coding</w:t>
+      </w:r>
+      <w:r>
+        <w:rPr>
+          <w:rFonts w:ascii="Calibri" w:hAnsi="Calibri" w:eastAsia="Calibri"/>
+          <w:b w:val="0"/>
+          <w:i w:val="0"/>
+          <w:sz w:val="22"/>
+        </w:rPr>
+        <w:t xml:space="preserve"> via Figma Make) ahead of developer handoff.</w:t>
       </w:r>
     </w:p>
     <w:p>
       <w:pPr>
         <w:pStyle w:val="ListBullet"/>
         <w:keepNext/>
-        <w:keepLines/>
         <w:widowControl/>
-        <w:spacing w:lineRule="auto" w:line="269" w:before="0" w:after="60"/>
-        <w:ind w:left="288" w:hanging="173"/>
+        <w:spacing w:lineRule="auto" w:line="264" w:before="0" w:after="70"/>
+        <w:ind w:left="317" w:hanging="187"/>
       </w:pPr>
       <w:r>
         <w:rPr>
           <w:rFonts w:ascii="Calibri" w:hAnsi="Calibri" w:eastAsia="Calibri"/>
-          <w:sz w:val="19"/>
+          <w:b w:val="0"/>
+          <w:i w:val="0"/>
+          <w:sz w:val="22"/>
         </w:rPr>
-        <w:t>IT business partner for the ~$500m UK consumer health business across digital, data, commercial, and operational IT.</w:t>
+        <w:t>Own a cross-sell capability identifying unsold coverage lines for existing clients (multi-million upside).</w:t>
       </w:r>
     </w:p>
     <w:p>
       <w:pPr>
         <w:pStyle w:val="ListBullet"/>
         <w:keepNext/>
-        <w:keepLines/>
         <w:widowControl/>
-        <w:spacing w:lineRule="auto" w:line="269" w:before="0" w:after="60"/>
-        <w:ind w:left="288" w:hanging="173"/>
+        <w:spacing w:lineRule="auto" w:line="264" w:before="0" w:after="70"/>
+        <w:ind w:left="317" w:hanging="187"/>
       </w:pPr>
       <w:r>
         <w:rPr>
           <w:rFonts w:ascii="Calibri" w:hAnsi="Calibri" w:eastAsia="Calibri"/>
-          <w:sz w:val="19"/>
+          <w:b w:val="0"/>
+          <w:i w:val="0"/>
+          <w:sz w:val="22"/>
         </w:rPr>
-        <w:t>Product Owner for a new product development (NPD) app used by marketing and commercial teams to track new products from R&amp;D through to market.</w:t>
+        <w:t>Define strategy, roadmaps and OKRs with MD and Partner stakeholders; prioritise with RICE and MoSCoW.</w:t>
       </w:r>
     </w:p>
     <w:p>
       <w:pPr>
         <w:pStyle w:val="ListBullet"/>
         <w:keepNext/>
-        <w:keepLines/>
         <w:widowControl/>
-        <w:spacing w:lineRule="auto" w:line="269" w:before="0" w:after="60"/>
-        <w:ind w:left="288" w:hanging="173"/>
+        <w:spacing w:lineRule="auto" w:line="264" w:before="0" w:after="70"/>
+        <w:ind w:left="317" w:hanging="187"/>
       </w:pPr>
       <w:r>
         <w:rPr>
           <w:rFonts w:ascii="Calibri" w:hAnsi="Calibri" w:eastAsia="Calibri"/>
-          <w:sz w:val="19"/>
+          <w:b w:val="0"/>
+          <w:i w:val="0"/>
+          <w:sz w:val="22"/>
         </w:rPr>
-        <w:t>Ran a business pilot of eloomi as a new learning management platform: user workshops, RFP, and vendor evaluation.</w:t>
+        <w:t>Set product standards and ways of working for the wider product function.</w:t>
       </w:r>
     </w:p>
     <w:p>
       <w:pPr>
         <w:pStyle w:val="ListBullet"/>
         <w:keepNext/>
-        <w:keepLines/>
         <w:widowControl/>
-        <w:spacing w:lineRule="auto" w:line="269" w:before="0" w:after="60"/>
-        <w:ind w:left="288" w:hanging="173"/>
+        <w:spacing w:lineRule="auto" w:line="264" w:before="0" w:after="70"/>
+        <w:ind w:left="317" w:hanging="187"/>
       </w:pPr>
       <w:r>
         <w:rPr>
           <w:rFonts w:ascii="Calibri" w:hAnsi="Calibri" w:eastAsia="Calibri"/>
-          <w:sz w:val="19"/>
+          <w:b w:val="0"/>
+          <w:i w:val="0"/>
+          <w:sz w:val="22"/>
         </w:rPr>
-        <w:t>Picked by the North America CIO to deliver BI and automated ordering in LATAM/ASPAC (~$1m P&amp;L impact). Built the dashboard with a third-party team in Cairo.</w:t>
-      </w:r>
-    </w:p>
-    <w:p>
-      <w:pPr>
-        <w:pStyle w:val="ListBullet"/>
-        <w:keepLines/>
-        <w:widowControl/>
-        <w:spacing w:lineRule="auto" w:line="269" w:before="0" w:after="100"/>
-        <w:ind w:left="288" w:hanging="173"/>
-      </w:pPr>
-      <w:r>
-        <w:rPr>
-          <w:rFonts w:ascii="Calibri" w:hAnsi="Calibri" w:eastAsia="Calibri"/>
-          <w:sz w:val="19"/>
-        </w:rPr>
-        <w:t>Set up an EMEA early-talent programme: started in the UK, then won regional sponsorship from the Kenvue EMEA CIO with hiring in the UK, Germany, and Dubai (3 cohorts over 3 years).</w:t>
-      </w:r>
-    </w:p>
-    <w:p>
-      <w:pPr>
-        <w:keepNext/>
-        <w:keepLines/>
-        <w:pageBreakBefore/>
-        <w:widowControl/>
-        <w:spacing w:lineRule="auto" w:line="269" w:before="140" w:after="40"/>
-      </w:pPr>
-      <w:r>
-        <w:rPr>
-          <w:rFonts w:ascii="Calibri" w:hAnsi="Calibri" w:eastAsia="Calibri"/>
-          <w:b/>
-          <w:sz w:val="21"/>
-        </w:rPr>
-        <w:t>Intelligent Automation Product Manager (Leadership Programme)</w:t>
-      </w:r>
-      <w:r>
-        <w:rPr>
-          <w:rFonts w:ascii="Calibri" w:hAnsi="Calibri" w:eastAsia="Calibri"/>
-          <w:sz w:val="19"/>
-        </w:rPr>
-        <w:t xml:space="preserve">  |  Johnson &amp; Johnson  |  Buckinghamshire, United Kingdom  |  Jun 2021 - Sep 2022</w:t>
+        <w:t>Mentored a colleague moving into product ownership from a client relationship role.</w:t>
       </w:r>
     </w:p>
     <w:p>
       <w:pPr>
         <w:pStyle w:val="ListBullet"/>
         <w:keepNext/>
-        <w:keepLines/>
         <w:widowControl/>
-        <w:spacing w:lineRule="auto" w:line="269" w:before="0" w:after="60"/>
-        <w:ind w:left="288" w:hanging="173"/>
+        <w:spacing w:lineRule="auto" w:line="264" w:before="0" w:after="70"/>
+        <w:ind w:left="317" w:hanging="187"/>
       </w:pPr>
       <w:r>
         <w:rPr>
           <w:rFonts w:ascii="Calibri" w:hAnsi="Calibri" w:eastAsia="Calibri"/>
+          <w:b w:val="0"/>
+          <w:i w:val="0"/>
+          <w:sz w:val="22"/>
+        </w:rPr>
+        <w:t>Run Scrum delivery across the squads: refinement, sprint planning, release and defect triage.</w:t>
+      </w:r>
+    </w:p>
+    <w:p>
+      <w:pPr>
+        <w:pStyle w:val="ListBullet"/>
+        <w:widowControl/>
+        <w:spacing w:lineRule="auto" w:line="264" w:before="0" w:after="100"/>
+        <w:ind w:left="317" w:hanging="187"/>
+      </w:pPr>
+      <w:r>
+        <w:rPr>
+          <w:rFonts w:ascii="Calibri" w:hAnsi="Calibri" w:eastAsia="Calibri"/>
+          <w:b w:val="0"/>
+          <w:i w:val="0"/>
+          <w:sz w:val="22"/>
+        </w:rPr>
+        <w:t>Led product rollout across 41 countries since joining, using Pendo adoption data to steer the roadmap.</w:t>
+      </w:r>
+    </w:p>
+    <w:p>
+      <w:pPr>
+        <w:keepNext/>
+        <w:widowControl/>
+        <w:spacing w:lineRule="auto" w:line="264" w:before="160" w:after="40"/>
+      </w:pPr>
+      <w:r>
+        <w:rPr>
+          <w:rFonts w:ascii="Calibri" w:hAnsi="Calibri"/>
+          <w:b/>
+          <w:sz w:val="23"/>
+        </w:rPr>
+        <w:t>Data &amp; Analytics Product Owner (EMEA)</w:t>
+      </w:r>
+      <w:r>
+        <w:rPr>
+          <w:rFonts w:ascii="Calibri" w:hAnsi="Calibri"/>
           <w:sz w:val="19"/>
         </w:rPr>
-        <w:t>Built an EMEA automation function from scratch with $800k CIO funding (Power Platform, Alteryx, UiPath). 2,800 hours/year returned. Became the strongest automation team in the region year on year.</w:t>
+        <w:t xml:space="preserve">  |  Kenvue (formerly a Johnson &amp; Johnson company)  |  UK  |  Jul 2023 - Jun 2024</w:t>
       </w:r>
     </w:p>
     <w:p>
       <w:pPr>
         <w:pStyle w:val="ListBullet"/>
         <w:keepNext/>
-        <w:keepLines/>
         <w:widowControl/>
-        <w:spacing w:lineRule="auto" w:line="269" w:before="0" w:after="60"/>
-        <w:ind w:left="288" w:hanging="173"/>
+        <w:spacing w:lineRule="auto" w:line="264" w:before="0" w:after="70"/>
+        <w:ind w:left="317" w:hanging="187"/>
       </w:pPr>
       <w:r>
         <w:rPr>
           <w:rFonts w:ascii="Calibri" w:hAnsi="Calibri" w:eastAsia="Calibri"/>
-          <w:sz w:val="19"/>
+          <w:b w:val="0"/>
+          <w:i w:val="0"/>
+          <w:sz w:val="22"/>
         </w:rPr>
-        <w:t>Recruited and led developers in the UK, Egypt, Portugal, and Kosovo. Focused on process improvement and building in-house apps instead of buying off-the-shelf tools.</w:t>
-      </w:r>
-    </w:p>
-    <w:p>
-      <w:pPr>
-        <w:pStyle w:val="ListBullet"/>
-        <w:keepLines/>
-        <w:widowControl/>
-        <w:spacing w:lineRule="auto" w:line="269" w:before="0" w:after="100"/>
-        <w:ind w:left="288" w:hanging="173"/>
-      </w:pPr>
-      <w:r>
-        <w:rPr>
-          <w:rFonts w:ascii="Calibri" w:hAnsi="Calibri" w:eastAsia="Calibri"/>
-          <w:sz w:val="19"/>
-        </w:rPr>
-        <w:t>Supported the deployment and ongoing support of Veeva PromoMats for regulated promotional content workflows.</w:t>
-      </w:r>
-    </w:p>
-    <w:p>
-      <w:pPr>
-        <w:keepNext/>
-        <w:keepLines/>
-        <w:widowControl/>
-        <w:spacing w:lineRule="auto" w:line="269" w:before="140" w:after="40"/>
-      </w:pPr>
-      <w:r>
-        <w:rPr>
-          <w:rFonts w:ascii="Calibri" w:hAnsi="Calibri" w:eastAsia="Calibri"/>
-          <w:b/>
-          <w:sz w:val="21"/>
-        </w:rPr>
-        <w:t>Global Project Coordinator</w:t>
-      </w:r>
-      <w:r>
-        <w:rPr>
-          <w:rFonts w:ascii="Calibri" w:hAnsi="Calibri" w:eastAsia="Calibri"/>
-          <w:sz w:val="19"/>
-        </w:rPr>
-        <w:t xml:space="preserve">  |  Pfizer  |  Kent, United Kingdom  |  Sep 2019 - Jun 2021</w:t>
+        <w:t>Owned an EMEA portfolio of three digital, eCommerce and marketing data products: vision, roadmap, backlog.</w:t>
       </w:r>
     </w:p>
     <w:p>
       <w:pPr>
         <w:pStyle w:val="ListBullet"/>
         <w:keepNext/>
-        <w:keepLines/>
         <w:widowControl/>
-        <w:spacing w:lineRule="auto" w:line="269" w:before="0" w:after="60"/>
-        <w:ind w:left="288" w:hanging="173"/>
+        <w:spacing w:lineRule="auto" w:line="264" w:before="0" w:after="70"/>
+        <w:ind w:left="317" w:hanging="187"/>
       </w:pPr>
       <w:r>
         <w:rPr>
           <w:rFonts w:ascii="Calibri" w:hAnsi="Calibri" w:eastAsia="Calibri"/>
+          <w:b w:val="0"/>
+          <w:i w:val="0"/>
+          <w:sz w:val="22"/>
+        </w:rPr>
+        <w:t>Built Amazon 360, uniting listing performance, sentiment and commercial data; drove multi-million uplift.</w:t>
+      </w:r>
+    </w:p>
+    <w:p>
+      <w:pPr>
+        <w:pStyle w:val="ListBullet"/>
+        <w:widowControl/>
+        <w:spacing w:lineRule="auto" w:line="264" w:before="0" w:after="100"/>
+        <w:ind w:left="317" w:hanging="187"/>
+      </w:pPr>
+      <w:r>
+        <w:rPr>
+          <w:rFonts w:ascii="Calibri" w:hAnsi="Calibri" w:eastAsia="Calibri"/>
+          <w:b w:val="0"/>
+          <w:i w:val="0"/>
+          <w:sz w:val="22"/>
+        </w:rPr>
+        <w:t>Migrated digital, eCommerce and marketing data into Snowflake as reusable SQL datasets.</w:t>
+      </w:r>
+    </w:p>
+    <w:p>
+      <w:pPr>
+        <w:keepNext/>
+        <w:widowControl/>
+        <w:spacing w:lineRule="auto" w:line="264" w:before="160" w:after="40"/>
+      </w:pPr>
+      <w:r>
+        <w:rPr>
+          <w:rFonts w:ascii="Calibri" w:hAnsi="Calibri"/>
+          <w:b/>
+          <w:sz w:val="23"/>
+        </w:rPr>
+        <w:t>IT Business Technology Leader (Leadership Programme)</w:t>
+      </w:r>
+      <w:r>
+        <w:rPr>
+          <w:rFonts w:ascii="Calibri" w:hAnsi="Calibri"/>
           <w:sz w:val="19"/>
         </w:rPr>
-        <w:t>Business Analyst / Project Coordinator role on the new Pega platform for global regulatory interactions with health authorities. It was not live when I joined. Wrote requirements with the digital delivery team and worked with implementers through build, UAT, and regulated release. Later used to track interactions for Comirnaty (COVID-19 vaccine).</w:t>
+        <w:t xml:space="preserve">  |  Johnson &amp; Johnson  |  UK  |  Sep 2022 - Jul 2023</w:t>
       </w:r>
     </w:p>
     <w:p>
       <w:pPr>
         <w:pStyle w:val="ListBullet"/>
         <w:keepNext/>
-        <w:keepLines/>
         <w:widowControl/>
-        <w:spacing w:lineRule="auto" w:line="269" w:before="0" w:after="60"/>
-        <w:ind w:left="288" w:hanging="173"/>
+        <w:spacing w:lineRule="auto" w:line="264" w:before="0" w:after="70"/>
+        <w:ind w:left="317" w:hanging="187"/>
       </w:pPr>
       <w:r>
         <w:rPr>
           <w:rFonts w:ascii="Calibri" w:hAnsi="Calibri" w:eastAsia="Calibri"/>
-          <w:sz w:val="19"/>
+          <w:b w:val="0"/>
+          <w:i w:val="0"/>
+          <w:sz w:val="22"/>
         </w:rPr>
-        <w:t>Wrote clinical and medical process documentation to FDA, EMA, and MHRA compliant standards.</w:t>
-      </w:r>
-    </w:p>
-    <w:p>
-      <w:pPr>
-        <w:pStyle w:val="ListBullet"/>
-        <w:keepLines/>
-        <w:widowControl/>
-        <w:spacing w:lineRule="auto" w:line="269" w:before="0" w:after="100"/>
-        <w:ind w:left="288" w:hanging="173"/>
-      </w:pPr>
-      <w:r>
-        <w:rPr>
-          <w:rFonts w:ascii="Calibri" w:hAnsi="Calibri" w:eastAsia="Calibri"/>
-          <w:sz w:val="19"/>
-        </w:rPr>
-        <w:t>Owned change control and audit trail for regulated software releases.</w:t>
-      </w:r>
-    </w:p>
-    <w:p>
-      <w:pPr>
-        <w:keepNext/>
-        <w:keepLines/>
-        <w:widowControl/>
-        <w:spacing w:lineRule="auto" w:line="269" w:before="140" w:after="40"/>
-      </w:pPr>
-      <w:r>
-        <w:rPr>
-          <w:rFonts w:ascii="Calibri" w:hAnsi="Calibri" w:eastAsia="Calibri"/>
-          <w:b/>
-          <w:sz w:val="21"/>
-        </w:rPr>
-        <w:t>Technology Business Partner (Industrial Placement &amp; Part-time)</w:t>
-      </w:r>
-      <w:r>
-        <w:rPr>
-          <w:rFonts w:ascii="Calibri" w:hAnsi="Calibri" w:eastAsia="Calibri"/>
-          <w:sz w:val="19"/>
-        </w:rPr>
-        <w:t xml:space="preserve">  |  GSK  |  Hertfordshire, United Kingdom  |  Jun 2017 - Aug 2019</w:t>
+        <w:t>IT Business Partner for the ~$500m UK Consumer Health business across digital, data and operations.</w:t>
       </w:r>
     </w:p>
     <w:p>
       <w:pPr>
         <w:pStyle w:val="ListBullet"/>
         <w:keepNext/>
-        <w:keepLines/>
         <w:widowControl/>
-        <w:spacing w:lineRule="auto" w:line="269" w:before="0" w:after="60"/>
-        <w:ind w:left="288" w:hanging="173"/>
+        <w:spacing w:lineRule="auto" w:line="264" w:before="0" w:after="70"/>
+        <w:ind w:left="317" w:hanging="187"/>
       </w:pPr>
       <w:r>
         <w:rPr>
           <w:rFonts w:ascii="Calibri" w:hAnsi="Calibri" w:eastAsia="Calibri"/>
-          <w:sz w:val="19"/>
+          <w:b w:val="0"/>
+          <w:i w:val="0"/>
+          <w:sz w:val="22"/>
         </w:rPr>
-        <w:t>Reported to the Director of Engineering Services. Led a multi-million-pound BI programme for overall equipment effectiveness (OEE): built business cases for global manufacturing sites, secured approval from the senior project approval board (director/VP), and coordinated a team of six to deploy across LATAM and EMEA.</w:t>
+        <w:t>Ensured technology operations ran smoothly across supply chain, marketing and commercial.</w:t>
       </w:r>
     </w:p>
     <w:p>
       <w:pPr>
         <w:pStyle w:val="ListBullet"/>
         <w:keepNext/>
-        <w:keepLines/>
         <w:widowControl/>
-        <w:spacing w:lineRule="auto" w:line="269" w:before="0" w:after="60"/>
-        <w:ind w:left="288" w:hanging="173"/>
+        <w:spacing w:lineRule="auto" w:line="264" w:before="0" w:after="70"/>
+        <w:ind w:left="317" w:hanging="187"/>
       </w:pPr>
       <w:r>
         <w:rPr>
           <w:rFonts w:ascii="Calibri" w:hAnsi="Calibri" w:eastAsia="Calibri"/>
-          <w:sz w:val="19"/>
+          <w:b w:val="0"/>
+          <w:i w:val="0"/>
+          <w:sz w:val="22"/>
         </w:rPr>
-        <w:t>Took GxP manufacturing sites worldwide from paper to paperless calibration for production machinery using Beamex Paperless Calibration Management (PCM): fewer defects, safer supply, digital records.</w:t>
+        <w:t>Managed the UK on-the-ground migration to Kenvue: laptop procurement, device swaps and system cutovers.</w:t>
       </w:r>
     </w:p>
     <w:p>
       <w:pPr>
         <w:pStyle w:val="ListBullet"/>
-        <w:keepLines/>
+        <w:keepNext/>
         <w:widowControl/>
-        <w:spacing w:lineRule="auto" w:line="269" w:before="0" w:after="100"/>
-        <w:ind w:left="288" w:hanging="173"/>
+        <w:spacing w:lineRule="auto" w:line="264" w:before="0" w:after="70"/>
+        <w:ind w:left="317" w:hanging="187"/>
       </w:pPr>
       <w:r>
         <w:rPr>
           <w:rFonts w:ascii="Calibri" w:hAnsi="Calibri" w:eastAsia="Calibri"/>
-          <w:sz w:val="19"/>
+          <w:b w:val="0"/>
+          <w:i w:val="0"/>
+          <w:sz w:val="22"/>
         </w:rPr>
-        <w:t>Tested a COTS solution for data integrity and fit to business needs and pharma regulations (MHRA, FDA, and others). Wrote and ran UAT packs and raised defects with application support.</w:t>
+        <w:t>Designed and owned a new product development (NPD) app tracking products from R&amp;D to launch.</w:t>
+      </w:r>
+    </w:p>
+    <w:p>
+      <w:pPr>
+        <w:pStyle w:val="ListBullet"/>
+        <w:keepNext/>
+        <w:widowControl/>
+        <w:spacing w:lineRule="auto" w:line="264" w:before="0" w:after="70"/>
+        <w:ind w:left="317" w:hanging="187"/>
+      </w:pPr>
+      <w:r>
+        <w:rPr>
+          <w:rFonts w:ascii="Calibri" w:hAnsi="Calibri" w:eastAsia="Calibri"/>
+          <w:b w:val="0"/>
+          <w:i w:val="0"/>
+          <w:sz w:val="22"/>
+        </w:rPr>
+        <w:t>Seconded by the North America CIO to lead a BI tool automating stock ordering in LATAM/ASPAC (~$1m P&amp;L).</w:t>
+      </w:r>
+    </w:p>
+    <w:p>
+      <w:pPr>
+        <w:pStyle w:val="ListBullet"/>
+        <w:widowControl/>
+        <w:spacing w:lineRule="auto" w:line="264" w:before="0" w:after="100"/>
+        <w:ind w:left="317" w:hanging="187"/>
+      </w:pPr>
+      <w:r>
+        <w:rPr>
+          <w:rFonts w:ascii="Calibri" w:hAnsi="Calibri" w:eastAsia="Calibri"/>
+          <w:b w:val="0"/>
+          <w:i w:val="0"/>
+          <w:sz w:val="22"/>
+        </w:rPr>
+        <w:t>Founded an EMEA early careers programme, line-managing three cohorts across the UK, Germany and Dubai.</w:t>
       </w:r>
     </w:p>
     <w:p>
       <w:pPr>
         <w:keepNext/>
-        <w:spacing w:before="200" w:after="80"/>
+        <w:widowControl/>
+        <w:spacing w:lineRule="auto" w:line="264" w:before="160" w:after="40"/>
+      </w:pPr>
+      <w:r>
+        <w:rPr>
+          <w:rFonts w:ascii="Calibri" w:hAnsi="Calibri"/>
+          <w:b/>
+          <w:sz w:val="23"/>
+        </w:rPr>
+        <w:t>Intelligent Automation Product Manager (Leadership Programme)</w:t>
+      </w:r>
+      <w:r>
+        <w:rPr>
+          <w:rFonts w:ascii="Calibri" w:hAnsi="Calibri"/>
+          <w:sz w:val="19"/>
+        </w:rPr>
+        <w:t xml:space="preserve">  |  Johnson &amp; Johnson  |  UK  |  Jun 2021 - Sep 2022</w:t>
+      </w:r>
+    </w:p>
+    <w:p>
+      <w:pPr>
+        <w:pStyle w:val="ListBullet"/>
+        <w:keepNext/>
+        <w:widowControl/>
+        <w:spacing w:lineRule="auto" w:line="264" w:before="0" w:after="70"/>
+        <w:ind w:left="317" w:hanging="187"/>
+      </w:pPr>
+      <w:r>
+        <w:rPr>
+          <w:rFonts w:ascii="Calibri" w:hAnsi="Calibri" w:eastAsia="Calibri"/>
+          <w:b w:val="0"/>
+          <w:i w:val="0"/>
+          <w:sz w:val="22"/>
+        </w:rPr>
+        <w:t>Established EMEA's automation function from an initial concept, defining its remit, objectives and focus.</w:t>
+      </w:r>
+    </w:p>
+    <w:p>
+      <w:pPr>
+        <w:pStyle w:val="ListBullet"/>
+        <w:keepNext/>
+        <w:widowControl/>
+        <w:spacing w:lineRule="auto" w:line="264" w:before="0" w:after="70"/>
+        <w:ind w:left="317" w:hanging="187"/>
+      </w:pPr>
+      <w:r>
+        <w:rPr>
+          <w:rFonts w:ascii="Calibri" w:hAnsi="Calibri" w:eastAsia="Calibri"/>
+          <w:b w:val="0"/>
+          <w:i w:val="0"/>
+          <w:sz w:val="22"/>
+        </w:rPr>
+        <w:t>Pitched and secured ~$1m at the Regional CIO approval board for in-house UiPath, Power Platform and Alteryx.</w:t>
+      </w:r>
+    </w:p>
+    <w:p>
+      <w:pPr>
+        <w:pStyle w:val="ListBullet"/>
+        <w:keepNext/>
+        <w:widowControl/>
+        <w:spacing w:lineRule="auto" w:line="264" w:before="0" w:after="70"/>
+        <w:ind w:left="317" w:hanging="187"/>
+      </w:pPr>
+      <w:r>
+        <w:rPr>
+          <w:rFonts w:ascii="Calibri" w:hAnsi="Calibri" w:eastAsia="Calibri"/>
+          <w:b w:val="0"/>
+          <w:i w:val="0"/>
+          <w:sz w:val="22"/>
+        </w:rPr>
+        <w:t>Scaled the team to deliver 10+ automations, returning thousands of hours and six figures of savings a year.</w:t>
+      </w:r>
+    </w:p>
+    <w:p>
+      <w:pPr>
+        <w:pStyle w:val="ListBullet"/>
+        <w:keepNext/>
+        <w:widowControl/>
+        <w:spacing w:lineRule="auto" w:line="264" w:before="0" w:after="70"/>
+        <w:ind w:left="317" w:hanging="187"/>
+      </w:pPr>
+      <w:r>
+        <w:rPr>
+          <w:rFonts w:ascii="Calibri" w:hAnsi="Calibri" w:eastAsia="Calibri"/>
+          <w:b w:val="0"/>
+          <w:i w:val="0"/>
+          <w:sz w:val="22"/>
+        </w:rPr>
+        <w:t>Built one of the company's pioneering automation teams, with the model reused across other regions.</w:t>
+      </w:r>
+    </w:p>
+    <w:p>
+      <w:pPr>
+        <w:pStyle w:val="ListBullet"/>
+        <w:keepNext/>
+        <w:widowControl/>
+        <w:spacing w:lineRule="auto" w:line="264" w:before="0" w:after="70"/>
+        <w:ind w:left="317" w:hanging="187"/>
+      </w:pPr>
+      <w:r>
+        <w:rPr>
+          <w:rFonts w:ascii="Calibri" w:hAnsi="Calibri" w:eastAsia="Calibri"/>
+          <w:b w:val="0"/>
+          <w:i w:val="0"/>
+          <w:sz w:val="22"/>
+        </w:rPr>
+        <w:t>Recruited and led five developers across the UK, Egypt, Portugal and Kosovo to deliver internal products.</w:t>
+      </w:r>
+    </w:p>
+    <w:p>
+      <w:pPr>
+        <w:pStyle w:val="ListBullet"/>
+        <w:keepNext/>
+        <w:widowControl/>
+        <w:spacing w:lineRule="auto" w:line="264" w:before="0" w:after="70"/>
+        <w:ind w:left="317" w:hanging="187"/>
+      </w:pPr>
+      <w:r>
+        <w:rPr>
+          <w:rFonts w:ascii="Calibri" w:hAnsi="Calibri" w:eastAsia="Calibri"/>
+          <w:b w:val="0"/>
+          <w:i w:val="0"/>
+          <w:sz w:val="22"/>
+        </w:rPr>
+        <w:t>Line-managed the team end to end: objective setting, one-to-ones, performance reviews and development plans.</w:t>
+      </w:r>
+    </w:p>
+    <w:p>
+      <w:pPr>
+        <w:pStyle w:val="ListBullet"/>
+        <w:widowControl/>
+        <w:spacing w:lineRule="auto" w:line="264" w:before="0" w:after="100"/>
+        <w:ind w:left="317" w:hanging="187"/>
+      </w:pPr>
+      <w:r>
+        <w:rPr>
+          <w:rFonts w:ascii="Calibri" w:hAnsi="Calibri" w:eastAsia="Calibri"/>
+          <w:b w:val="0"/>
+          <w:i w:val="0"/>
+          <w:sz w:val="22"/>
+        </w:rPr>
+        <w:t>Deployed and enhanced Veeva PromoMats for regulated promotional content workflows.</w:t>
+      </w:r>
+    </w:p>
+    <w:p>
+      <w:pPr>
+        <w:keepNext/>
+        <w:widowControl/>
+        <w:spacing w:lineRule="auto" w:line="264" w:before="160" w:after="40"/>
+      </w:pPr>
+      <w:r>
+        <w:rPr>
+          <w:rFonts w:ascii="Calibri" w:hAnsi="Calibri"/>
+          <w:b/>
+          <w:sz w:val="23"/>
+        </w:rPr>
+        <w:t>Global Project Coordinator</w:t>
+      </w:r>
+      <w:r>
+        <w:rPr>
+          <w:rFonts w:ascii="Calibri" w:hAnsi="Calibri"/>
+          <w:sz w:val="19"/>
+        </w:rPr>
+        <w:t xml:space="preserve">  |  Pfizer  |  UK  |  Sep 2019 - Jun 2021</w:t>
+      </w:r>
+    </w:p>
+    <w:p>
+      <w:pPr>
+        <w:pStyle w:val="ListBullet"/>
+        <w:keepNext/>
+        <w:widowControl/>
+        <w:spacing w:lineRule="auto" w:line="264" w:before="0" w:after="70"/>
+        <w:ind w:left="317" w:hanging="187"/>
+      </w:pPr>
+      <w:r>
+        <w:rPr>
+          <w:rFonts w:ascii="Calibri" w:hAnsi="Calibri" w:eastAsia="Calibri"/>
+          <w:b w:val="0"/>
+          <w:i w:val="0"/>
+          <w:sz w:val="22"/>
+        </w:rPr>
+        <w:t>Based in Regulatory Affairs and Operations, supporting product licensing with health authorities.</w:t>
+      </w:r>
+    </w:p>
+    <w:p>
+      <w:pPr>
+        <w:pStyle w:val="ListBullet"/>
+        <w:keepNext/>
+        <w:widowControl/>
+        <w:spacing w:lineRule="auto" w:line="264" w:before="0" w:after="70"/>
+        <w:ind w:left="317" w:hanging="187"/>
+      </w:pPr>
+      <w:r>
+        <w:rPr>
+          <w:rFonts w:ascii="Calibri" w:hAnsi="Calibri" w:eastAsia="Calibri"/>
+          <w:b w:val="0"/>
+          <w:i w:val="0"/>
+          <w:sz w:val="22"/>
+        </w:rPr>
+        <w:t>BA and Project Coordinator on the global Pega platform for product licensing with health authorities.</w:t>
+      </w:r>
+    </w:p>
+    <w:p>
+      <w:pPr>
+        <w:pStyle w:val="ListBullet"/>
+        <w:keepNext/>
+        <w:widowControl/>
+        <w:spacing w:lineRule="auto" w:line="264" w:before="0" w:after="70"/>
+        <w:ind w:left="317" w:hanging="187"/>
+      </w:pPr>
+      <w:r>
+        <w:rPr>
+          <w:rFonts w:ascii="Calibri" w:hAnsi="Calibri" w:eastAsia="Calibri"/>
+          <w:b w:val="0"/>
+          <w:i w:val="0"/>
+          <w:sz w:val="22"/>
+        </w:rPr>
+        <w:t>Led requirements, testing and regulated release for the platform later used for Comirnaty (COVID-19 vaccine).</w:t>
+      </w:r>
+    </w:p>
+    <w:p>
+      <w:pPr>
+        <w:pStyle w:val="ListBullet"/>
+        <w:keepNext/>
+        <w:widowControl/>
+        <w:spacing w:lineRule="auto" w:line="264" w:before="0" w:after="70"/>
+        <w:ind w:left="317" w:hanging="187"/>
+      </w:pPr>
+      <w:r>
+        <w:rPr>
+          <w:rFonts w:ascii="Calibri" w:hAnsi="Calibri" w:eastAsia="Calibri"/>
+          <w:b w:val="0"/>
+          <w:i w:val="0"/>
+          <w:sz w:val="22"/>
+        </w:rPr>
+        <w:t>Produced business and technical documentation compliant with FDA, EMA and MHRA regulatory standards.</w:t>
+      </w:r>
+    </w:p>
+    <w:p>
+      <w:pPr>
+        <w:pStyle w:val="ListBullet"/>
+        <w:widowControl/>
+        <w:spacing w:lineRule="auto" w:line="264" w:before="0" w:after="100"/>
+        <w:ind w:left="317" w:hanging="187"/>
+      </w:pPr>
+      <w:r>
+        <w:rPr>
+          <w:rFonts w:ascii="Calibri" w:hAnsi="Calibri" w:eastAsia="Calibri"/>
+          <w:b w:val="0"/>
+          <w:i w:val="0"/>
+          <w:sz w:val="22"/>
+        </w:rPr>
+        <w:t>Managed GxP change control, audit trails and computer system validation (CSV) for regulated releases.</w:t>
+      </w:r>
+    </w:p>
+    <w:p>
+      <w:pPr>
+        <w:keepNext/>
+        <w:widowControl/>
+        <w:spacing w:lineRule="auto" w:line="264" w:before="160" w:after="40"/>
+      </w:pPr>
+      <w:r>
+        <w:rPr>
+          <w:rFonts w:ascii="Calibri" w:hAnsi="Calibri"/>
+          <w:b/>
+          <w:sz w:val="23"/>
+        </w:rPr>
+        <w:t>Technology Business Partner (Industrial Placement &amp; Part-time)</w:t>
+      </w:r>
+      <w:r>
+        <w:rPr>
+          <w:rFonts w:ascii="Calibri" w:hAnsi="Calibri"/>
+          <w:sz w:val="19"/>
+        </w:rPr>
+        <w:t xml:space="preserve">  |  GSK  |  UK  |  Jun 2017 - Aug 2019</w:t>
+      </w:r>
+    </w:p>
+    <w:p>
+      <w:pPr>
+        <w:pStyle w:val="ListBullet"/>
+        <w:keepNext/>
+        <w:widowControl/>
+        <w:spacing w:lineRule="auto" w:line="264" w:before="0" w:after="70"/>
+        <w:ind w:left="317" w:hanging="187"/>
+      </w:pPr>
+      <w:r>
+        <w:rPr>
+          <w:rFonts w:ascii="Calibri" w:hAnsi="Calibri" w:eastAsia="Calibri"/>
+          <w:b w:val="0"/>
+          <w:i w:val="0"/>
+          <w:sz w:val="22"/>
+        </w:rPr>
+        <w:t>Based in Global Manufacturing Supply Chain, supporting technology delivery across manufacturing sites.</w:t>
+      </w:r>
+    </w:p>
+    <w:p>
+      <w:pPr>
+        <w:pStyle w:val="ListBullet"/>
+        <w:keepNext/>
+        <w:widowControl/>
+        <w:spacing w:lineRule="auto" w:line="264" w:before="0" w:after="70"/>
+        <w:ind w:left="317" w:hanging="187"/>
+      </w:pPr>
+      <w:r>
+        <w:rPr>
+          <w:rFonts w:ascii="Calibri" w:hAnsi="Calibri" w:eastAsia="Calibri"/>
+          <w:b w:val="0"/>
+          <w:i w:val="0"/>
+          <w:sz w:val="22"/>
+        </w:rPr>
+        <w:t>Programme managed multi-million-pound Overall Equipment Effectiveness (OEE) across 12+ manufacturing sites.</w:t>
+      </w:r>
+    </w:p>
+    <w:p>
+      <w:pPr>
+        <w:pStyle w:val="ListBullet"/>
+        <w:keepNext/>
+        <w:widowControl/>
+        <w:spacing w:lineRule="auto" w:line="264" w:before="0" w:after="70"/>
+        <w:ind w:left="317" w:hanging="187"/>
+      </w:pPr>
+      <w:r>
+        <w:rPr>
+          <w:rFonts w:ascii="Calibri" w:hAnsi="Calibri" w:eastAsia="Calibri"/>
+          <w:b w:val="0"/>
+          <w:i w:val="0"/>
+          <w:sz w:val="22"/>
+        </w:rPr>
+        <w:t>Owned the third-party vendor relationship for the OEE rollout through site readiness and go-lives.</w:t>
+      </w:r>
+    </w:p>
+    <w:p>
+      <w:pPr>
+        <w:pStyle w:val="ListBullet"/>
+        <w:keepNext/>
+        <w:widowControl/>
+        <w:spacing w:lineRule="auto" w:line="264" w:before="0" w:after="70"/>
+        <w:ind w:left="317" w:hanging="187"/>
+      </w:pPr>
+      <w:r>
+        <w:rPr>
+          <w:rFonts w:ascii="Calibri" w:hAnsi="Calibri" w:eastAsia="Calibri"/>
+          <w:b w:val="0"/>
+          <w:i w:val="0"/>
+          <w:sz w:val="22"/>
+        </w:rPr>
+        <w:t>Project managed hardware installs, servers and production line downtime to bring each site live.</w:t>
+      </w:r>
+    </w:p>
+    <w:p>
+      <w:pPr>
+        <w:pStyle w:val="ListBullet"/>
+        <w:keepNext/>
+        <w:widowControl/>
+        <w:spacing w:lineRule="auto" w:line="264" w:before="0" w:after="70"/>
+        <w:ind w:left="317" w:hanging="187"/>
+      </w:pPr>
+      <w:r>
+        <w:rPr>
+          <w:rFonts w:ascii="Calibri" w:hAnsi="Calibri" w:eastAsia="Calibri"/>
+          <w:b w:val="0"/>
+          <w:i w:val="0"/>
+          <w:sz w:val="22"/>
+        </w:rPr>
+        <w:t>Rolled out Beamex Paperless Calibration across global sites, replacing paper with GxP-compliant records.</w:t>
+      </w:r>
+    </w:p>
+    <w:p>
+      <w:pPr>
+        <w:pStyle w:val="ListBullet"/>
+        <w:widowControl/>
+        <w:spacing w:lineRule="auto" w:line="264" w:before="0" w:after="100"/>
+        <w:ind w:left="317" w:hanging="187"/>
+      </w:pPr>
+      <w:r>
+        <w:rPr>
+          <w:rFonts w:ascii="Calibri" w:hAnsi="Calibri" w:eastAsia="Calibri"/>
+          <w:b w:val="0"/>
+          <w:i w:val="0"/>
+          <w:sz w:val="22"/>
+        </w:rPr>
+        <w:t>Evaluated off-the-shelf software against pharma regulations, running UAT and defect management.</w:t>
+      </w:r>
+    </w:p>
+    <w:p>
+      <w:pPr>
+        <w:keepNext/>
+        <w:spacing w:lineRule="auto" w:line="264" w:before="220" w:after="90"/>
+        <w:pBdr>
+          <w:bottom w:val="single" w:sz="6" w:space="2" w:color="9E9E9E"/>
+        </w:pBdr>
       </w:pPr>
       <w:r>
         <w:rPr>
           <w:rFonts w:ascii="Calibri" w:hAnsi="Calibri" w:eastAsia="Calibri"/>
           <w:b/>
-          <w:sz w:val="21"/>
+          <w:sz w:val="24"/>
         </w:rPr>
         <w:t>EDUCATION</w:t>
       </w:r>
@@ -690,214 +1090,242 @@
     <w:p>
       <w:pPr>
         <w:keepNext/>
-        <w:keepLines/>
         <w:widowControl/>
-        <w:spacing w:lineRule="auto" w:line="269" w:before="0" w:after="60"/>
+        <w:spacing w:lineRule="auto" w:line="264" w:before="0" w:after="40"/>
       </w:pPr>
       <w:r>
         <w:rPr>
-          <w:rFonts w:ascii="Calibri" w:hAnsi="Calibri" w:eastAsia="Calibri"/>
+          <w:rFonts w:ascii="Calibri" w:hAnsi="Calibri"/>
           <w:b/>
-          <w:sz w:val="21"/>
+          <w:sz w:val="23"/>
         </w:rPr>
         <w:t>University of Kent</w:t>
       </w:r>
       <w:r>
         <w:rPr>
-          <w:rFonts w:ascii="Calibri" w:hAnsi="Calibri" w:eastAsia="Calibri"/>
+          <w:rFonts w:ascii="Calibri" w:hAnsi="Calibri"/>
           <w:sz w:val="19"/>
         </w:rPr>
-        <w:t xml:space="preserve">  -  BSc (Hons) Computing and Business Administration with a year in industry  |  First Class Honours, US GPA equivalent: ~4.0</w:t>
+        <w:t xml:space="preserve"> - BSc (Hons) Computing and Business Administration with a year in industry  |  First Class Honours, US GPA ~4.0</w:t>
       </w:r>
     </w:p>
     <w:p>
       <w:pPr>
         <w:pStyle w:val="ListBullet"/>
         <w:keepNext/>
-        <w:keepLines/>
         <w:widowControl/>
-        <w:spacing w:lineRule="auto" w:line="269" w:before="0" w:after="60"/>
-        <w:ind w:left="288" w:hanging="173"/>
+        <w:spacing w:lineRule="auto" w:line="264" w:before="0" w:after="70"/>
+        <w:ind w:left="317" w:hanging="187"/>
       </w:pPr>
       <w:r>
         <w:rPr>
           <w:rFonts w:ascii="Calibri" w:hAnsi="Calibri" w:eastAsia="Calibri"/>
-          <w:sz w:val="19"/>
+          <w:b w:val="0"/>
+          <w:i w:val="0"/>
+          <w:sz w:val="22"/>
         </w:rPr>
-        <w:t>Year in Industry at GSK, then kept on part-time (20 hrs/week) through final year. Graduated with First Class Honours.</w:t>
+        <w:t>Industrial placement (internship) at GSK during the year in industry.</w:t>
       </w:r>
     </w:p>
     <w:p>
       <w:pPr>
         <w:pStyle w:val="ListBullet"/>
-        <w:keepLines/>
+        <w:keepNext/>
         <w:widowControl/>
-        <w:spacing w:lineRule="auto" w:line="269" w:before="0" w:after="80"/>
-        <w:ind w:left="288" w:hanging="173"/>
+        <w:spacing w:lineRule="auto" w:line="264" w:before="0" w:after="70"/>
+        <w:ind w:left="317" w:hanging="187"/>
       </w:pPr>
       <w:r>
         <w:rPr>
           <w:rFonts w:ascii="Calibri" w:hAnsi="Calibri" w:eastAsia="Calibri"/>
-          <w:sz w:val="19"/>
+          <w:b w:val="0"/>
+          <w:i w:val="0"/>
+          <w:sz w:val="22"/>
         </w:rPr>
-        <w:t>Dissertation on FinTech ("The disruption and emergence of FinTech"), First Class.</w:t>
+        <w:t>Retained part-time (20 hrs/week) through final year after exceeding expectations, on a unique GSK contract.</w:t>
+      </w:r>
+    </w:p>
+    <w:p>
+      <w:pPr>
+        <w:pStyle w:val="ListBullet"/>
+        <w:widowControl/>
+        <w:spacing w:lineRule="auto" w:line="264" w:before="0" w:after="100"/>
+        <w:ind w:left="317" w:hanging="187"/>
+      </w:pPr>
+      <w:r>
+        <w:rPr>
+          <w:rFonts w:ascii="Calibri" w:hAnsi="Calibri" w:eastAsia="Calibri"/>
+          <w:b w:val="0"/>
+          <w:i w:val="0"/>
+          <w:sz w:val="22"/>
+        </w:rPr>
+        <w:t>Dissertation: The Disruption and Emergence of FinTech (First Class).</w:t>
       </w:r>
     </w:p>
     <w:p>
       <w:pPr>
         <w:keepNext/>
-        <w:spacing w:before="200" w:after="80"/>
+        <w:spacing w:lineRule="auto" w:line="264" w:before="220" w:after="90"/>
+        <w:pBdr>
+          <w:bottom w:val="single" w:sz="6" w:space="2" w:color="9E9E9E"/>
+        </w:pBdr>
       </w:pPr>
       <w:r>
         <w:rPr>
           <w:rFonts w:ascii="Calibri" w:hAnsi="Calibri" w:eastAsia="Calibri"/>
           <w:b/>
-          <w:sz w:val="21"/>
+          <w:sz w:val="24"/>
         </w:rPr>
         <w:t>CERTIFICATIONS</w:t>
       </w:r>
     </w:p>
     <w:p>
       <w:pPr>
-        <w:pStyle w:val="ListBullet"/>
-        <w:keepNext/>
-        <w:keepLines/>
-        <w:widowControl/>
-        <w:spacing w:lineRule="auto" w:line="269" w:before="0" w:after="40"/>
-        <w:ind w:left="288" w:hanging="173"/>
+        <w:spacing w:lineRule="auto" w:line="264" w:before="0" w:after="100"/>
       </w:pPr>
       <w:r>
         <w:rPr>
           <w:rFonts w:ascii="Calibri" w:hAnsi="Calibri" w:eastAsia="Calibri"/>
-          <w:sz w:val="19"/>
+          <w:b w:val="0"/>
+          <w:sz w:val="22"/>
         </w:rPr>
-        <w:t>SAFe 5 Agilist</w:t>
-      </w:r>
-    </w:p>
-    <w:p>
-      <w:pPr>
-        <w:pStyle w:val="ListBullet"/>
-        <w:keepLines/>
-        <w:widowControl/>
-        <w:spacing w:lineRule="auto" w:line="269" w:before="0" w:after="80"/>
-        <w:ind w:left="288" w:hanging="173"/>
-      </w:pPr>
-      <w:r>
-        <w:rPr>
-          <w:rFonts w:ascii="Calibri" w:hAnsi="Calibri" w:eastAsia="Calibri"/>
-          <w:sz w:val="19"/>
-        </w:rPr>
-        <w:t>ITIL v3</w:t>
+        <w:t>SAFe 5 Agilist, ITIL v3</w:t>
       </w:r>
     </w:p>
     <w:p>
       <w:pPr>
         <w:keepNext/>
-        <w:spacing w:before="200" w:after="80"/>
+        <w:spacing w:lineRule="auto" w:line="264" w:before="220" w:after="90"/>
+        <w:pBdr>
+          <w:bottom w:val="single" w:sz="6" w:space="2" w:color="9E9E9E"/>
+        </w:pBdr>
       </w:pPr>
       <w:r>
         <w:rPr>
           <w:rFonts w:ascii="Calibri" w:hAnsi="Calibri" w:eastAsia="Calibri"/>
           <w:b/>
-          <w:sz w:val="19"/>
+          <w:sz w:val="24"/>
         </w:rPr>
-        <w:t>TOOLS &amp; PLATFORMS</w:t>
+        <w:t>SKILLS, TOOLS &amp; PLATFORMS</w:t>
       </w:r>
     </w:p>
     <w:p>
       <w:pPr>
         <w:keepNext/>
-        <w:keepLines/>
         <w:widowControl/>
-        <w:spacing w:lineRule="auto" w:line="276" w:before="0" w:after="60"/>
+        <w:spacing w:lineRule="auto" w:line="264" w:before="0" w:after="70"/>
       </w:pPr>
       <w:r>
         <w:rPr>
-          <w:rFonts w:ascii="Calibri" w:hAnsi="Calibri" w:eastAsia="Calibri"/>
+          <w:rFonts w:ascii="Calibri" w:hAnsi="Calibri"/>
           <w:b/>
-          <w:sz w:val="19"/>
+          <w:sz w:val="22"/>
         </w:rPr>
         <w:t xml:space="preserve">Product &amp; delivery: </w:t>
       </w:r>
       <w:r>
         <w:rPr>
-          <w:rFonts w:ascii="Calibri" w:hAnsi="Calibri" w:eastAsia="Calibri"/>
-          <w:sz w:val="19"/>
+          <w:rFonts w:ascii="Calibri" w:hAnsi="Calibri"/>
+          <w:b w:val="0"/>
+          <w:sz w:val="22"/>
         </w:rPr>
-        <w:t>Agile, Change control, Confluence, Discovery, Figma, Figma Make, ITIL, Jira, OKRs, Pendo, Regulated delivery, SAFe, UAT</w:t>
+        <w:t>Agile, Backlog management, Change control, Confluence, Discovery, Figma, Figma Make, ITIL, Jira, Journey mapping, MoSCoW, OKRs, Pendo, Regulated delivery, Requirements gathering, RICE, Roadmapping, SAFe, Scrum, Stakeholder management, UAT, Usability testing, User interviews, Workshops</w:t>
       </w:r>
     </w:p>
     <w:p>
       <w:pPr>
         <w:keepNext/>
-        <w:keepLines/>
         <w:widowControl/>
-        <w:spacing w:lineRule="auto" w:line="276" w:before="0" w:after="60"/>
+        <w:spacing w:lineRule="auto" w:line="264" w:before="0" w:after="70"/>
       </w:pPr>
       <w:r>
         <w:rPr>
-          <w:rFonts w:ascii="Calibri" w:hAnsi="Calibri" w:eastAsia="Calibri"/>
+          <w:rFonts w:ascii="Calibri" w:hAnsi="Calibri"/>
           <w:b/>
-          <w:sz w:val="19"/>
+          <w:sz w:val="22"/>
         </w:rPr>
-        <w:t xml:space="preserve">Data &amp; analytics: </w:t>
+        <w:t xml:space="preserve">Data &amp; analytics (product side): </w:t>
       </w:r>
       <w:r>
         <w:rPr>
-          <w:rFonts w:ascii="Calibri" w:hAnsi="Calibri" w:eastAsia="Calibri"/>
-          <w:sz w:val="19"/>
+          <w:rFonts w:ascii="Calibri" w:hAnsi="Calibri"/>
+          <w:b w:val="0"/>
+          <w:sz w:val="22"/>
         </w:rPr>
-        <w:t>ETL, Power BI, Qlik, Snowflake, SQL</w:t>
+        <w:t>ETL, Power BI, Qlik, Snowflake, SQL, Tableau</w:t>
       </w:r>
     </w:p>
     <w:p>
       <w:pPr>
         <w:keepNext/>
-        <w:keepLines/>
         <w:widowControl/>
-        <w:spacing w:lineRule="auto" w:line="276" w:before="0" w:after="60"/>
+        <w:spacing w:lineRule="auto" w:line="264" w:before="0" w:after="70"/>
       </w:pPr>
       <w:r>
         <w:rPr>
-          <w:rFonts w:ascii="Calibri" w:hAnsi="Calibri" w:eastAsia="Calibri"/>
+          <w:rFonts w:ascii="Calibri" w:hAnsi="Calibri"/>
           <w:b/>
-          <w:sz w:val="19"/>
+          <w:sz w:val="22"/>
         </w:rPr>
         <w:t xml:space="preserve">Automation: </w:t>
       </w:r>
       <w:r>
         <w:rPr>
-          <w:rFonts w:ascii="Calibri" w:hAnsi="Calibri" w:eastAsia="Calibri"/>
-          <w:sz w:val="19"/>
+          <w:rFonts w:ascii="Calibri" w:hAnsi="Calibri"/>
+          <w:b w:val="0"/>
+          <w:sz w:val="22"/>
         </w:rPr>
         <w:t>Alteryx, Automation Anywhere, Power Platform, RPA, UiPath, Veeva</w:t>
       </w:r>
     </w:p>
     <w:p>
       <w:pPr>
-        <w:keepLines/>
+        <w:keepNext/>
         <w:widowControl/>
-        <w:spacing w:lineRule="auto" w:line="276" w:before="0" w:after="40"/>
+        <w:spacing w:lineRule="auto" w:line="264" w:before="0" w:after="70"/>
       </w:pPr>
       <w:r>
         <w:rPr>
-          <w:rFonts w:ascii="Calibri" w:hAnsi="Calibri" w:eastAsia="Calibri"/>
+          <w:rFonts w:ascii="Calibri" w:hAnsi="Calibri"/>
           <w:b/>
-          <w:sz w:val="19"/>
+          <w:sz w:val="22"/>
         </w:rPr>
         <w:t xml:space="preserve">Build &amp; platforms: </w:t>
       </w:r>
       <w:r>
         <w:rPr>
-          <w:rFonts w:ascii="Calibri" w:hAnsi="Calibri" w:eastAsia="Calibri"/>
-          <w:sz w:val="19"/>
+          <w:rFonts w:ascii="Calibri" w:hAnsi="Calibri"/>
+          <w:b w:val="0"/>
+          <w:sz w:val="22"/>
         </w:rPr>
-        <w:t>AWS, Beamex PCM, Microsoft 365, MUI, Pega, React</w:t>
+        <w:t>AWS, Beamex PCM, Cursor IDE / AI, Microsoft 365, MUI, Pega, React</w:t>
+      </w:r>
+    </w:p>
+    <w:p>
+      <w:pPr>
+        <w:widowControl/>
+        <w:spacing w:lineRule="auto" w:line="264" w:before="0" w:after="0"/>
+      </w:pPr>
+      <w:r>
+        <w:rPr>
+          <w:rFonts w:ascii="Calibri" w:hAnsi="Calibri"/>
+          <w:b/>
+          <w:sz w:val="22"/>
+        </w:rPr>
+        <w:t xml:space="preserve">Regulated &amp; compliance: </w:t>
+      </w:r>
+      <w:r>
+        <w:rPr>
+          <w:rFonts w:ascii="Calibri" w:hAnsi="Calibri"/>
+          <w:b w:val="0"/>
+          <w:sz w:val="22"/>
+        </w:rPr>
+        <w:t>CSV, FDA / EMA / MHRA documentation, GxP</w:t>
       </w:r>
     </w:p>
     <w:sectPr>
       <w:pgSz w:w="12240" w:h="15840"/>
-      <w:pgMar w:top="648" w:right="792" w:bottom="648" w:left="792" w:header="720" w:footer="720" w:gutter="0"/>
+      <w:pgMar w:top="720" w:right="864" w:bottom="720" w:left="864" w:header="720" w:footer="720" w:gutter="0"/>
       <w:cols w:space="720"/>
       <w:docGrid w:linePitch="360"/>
     </w:sectPr>
@@ -1268,6 +1696,12 @@
     <w:name w:val="Normal"/>
     <w:qFormat/>
     <w:rsid w:val="00FC693F"/>
+    <w:rPr>
+      <w:rFonts w:ascii="Calibri" w:hAnsi="Calibri" w:eastAsia="Calibri"/>
+      <w:color w:val="000000"/>
+      <w:sz w:val="22"/>
+      <w:lang w:val="en-GB"/>
+    </w:rPr>
   </w:style>
   <w:style w:type="paragraph" w:styleId="Header">
     <w:name w:val="header"/>
@@ -1797,6 +2231,10 @@
       </w:numPr>
       <w:contextualSpacing/>
     </w:pPr>
+    <w:rPr>
+      <w:rFonts w:ascii="Calibri" w:hAnsi="Calibri"/>
+      <w:sz w:val="22"/>
+    </w:rPr>
   </w:style>
   <w:style w:type="paragraph" w:styleId="ListBullet2">
     <w:name w:val="List Bullet 2"/>

--- a/assets/files/Resume (William Amor).docx
+++ b/assets/files/Resume (William Amor).docx
@@ -11,14 +11,14 @@
         <w:rPr>
           <w:rFonts w:ascii="Calibri" w:hAnsi="Calibri" w:eastAsia="Calibri"/>
           <w:b/>
-          <w:sz w:val="40"/>
+          <w:sz w:val="38"/>
         </w:rPr>
         <w:t>William Amor</w:t>
       </w:r>
     </w:p>
     <w:p>
       <w:pPr>
-        <w:spacing w:lineRule="auto" w:line="240" w:before="0" w:after="130"/>
+        <w:spacing w:lineRule="auto" w:line="240" w:before="0" w:after="100"/>
         <w:jc w:val="center"/>
       </w:pPr>
       <w:r>
@@ -100,7 +100,7 @@
     <w:p>
       <w:pPr>
         <w:keepNext/>
-        <w:spacing w:lineRule="auto" w:line="264" w:before="220" w:after="90"/>
+        <w:spacing w:lineRule="auto" w:line="247" w:before="160" w:after="60"/>
         <w:pBdr>
           <w:bottom w:val="single" w:sz="6" w:space="2" w:color="9E9E9E"/>
         </w:pBdr>
@@ -109,41 +109,41 @@
         <w:rPr>
           <w:rFonts w:ascii="Calibri" w:hAnsi="Calibri" w:eastAsia="Calibri"/>
           <w:b/>
-          <w:sz w:val="24"/>
+          <w:sz w:val="22"/>
         </w:rPr>
         <w:t>PROFESSIONAL SUMMARY</w:t>
       </w:r>
     </w:p>
     <w:p>
       <w:pPr>
-        <w:spacing w:lineRule="auto" w:line="264" w:before="0" w:after="160"/>
+        <w:spacing w:lineRule="auto" w:line="247" w:before="0" w:after="110"/>
       </w:pPr>
       <w:r>
         <w:rPr>
           <w:rFonts w:ascii="Calibri" w:hAnsi="Calibri" w:eastAsia="Calibri"/>
           <w:b w:val="0"/>
-          <w:sz w:val="22"/>
+          <w:sz w:val="21"/>
         </w:rPr>
-        <w:t>Principal, Product Owner with 9+ years delivering data and analytics products across insurance, consumer health, pharmaceuticals and financial services. At Marsh, I lead broking and claims analytics products supporting billions in client premiums, uncovering millions in placement opportunities and more than $2m in attributable revenue.</w:t>
+        <w:t>Product Owner with 9+ years delivering products across insurance, consumer health, pharmaceuticals and financial services. At Marsh, I lead broking and claims analytics products for consultants and clients, shipping new functionality that has uncovered millions of dollars in commercial opportunities.</w:t>
       </w:r>
     </w:p>
     <w:p>
       <w:pPr>
-        <w:spacing w:lineRule="auto" w:line="264" w:before="0" w:after="100"/>
+        <w:spacing w:lineRule="auto" w:line="247" w:before="0" w:after="60"/>
       </w:pPr>
       <w:r>
         <w:rPr>
           <w:rFonts w:ascii="Calibri" w:hAnsi="Calibri" w:eastAsia="Calibri"/>
           <w:b w:val="0"/>
-          <w:sz w:val="22"/>
+          <w:sz w:val="21"/>
         </w:rPr>
-        <w:t>My IT career has spanned commercial sales and marketing, regulatory affairs and operations, and global manufacturing supply chain. Previously at Kenvue and Johnson &amp; Johnson, I built commercial analytics and Amazon marketplace tools that drove multi-million-dollar growth, and scaled a regional automation function from Regional CIO investment. Earlier at Pfizer and GSK, I delivered technology in highly regulated environments, including a system later adapted for the Comirnaty COVID-19 vaccine rollout.</w:t>
+        <w:t>My career spans commercial sales and marketing, regulatory affairs, and global manufacturing supply chain. At Kenvue and Johnson &amp; Johnson, I built commercial analytics and Amazon marketplace tools driving multi-million-dollar growth, and scaled a regional automation function from the ground up. Earlier, at Pfizer and GSK, I delivered technology in highly regulated environments - including a system that helped streamline regulatory approval for the Comirnaty COVID-19 vaccine.</w:t>
       </w:r>
     </w:p>
     <w:p>
       <w:pPr>
         <w:keepNext/>
-        <w:spacing w:lineRule="auto" w:line="264" w:before="220" w:after="90"/>
+        <w:spacing w:lineRule="auto" w:line="247" w:before="160" w:after="60"/>
         <w:pBdr>
           <w:bottom w:val="single" w:sz="6" w:space="2" w:color="9E9E9E"/>
         </w:pBdr>
@@ -152,7 +152,7 @@
         <w:rPr>
           <w:rFonts w:ascii="Calibri" w:hAnsi="Calibri" w:eastAsia="Calibri"/>
           <w:b/>
-          <w:sz w:val="24"/>
+          <w:sz w:val="22"/>
         </w:rPr>
         <w:t>IMPACT HIGHLIGHTS</w:t>
       </w:r>
@@ -161,7 +161,7 @@
       <w:pPr>
         <w:pStyle w:val="ListBullet"/>
         <w:widowControl/>
-        <w:spacing w:lineRule="auto" w:line="264" w:before="0" w:after="70"/>
+        <w:spacing w:lineRule="auto" w:line="247" w:before="0" w:after="40"/>
         <w:ind w:left="317" w:hanging="187"/>
       </w:pPr>
       <w:r>
@@ -169,16 +169,16 @@
           <w:rFonts w:ascii="Calibri" w:hAnsi="Calibri" w:eastAsia="Calibri"/>
           <w:b w:val="0"/>
           <w:i w:val="0"/>
-          <w:sz w:val="22"/>
+          <w:sz w:val="21"/>
         </w:rPr>
-        <w:t>Owned Marsh placement insight products that uncovered $8m+ in opportunities and $2m in revenue.</w:t>
+        <w:t>Owned Marsh's insurance insight products, surfacing $8m+ in commercial opportunities and generating $2m in revenue.</w:t>
       </w:r>
     </w:p>
     <w:p>
       <w:pPr>
         <w:pStyle w:val="ListBullet"/>
         <w:widowControl/>
-        <w:spacing w:lineRule="auto" w:line="264" w:before="0" w:after="70"/>
+        <w:spacing w:lineRule="auto" w:line="247" w:before="0" w:after="40"/>
         <w:ind w:left="317" w:hanging="187"/>
       </w:pPr>
       <w:r>
@@ -186,16 +186,16 @@
           <w:rFonts w:ascii="Calibri" w:hAnsi="Calibri" w:eastAsia="Calibri"/>
           <w:b w:val="0"/>
           <w:i w:val="0"/>
-          <w:sz w:val="22"/>
+          <w:sz w:val="21"/>
         </w:rPr>
-        <w:t>Owned Amazon 360 at Kenvue, an analytics product driving multi-million-dollar sales uplift in EMEA.</w:t>
+        <w:t>Led Amazon 360 at Kenvue - a sentiment analysis product that drove multi-million-dollar sales uplift.</w:t>
       </w:r>
     </w:p>
     <w:p>
       <w:pPr>
         <w:pStyle w:val="ListBullet"/>
         <w:widowControl/>
-        <w:spacing w:lineRule="auto" w:line="264" w:before="0" w:after="70"/>
+        <w:spacing w:lineRule="auto" w:line="247" w:before="0" w:after="40"/>
         <w:ind w:left="317" w:hanging="187"/>
       </w:pPr>
       <w:r>
@@ -203,16 +203,16 @@
           <w:rFonts w:ascii="Calibri" w:hAnsi="Calibri" w:eastAsia="Calibri"/>
           <w:b w:val="0"/>
           <w:i w:val="0"/>
-          <w:sz w:val="22"/>
+          <w:sz w:val="21"/>
         </w:rPr>
-        <w:t>Built EMEA's automation function and products from scratch at J&amp;J (thousands of hours, six figures a year).</w:t>
+        <w:t>Built a regional automation function and product suite from the ground up at J&amp;J, saving thousands of hours and hundreds of thousands of pounds by migrating third-party tools in-house.</w:t>
       </w:r>
     </w:p>
     <w:p>
       <w:pPr>
         <w:pStyle w:val="ListBullet"/>
         <w:widowControl/>
-        <w:spacing w:lineRule="auto" w:line="264" w:before="0" w:after="100"/>
+        <w:spacing w:lineRule="auto" w:line="247" w:before="0" w:after="60"/>
         <w:ind w:left="317" w:hanging="187"/>
       </w:pPr>
       <w:r>
@@ -220,15 +220,15 @@
           <w:rFonts w:ascii="Calibri" w:hAnsi="Calibri" w:eastAsia="Calibri"/>
           <w:b w:val="0"/>
           <w:i w:val="0"/>
-          <w:sz w:val="22"/>
+          <w:sz w:val="21"/>
         </w:rPr>
-        <w:t>Delivered Pfizer's health authority product later used for Comirnaty (COVID-19 vaccine).</w:t>
+        <w:t>Defined requirements for Pfizer's health authority tracking product, later deployed to support Comirnaty (COVID-19 vaccine).</w:t>
       </w:r>
     </w:p>
     <w:p>
       <w:pPr>
         <w:keepNext/>
-        <w:spacing w:lineRule="auto" w:line="264" w:before="220" w:after="90"/>
+        <w:spacing w:lineRule="auto" w:line="247" w:before="160" w:after="60"/>
         <w:pBdr>
           <w:bottom w:val="single" w:sz="6" w:space="2" w:color="9E9E9E"/>
         </w:pBdr>
@@ -237,7 +237,7 @@
         <w:rPr>
           <w:rFonts w:ascii="Calibri" w:hAnsi="Calibri" w:eastAsia="Calibri"/>
           <w:b/>
-          <w:sz w:val="24"/>
+          <w:sz w:val="22"/>
         </w:rPr>
         <w:t>EXPERIENCE</w:t>
       </w:r>
@@ -246,20 +246,20 @@
       <w:pPr>
         <w:keepNext/>
         <w:widowControl/>
-        <w:spacing w:lineRule="auto" w:line="264" w:before="160" w:after="40"/>
+        <w:spacing w:lineRule="auto" w:line="247" w:before="110" w:after="40"/>
       </w:pPr>
       <w:r>
         <w:rPr>
           <w:rFonts w:ascii="Calibri" w:hAnsi="Calibri"/>
           <w:b/>
-          <w:sz w:val="23"/>
+          <w:sz w:val="22"/>
         </w:rPr>
         <w:t>Principal, Product Owner</w:t>
       </w:r>
       <w:r>
         <w:rPr>
           <w:rFonts w:ascii="Calibri" w:hAnsi="Calibri"/>
-          <w:sz w:val="19"/>
+          <w:sz w:val="20"/>
         </w:rPr>
         <w:t xml:space="preserve">  |  Marsh  |  UK  |  Aug 2024 - Present</w:t>
       </w:r>
@@ -269,7 +269,7 @@
         <w:pStyle w:val="ListBullet"/>
         <w:keepNext/>
         <w:widowControl/>
-        <w:spacing w:lineRule="auto" w:line="264" w:before="0" w:after="70"/>
+        <w:spacing w:lineRule="auto" w:line="247" w:before="0" w:after="40"/>
         <w:ind w:left="317" w:hanging="187"/>
       </w:pPr>
       <w:r>
@@ -277,9 +277,9 @@
           <w:rFonts w:ascii="Calibri" w:hAnsi="Calibri" w:eastAsia="Calibri"/>
           <w:b w:val="0"/>
           <w:i w:val="0"/>
-          <w:sz w:val="22"/>
+          <w:sz w:val="21"/>
         </w:rPr>
-        <w:t>Own client-facing SaaS and internal data products for broking (billions in premiums); demo in RFP phases.</w:t>
+        <w:t>Own client-facing SaaS and internal data products for broking operations (billions in premiums).</w:t>
       </w:r>
     </w:p>
     <w:p>
@@ -287,7 +287,7 @@
         <w:pStyle w:val="ListBullet"/>
         <w:keepNext/>
         <w:widowControl/>
-        <w:spacing w:lineRule="auto" w:line="264" w:before="0" w:after="70"/>
+        <w:spacing w:lineRule="auto" w:line="247" w:before="0" w:after="40"/>
         <w:ind w:left="317" w:hanging="187"/>
       </w:pPr>
       <w:r>
@@ -295,7 +295,25 @@
           <w:rFonts w:ascii="Calibri" w:hAnsi="Calibri" w:eastAsia="Calibri"/>
           <w:b w:val="0"/>
           <w:i w:val="0"/>
-          <w:sz w:val="22"/>
+          <w:sz w:val="21"/>
+        </w:rPr>
+        <w:t>Present the workplace benefits analytics product to clients in RFPs and demos.</w:t>
+      </w:r>
+    </w:p>
+    <w:p>
+      <w:pPr>
+        <w:pStyle w:val="ListBullet"/>
+        <w:keepNext/>
+        <w:widowControl/>
+        <w:spacing w:lineRule="auto" w:line="247" w:before="0" w:after="40"/>
+        <w:ind w:left="317" w:hanging="187"/>
+      </w:pPr>
+      <w:r>
+        <w:rPr>
+          <w:rFonts w:ascii="Calibri" w:hAnsi="Calibri" w:eastAsia="Calibri"/>
+          <w:b w:val="0"/>
+          <w:i w:val="0"/>
+          <w:sz w:val="21"/>
         </w:rPr>
         <w:t>Lead three cross-functional squads (20+ engineers, analysts and designers) from discovery to release.</w:t>
       </w:r>
@@ -305,7 +323,7 @@
         <w:pStyle w:val="ListBullet"/>
         <w:keepNext/>
         <w:widowControl/>
-        <w:spacing w:lineRule="auto" w:line="264" w:before="0" w:after="70"/>
+        <w:spacing w:lineRule="auto" w:line="247" w:before="0" w:after="40"/>
         <w:ind w:left="317" w:hanging="187"/>
       </w:pPr>
       <w:r>
@@ -313,9 +331,9 @@
           <w:rFonts w:ascii="Calibri" w:hAnsi="Calibri" w:eastAsia="Calibri"/>
           <w:b w:val="0"/>
           <w:i w:val="0"/>
-          <w:sz w:val="22"/>
+          <w:sz w:val="21"/>
         </w:rPr>
-        <w:t>Run discovery with broker users: interviews, journey mapping, workshops and usability testing.</w:t>
+        <w:t>Run discovery with broker and consulting users: interviews, journey mapping, workshops and usability testing.</w:t>
       </w:r>
     </w:p>
     <w:p>
@@ -323,7 +341,7 @@
         <w:pStyle w:val="ListBullet"/>
         <w:keepNext/>
         <w:widowControl/>
-        <w:spacing w:lineRule="auto" w:line="264" w:before="0" w:after="70"/>
+        <w:spacing w:lineRule="auto" w:line="247" w:before="0" w:after="40"/>
         <w:ind w:left="317" w:hanging="187"/>
       </w:pPr>
       <w:r>
@@ -331,7 +349,7 @@
           <w:rFonts w:ascii="Calibri" w:hAnsi="Calibri" w:eastAsia="Calibri"/>
           <w:b w:val="0"/>
           <w:i w:val="0"/>
-          <w:sz w:val="22"/>
+          <w:sz w:val="21"/>
         </w:rPr>
         <w:t>Delivered placement and commission insight products end to end, uncovering $2m in new revenue.</w:t>
       </w:r>
@@ -341,7 +359,7 @@
         <w:pStyle w:val="ListBullet"/>
         <w:keepNext/>
         <w:widowControl/>
-        <w:spacing w:lineRule="auto" w:line="264" w:before="0" w:after="70"/>
+        <w:spacing w:lineRule="auto" w:line="247" w:before="0" w:after="40"/>
         <w:ind w:left="317" w:hanging="187"/>
       </w:pPr>
       <w:r>
@@ -349,27 +367,9 @@
           <w:rFonts w:ascii="Calibri" w:hAnsi="Calibri" w:eastAsia="Calibri"/>
           <w:b w:val="0"/>
           <w:i w:val="0"/>
-          <w:sz w:val="22"/>
+          <w:sz w:val="21"/>
         </w:rPr>
-        <w:t>Build working front-end prototypes with AI tooling (</w:t>
-      </w:r>
-      <w:r>
-        <w:rPr>
-          <w:rFonts w:ascii="Calibri" w:hAnsi="Calibri" w:eastAsia="Calibri"/>
-          <w:b w:val="0"/>
-          <w:i/>
-          <w:sz w:val="22"/>
-        </w:rPr>
-        <w:t>vibe coding</w:t>
-      </w:r>
-      <w:r>
-        <w:rPr>
-          <w:rFonts w:ascii="Calibri" w:hAnsi="Calibri" w:eastAsia="Calibri"/>
-          <w:b w:val="0"/>
-          <w:i w:val="0"/>
-          <w:sz w:val="22"/>
-        </w:rPr>
-        <w:t xml:space="preserve"> via Figma Make) ahead of developer handoff.</w:t>
+        <w:t>Rapid-prototype front-end concepts in Figma using AI tooling, cutting misalignment at developer handoff.</w:t>
       </w:r>
     </w:p>
     <w:p>
@@ -377,7 +377,7 @@
         <w:pStyle w:val="ListBullet"/>
         <w:keepNext/>
         <w:widowControl/>
-        <w:spacing w:lineRule="auto" w:line="264" w:before="0" w:after="70"/>
+        <w:spacing w:lineRule="auto" w:line="247" w:before="0" w:after="40"/>
         <w:ind w:left="317" w:hanging="187"/>
       </w:pPr>
       <w:r>
@@ -385,9 +385,9 @@
           <w:rFonts w:ascii="Calibri" w:hAnsi="Calibri" w:eastAsia="Calibri"/>
           <w:b w:val="0"/>
           <w:i w:val="0"/>
-          <w:sz w:val="22"/>
+          <w:sz w:val="21"/>
         </w:rPr>
-        <w:t>Own a cross-sell capability identifying unsold coverage lines for existing clients (multi-million upside).</w:t>
+        <w:t>Own a cross-sell capability identifying unsold coverage lines for existing clients (multi-million-dollar upside).</w:t>
       </w:r>
     </w:p>
     <w:p>
@@ -395,7 +395,7 @@
         <w:pStyle w:val="ListBullet"/>
         <w:keepNext/>
         <w:widowControl/>
-        <w:spacing w:lineRule="auto" w:line="264" w:before="0" w:after="70"/>
+        <w:spacing w:lineRule="auto" w:line="247" w:before="0" w:after="40"/>
         <w:ind w:left="317" w:hanging="187"/>
       </w:pPr>
       <w:r>
@@ -403,7 +403,7 @@
           <w:rFonts w:ascii="Calibri" w:hAnsi="Calibri" w:eastAsia="Calibri"/>
           <w:b w:val="0"/>
           <w:i w:val="0"/>
-          <w:sz w:val="22"/>
+          <w:sz w:val="21"/>
         </w:rPr>
         <w:t>Define strategy, roadmaps and OKRs with MD and Partner stakeholders; prioritise with RICE and MoSCoW.</w:t>
       </w:r>
@@ -413,7 +413,7 @@
         <w:pStyle w:val="ListBullet"/>
         <w:keepNext/>
         <w:widowControl/>
-        <w:spacing w:lineRule="auto" w:line="264" w:before="0" w:after="70"/>
+        <w:spacing w:lineRule="auto" w:line="247" w:before="0" w:after="40"/>
         <w:ind w:left="317" w:hanging="187"/>
       </w:pPr>
       <w:r>
@@ -421,9 +421,9 @@
           <w:rFonts w:ascii="Calibri" w:hAnsi="Calibri" w:eastAsia="Calibri"/>
           <w:b w:val="0"/>
           <w:i w:val="0"/>
-          <w:sz w:val="22"/>
+          <w:sz w:val="21"/>
         </w:rPr>
-        <w:t>Set product standards and ways of working for the wider product function.</w:t>
+        <w:t>Authored product standards and ways of working now used as the benchmark across the product function.</w:t>
       </w:r>
     </w:p>
     <w:p>
@@ -431,7 +431,7 @@
         <w:pStyle w:val="ListBullet"/>
         <w:keepNext/>
         <w:widowControl/>
-        <w:spacing w:lineRule="auto" w:line="264" w:before="0" w:after="70"/>
+        <w:spacing w:lineRule="auto" w:line="247" w:before="0" w:after="40"/>
         <w:ind w:left="317" w:hanging="187"/>
       </w:pPr>
       <w:r>
@@ -439,7 +439,7 @@
           <w:rFonts w:ascii="Calibri" w:hAnsi="Calibri" w:eastAsia="Calibri"/>
           <w:b w:val="0"/>
           <w:i w:val="0"/>
-          <w:sz w:val="22"/>
+          <w:sz w:val="21"/>
         </w:rPr>
         <w:t>Mentored a colleague moving into product ownership from a client relationship role.</w:t>
       </w:r>
@@ -449,7 +449,7 @@
         <w:pStyle w:val="ListBullet"/>
         <w:keepNext/>
         <w:widowControl/>
-        <w:spacing w:lineRule="auto" w:line="264" w:before="0" w:after="70"/>
+        <w:spacing w:lineRule="auto" w:line="247" w:before="0" w:after="40"/>
         <w:ind w:left="317" w:hanging="187"/>
       </w:pPr>
       <w:r>
@@ -457,7 +457,7 @@
           <w:rFonts w:ascii="Calibri" w:hAnsi="Calibri" w:eastAsia="Calibri"/>
           <w:b w:val="0"/>
           <w:i w:val="0"/>
-          <w:sz w:val="22"/>
+          <w:sz w:val="21"/>
         </w:rPr>
         <w:t>Run Scrum delivery across the squads: refinement, sprint planning, release and defect triage.</w:t>
       </w:r>
@@ -466,7 +466,7 @@
       <w:pPr>
         <w:pStyle w:val="ListBullet"/>
         <w:widowControl/>
-        <w:spacing w:lineRule="auto" w:line="264" w:before="0" w:after="100"/>
+        <w:spacing w:lineRule="auto" w:line="247" w:before="0" w:after="60"/>
         <w:ind w:left="317" w:hanging="187"/>
       </w:pPr>
       <w:r>
@@ -474,7 +474,7 @@
           <w:rFonts w:ascii="Calibri" w:hAnsi="Calibri" w:eastAsia="Calibri"/>
           <w:b w:val="0"/>
           <w:i w:val="0"/>
-          <w:sz w:val="22"/>
+          <w:sz w:val="21"/>
         </w:rPr>
         <w:t>Led product rollout across 41 countries since joining, using Pendo adoption data to steer the roadmap.</w:t>
       </w:r>
@@ -483,20 +483,20 @@
       <w:pPr>
         <w:keepNext/>
         <w:widowControl/>
-        <w:spacing w:lineRule="auto" w:line="264" w:before="160" w:after="40"/>
+        <w:spacing w:lineRule="auto" w:line="247" w:before="110" w:after="40"/>
       </w:pPr>
       <w:r>
         <w:rPr>
           <w:rFonts w:ascii="Calibri" w:hAnsi="Calibri"/>
           <w:b/>
-          <w:sz w:val="23"/>
+          <w:sz w:val="22"/>
         </w:rPr>
         <w:t>Data &amp; Analytics Product Owner (EMEA)</w:t>
       </w:r>
       <w:r>
         <w:rPr>
           <w:rFonts w:ascii="Calibri" w:hAnsi="Calibri"/>
-          <w:sz w:val="19"/>
+          <w:sz w:val="20"/>
         </w:rPr>
         <w:t xml:space="preserve">  |  Kenvue (formerly a Johnson &amp; Johnson company)  |  UK  |  Jul 2023 - Jun 2024</w:t>
       </w:r>
@@ -506,7 +506,7 @@
         <w:pStyle w:val="ListBullet"/>
         <w:keepNext/>
         <w:widowControl/>
-        <w:spacing w:lineRule="auto" w:line="264" w:before="0" w:after="70"/>
+        <w:spacing w:lineRule="auto" w:line="247" w:before="0" w:after="40"/>
         <w:ind w:left="317" w:hanging="187"/>
       </w:pPr>
       <w:r>
@@ -514,9 +514,9 @@
           <w:rFonts w:ascii="Calibri" w:hAnsi="Calibri" w:eastAsia="Calibri"/>
           <w:b w:val="0"/>
           <w:i w:val="0"/>
-          <w:sz w:val="22"/>
+          <w:sz w:val="21"/>
         </w:rPr>
-        <w:t>Owned an EMEA portfolio of three digital, eCommerce and marketing data products: vision, roadmap, backlog.</w:t>
+        <w:t>Owned an EMEA portfolio of three digital, eCommerce and marketing data products - vision, roadmap and backlog.</w:t>
       </w:r>
     </w:p>
     <w:p>
@@ -524,7 +524,7 @@
         <w:pStyle w:val="ListBullet"/>
         <w:keepNext/>
         <w:widowControl/>
-        <w:spacing w:lineRule="auto" w:line="264" w:before="0" w:after="70"/>
+        <w:spacing w:lineRule="auto" w:line="247" w:before="0" w:after="40"/>
         <w:ind w:left="317" w:hanging="187"/>
       </w:pPr>
       <w:r>
@@ -532,16 +532,16 @@
           <w:rFonts w:ascii="Calibri" w:hAnsi="Calibri" w:eastAsia="Calibri"/>
           <w:b w:val="0"/>
           <w:i w:val="0"/>
-          <w:sz w:val="22"/>
+          <w:sz w:val="21"/>
         </w:rPr>
-        <w:t>Built Amazon 360, uniting listing performance, sentiment and commercial data; drove multi-million uplift.</w:t>
+        <w:t>Built Amazon 360, uniting listing performance, sentiment and commercial data into a single view; drove multi-million-dollar sales uplift.</w:t>
       </w:r>
     </w:p>
     <w:p>
       <w:pPr>
         <w:pStyle w:val="ListBullet"/>
         <w:widowControl/>
-        <w:spacing w:lineRule="auto" w:line="264" w:before="0" w:after="100"/>
+        <w:spacing w:lineRule="auto" w:line="247" w:before="0" w:after="60"/>
         <w:ind w:left="317" w:hanging="187"/>
       </w:pPr>
       <w:r>
@@ -549,29 +549,29 @@
           <w:rFonts w:ascii="Calibri" w:hAnsi="Calibri" w:eastAsia="Calibri"/>
           <w:b w:val="0"/>
           <w:i w:val="0"/>
-          <w:sz w:val="22"/>
+          <w:sz w:val="21"/>
         </w:rPr>
-        <w:t>Migrated digital, eCommerce and marketing data into Snowflake as reusable SQL datasets.</w:t>
+        <w:t>Migrated digital, eCommerce and marketing data into Snowflake as reusable SQL datasets, enabling faster reporting and cutting manual data pulls.</w:t>
       </w:r>
     </w:p>
     <w:p>
       <w:pPr>
         <w:keepNext/>
         <w:widowControl/>
-        <w:spacing w:lineRule="auto" w:line="264" w:before="160" w:after="40"/>
+        <w:spacing w:lineRule="auto" w:line="247" w:before="110" w:after="40"/>
       </w:pPr>
       <w:r>
         <w:rPr>
           <w:rFonts w:ascii="Calibri" w:hAnsi="Calibri"/>
           <w:b/>
-          <w:sz w:val="23"/>
+          <w:sz w:val="22"/>
         </w:rPr>
         <w:t>IT Business Technology Leader (Leadership Programme)</w:t>
       </w:r>
       <w:r>
         <w:rPr>
           <w:rFonts w:ascii="Calibri" w:hAnsi="Calibri"/>
-          <w:sz w:val="19"/>
+          <w:sz w:val="20"/>
         </w:rPr>
         <w:t xml:space="preserve">  |  Johnson &amp; Johnson  |  UK  |  Sep 2022 - Jul 2023</w:t>
       </w:r>
@@ -581,7 +581,7 @@
         <w:pStyle w:val="ListBullet"/>
         <w:keepNext/>
         <w:widowControl/>
-        <w:spacing w:lineRule="auto" w:line="264" w:before="0" w:after="70"/>
+        <w:spacing w:lineRule="auto" w:line="247" w:before="0" w:after="40"/>
         <w:ind w:left="317" w:hanging="187"/>
       </w:pPr>
       <w:r>
@@ -589,9 +589,9 @@
           <w:rFonts w:ascii="Calibri" w:hAnsi="Calibri" w:eastAsia="Calibri"/>
           <w:b w:val="0"/>
           <w:i w:val="0"/>
-          <w:sz w:val="22"/>
+          <w:sz w:val="21"/>
         </w:rPr>
-        <w:t>IT Business Partner for the ~$500m UK Consumer Health business across digital, data and operations.</w:t>
+        <w:t>IT Business Partner for the ~$500m UK Consumer Health business, spanning digital, data and operations.</w:t>
       </w:r>
     </w:p>
     <w:p>
@@ -599,7 +599,7 @@
         <w:pStyle w:val="ListBullet"/>
         <w:keepNext/>
         <w:widowControl/>
-        <w:spacing w:lineRule="auto" w:line="264" w:before="0" w:after="70"/>
+        <w:spacing w:lineRule="auto" w:line="247" w:before="0" w:after="40"/>
         <w:ind w:left="317" w:hanging="187"/>
       </w:pPr>
       <w:r>
@@ -607,9 +607,9 @@
           <w:rFonts w:ascii="Calibri" w:hAnsi="Calibri" w:eastAsia="Calibri"/>
           <w:b w:val="0"/>
           <w:i w:val="0"/>
-          <w:sz w:val="22"/>
+          <w:sz w:val="21"/>
         </w:rPr>
-        <w:t>Ensured technology operations ran smoothly across supply chain, marketing and commercial.</w:t>
+        <w:t>Led technology delivery across supply chain, marketing and commercial functions, keeping operations running through a period of major organisational change.</w:t>
       </w:r>
     </w:p>
     <w:p>
@@ -617,7 +617,7 @@
         <w:pStyle w:val="ListBullet"/>
         <w:keepNext/>
         <w:widowControl/>
-        <w:spacing w:lineRule="auto" w:line="264" w:before="0" w:after="70"/>
+        <w:spacing w:lineRule="auto" w:line="247" w:before="0" w:after="40"/>
         <w:ind w:left="317" w:hanging="187"/>
       </w:pPr>
       <w:r>
@@ -625,9 +625,9 @@
           <w:rFonts w:ascii="Calibri" w:hAnsi="Calibri" w:eastAsia="Calibri"/>
           <w:b w:val="0"/>
           <w:i w:val="0"/>
-          <w:sz w:val="22"/>
+          <w:sz w:val="21"/>
         </w:rPr>
-        <w:t>Managed the UK on-the-ground migration to Kenvue: laptop procurement, device swaps and system cutovers.</w:t>
+        <w:t>Led the UK's on-the-ground technology separation as part of the Kenvue spin-off, covering device procurement, swaps and system cutovers.</w:t>
       </w:r>
     </w:p>
     <w:p>
@@ -635,7 +635,7 @@
         <w:pStyle w:val="ListBullet"/>
         <w:keepNext/>
         <w:widowControl/>
-        <w:spacing w:lineRule="auto" w:line="264" w:before="0" w:after="70"/>
+        <w:spacing w:lineRule="auto" w:line="247" w:before="0" w:after="40"/>
         <w:ind w:left="317" w:hanging="187"/>
       </w:pPr>
       <w:r>
@@ -643,9 +643,9 @@
           <w:rFonts w:ascii="Calibri" w:hAnsi="Calibri" w:eastAsia="Calibri"/>
           <w:b w:val="0"/>
           <w:i w:val="0"/>
-          <w:sz w:val="22"/>
+          <w:sz w:val="21"/>
         </w:rPr>
-        <w:t>Designed and owned a new product development (NPD) app tracking products from R&amp;D to launch.</w:t>
+        <w:t>Designed and owned a new product development (NPD) app, tracking products from R&amp;D through to launch.</w:t>
       </w:r>
     </w:p>
     <w:p>
@@ -653,7 +653,7 @@
         <w:pStyle w:val="ListBullet"/>
         <w:keepNext/>
         <w:widowControl/>
-        <w:spacing w:lineRule="auto" w:line="264" w:before="0" w:after="70"/>
+        <w:spacing w:lineRule="auto" w:line="247" w:before="0" w:after="40"/>
         <w:ind w:left="317" w:hanging="187"/>
       </w:pPr>
       <w:r>
@@ -661,16 +661,16 @@
           <w:rFonts w:ascii="Calibri" w:hAnsi="Calibri" w:eastAsia="Calibri"/>
           <w:b w:val="0"/>
           <w:i w:val="0"/>
-          <w:sz w:val="22"/>
+          <w:sz w:val="21"/>
         </w:rPr>
-        <w:t>Seconded by the North America CIO to lead a BI tool automating stock ordering in LATAM/ASPAC (~$1m P&amp;L).</w:t>
+        <w:t>Seconded by the North America CIO to lead a BI tool automating stock ordering across LATAM and ASPAC (~$1m P&amp;L impact).</w:t>
       </w:r>
     </w:p>
     <w:p>
       <w:pPr>
         <w:pStyle w:val="ListBullet"/>
         <w:widowControl/>
-        <w:spacing w:lineRule="auto" w:line="264" w:before="0" w:after="100"/>
+        <w:spacing w:lineRule="auto" w:line="247" w:before="0" w:after="60"/>
         <w:ind w:left="317" w:hanging="187"/>
       </w:pPr>
       <w:r>
@@ -678,7 +678,7 @@
           <w:rFonts w:ascii="Calibri" w:hAnsi="Calibri" w:eastAsia="Calibri"/>
           <w:b w:val="0"/>
           <w:i w:val="0"/>
-          <w:sz w:val="22"/>
+          <w:sz w:val="21"/>
         </w:rPr>
         <w:t>Founded an EMEA early careers programme, line-managing three cohorts across the UK, Germany and Dubai.</w:t>
       </w:r>
@@ -687,20 +687,20 @@
       <w:pPr>
         <w:keepNext/>
         <w:widowControl/>
-        <w:spacing w:lineRule="auto" w:line="264" w:before="160" w:after="40"/>
+        <w:spacing w:lineRule="auto" w:line="247" w:before="110" w:after="40"/>
       </w:pPr>
       <w:r>
         <w:rPr>
           <w:rFonts w:ascii="Calibri" w:hAnsi="Calibri"/>
           <w:b/>
-          <w:sz w:val="23"/>
+          <w:sz w:val="22"/>
         </w:rPr>
         <w:t>Intelligent Automation Product Manager (Leadership Programme)</w:t>
       </w:r>
       <w:r>
         <w:rPr>
           <w:rFonts w:ascii="Calibri" w:hAnsi="Calibri"/>
-          <w:sz w:val="19"/>
+          <w:sz w:val="20"/>
         </w:rPr>
         <w:t xml:space="preserve">  |  Johnson &amp; Johnson  |  UK  |  Jun 2021 - Sep 2022</w:t>
       </w:r>
@@ -710,7 +710,7 @@
         <w:pStyle w:val="ListBullet"/>
         <w:keepNext/>
         <w:widowControl/>
-        <w:spacing w:lineRule="auto" w:line="264" w:before="0" w:after="70"/>
+        <w:spacing w:lineRule="auto" w:line="247" w:before="0" w:after="40"/>
         <w:ind w:left="317" w:hanging="187"/>
       </w:pPr>
       <w:r>
@@ -718,9 +718,9 @@
           <w:rFonts w:ascii="Calibri" w:hAnsi="Calibri" w:eastAsia="Calibri"/>
           <w:b w:val="0"/>
           <w:i w:val="0"/>
-          <w:sz w:val="22"/>
+          <w:sz w:val="21"/>
         </w:rPr>
-        <w:t>Established EMEA's automation function from an initial concept, defining its remit, objectives and focus.</w:t>
+        <w:t>Established EMEA's automation function from concept, defining its remit, objectives and focus.</w:t>
       </w:r>
     </w:p>
     <w:p>
@@ -728,7 +728,7 @@
         <w:pStyle w:val="ListBullet"/>
         <w:keepNext/>
         <w:widowControl/>
-        <w:spacing w:lineRule="auto" w:line="264" w:before="0" w:after="70"/>
+        <w:spacing w:lineRule="auto" w:line="247" w:before="0" w:after="40"/>
         <w:ind w:left="317" w:hanging="187"/>
       </w:pPr>
       <w:r>
@@ -736,7 +736,7 @@
           <w:rFonts w:ascii="Calibri" w:hAnsi="Calibri" w:eastAsia="Calibri"/>
           <w:b w:val="0"/>
           <w:i w:val="0"/>
-          <w:sz w:val="22"/>
+          <w:sz w:val="21"/>
         </w:rPr>
         <w:t>Pitched and secured ~$1m at the Regional CIO approval board for in-house UiPath, Power Platform and Alteryx.</w:t>
       </w:r>
@@ -746,7 +746,7 @@
         <w:pStyle w:val="ListBullet"/>
         <w:keepNext/>
         <w:widowControl/>
-        <w:spacing w:lineRule="auto" w:line="264" w:before="0" w:after="70"/>
+        <w:spacing w:lineRule="auto" w:line="247" w:before="0" w:after="40"/>
         <w:ind w:left="317" w:hanging="187"/>
       </w:pPr>
       <w:r>
@@ -754,9 +754,9 @@
           <w:rFonts w:ascii="Calibri" w:hAnsi="Calibri" w:eastAsia="Calibri"/>
           <w:b w:val="0"/>
           <w:i w:val="0"/>
-          <w:sz w:val="22"/>
+          <w:sz w:val="21"/>
         </w:rPr>
-        <w:t>Scaled the team to deliver 10+ automations, returning thousands of hours and six figures of savings a year.</w:t>
+        <w:t>Scaled the team to deliver 10+ automations, saving thousands of hours and six figures annually - a model later reused across other regions.</w:t>
       </w:r>
     </w:p>
     <w:p>
@@ -764,7 +764,7 @@
         <w:pStyle w:val="ListBullet"/>
         <w:keepNext/>
         <w:widowControl/>
-        <w:spacing w:lineRule="auto" w:line="264" w:before="0" w:after="70"/>
+        <w:spacing w:lineRule="auto" w:line="247" w:before="0" w:after="40"/>
         <w:ind w:left="317" w:hanging="187"/>
       </w:pPr>
       <w:r>
@@ -772,9 +772,9 @@
           <w:rFonts w:ascii="Calibri" w:hAnsi="Calibri" w:eastAsia="Calibri"/>
           <w:b w:val="0"/>
           <w:i w:val="0"/>
-          <w:sz w:val="22"/>
+          <w:sz w:val="21"/>
         </w:rPr>
-        <w:t>Built one of the company's pioneering automation teams, with the model reused across other regions.</w:t>
+        <w:t>Retired legacy systems, replacing them with new automation solutions built by the team.</w:t>
       </w:r>
     </w:p>
     <w:p>
@@ -782,7 +782,7 @@
         <w:pStyle w:val="ListBullet"/>
         <w:keepNext/>
         <w:widowControl/>
-        <w:spacing w:lineRule="auto" w:line="264" w:before="0" w:after="70"/>
+        <w:spacing w:lineRule="auto" w:line="247" w:before="0" w:after="40"/>
         <w:ind w:left="317" w:hanging="187"/>
       </w:pPr>
       <w:r>
@@ -790,17 +790,16 @@
           <w:rFonts w:ascii="Calibri" w:hAnsi="Calibri" w:eastAsia="Calibri"/>
           <w:b w:val="0"/>
           <w:i w:val="0"/>
-          <w:sz w:val="22"/>
+          <w:sz w:val="21"/>
         </w:rPr>
-        <w:t>Recruited and led five developers across the UK, Egypt, Portugal and Kosovo to deliver internal products.</w:t>
+        <w:t>Recruited and led five developers across the UK, Egypt, Portugal and Kosovo, owning the team end to end: objective setting, one-to-ones, performance reviews and development.</w:t>
       </w:r>
     </w:p>
     <w:p>
       <w:pPr>
         <w:pStyle w:val="ListBullet"/>
-        <w:keepNext/>
         <w:widowControl/>
-        <w:spacing w:lineRule="auto" w:line="264" w:before="0" w:after="70"/>
+        <w:spacing w:lineRule="auto" w:line="247" w:before="0" w:after="60"/>
         <w:ind w:left="317" w:hanging="187"/>
       </w:pPr>
       <w:r>
@@ -808,24 +807,7 @@
           <w:rFonts w:ascii="Calibri" w:hAnsi="Calibri" w:eastAsia="Calibri"/>
           <w:b w:val="0"/>
           <w:i w:val="0"/>
-          <w:sz w:val="22"/>
-        </w:rPr>
-        <w:t>Line-managed the team end to end: objective setting, one-to-ones, performance reviews and development plans.</w:t>
-      </w:r>
-    </w:p>
-    <w:p>
-      <w:pPr>
-        <w:pStyle w:val="ListBullet"/>
-        <w:widowControl/>
-        <w:spacing w:lineRule="auto" w:line="264" w:before="0" w:after="100"/>
-        <w:ind w:left="317" w:hanging="187"/>
-      </w:pPr>
-      <w:r>
-        <w:rPr>
-          <w:rFonts w:ascii="Calibri" w:hAnsi="Calibri" w:eastAsia="Calibri"/>
-          <w:b w:val="0"/>
-          <w:i w:val="0"/>
-          <w:sz w:val="22"/>
+          <w:sz w:val="21"/>
         </w:rPr>
         <w:t>Deployed and enhanced Veeva PromoMats for regulated promotional content workflows.</w:t>
       </w:r>
@@ -834,20 +816,20 @@
       <w:pPr>
         <w:keepNext/>
         <w:widowControl/>
-        <w:spacing w:lineRule="auto" w:line="264" w:before="160" w:after="40"/>
+        <w:spacing w:lineRule="auto" w:line="247" w:before="110" w:after="40"/>
       </w:pPr>
       <w:r>
         <w:rPr>
           <w:rFonts w:ascii="Calibri" w:hAnsi="Calibri"/>
           <w:b/>
-          <w:sz w:val="23"/>
+          <w:sz w:val="22"/>
         </w:rPr>
         <w:t>Global Project Coordinator</w:t>
       </w:r>
       <w:r>
         <w:rPr>
           <w:rFonts w:ascii="Calibri" w:hAnsi="Calibri"/>
-          <w:sz w:val="19"/>
+          <w:sz w:val="20"/>
         </w:rPr>
         <w:t xml:space="preserve">  |  Pfizer  |  UK  |  Sep 2019 - Jun 2021</w:t>
       </w:r>
@@ -857,7 +839,7 @@
         <w:pStyle w:val="ListBullet"/>
         <w:keepNext/>
         <w:widowControl/>
-        <w:spacing w:lineRule="auto" w:line="264" w:before="0" w:after="70"/>
+        <w:spacing w:lineRule="auto" w:line="247" w:before="0" w:after="40"/>
         <w:ind w:left="317" w:hanging="187"/>
       </w:pPr>
       <w:r>
@@ -865,7 +847,7 @@
           <w:rFonts w:ascii="Calibri" w:hAnsi="Calibri" w:eastAsia="Calibri"/>
           <w:b w:val="0"/>
           <w:i w:val="0"/>
-          <w:sz w:val="22"/>
+          <w:sz w:val="21"/>
         </w:rPr>
         <w:t>Based in Regulatory Affairs and Operations, supporting product licensing with health authorities.</w:t>
       </w:r>
@@ -875,7 +857,7 @@
         <w:pStyle w:val="ListBullet"/>
         <w:keepNext/>
         <w:widowControl/>
-        <w:spacing w:lineRule="auto" w:line="264" w:before="0" w:after="70"/>
+        <w:spacing w:lineRule="auto" w:line="247" w:before="0" w:after="40"/>
         <w:ind w:left="317" w:hanging="187"/>
       </w:pPr>
       <w:r>
@@ -883,9 +865,9 @@
           <w:rFonts w:ascii="Calibri" w:hAnsi="Calibri" w:eastAsia="Calibri"/>
           <w:b w:val="0"/>
           <w:i w:val="0"/>
-          <w:sz w:val="22"/>
+          <w:sz w:val="21"/>
         </w:rPr>
-        <w:t>BA and Project Coordinator on the global Pega platform for product licensing with health authorities.</w:t>
+        <w:t>Business Analyst and Project Coordinator on Pfizer's global Pega platform, supporting product licensing with health authorities.</w:t>
       </w:r>
     </w:p>
     <w:p>
@@ -893,7 +875,7 @@
         <w:pStyle w:val="ListBullet"/>
         <w:keepNext/>
         <w:widowControl/>
-        <w:spacing w:lineRule="auto" w:line="264" w:before="0" w:after="70"/>
+        <w:spacing w:lineRule="auto" w:line="247" w:before="0" w:after="40"/>
         <w:ind w:left="317" w:hanging="187"/>
       </w:pPr>
       <w:r>
@@ -901,7 +883,7 @@
           <w:rFonts w:ascii="Calibri" w:hAnsi="Calibri" w:eastAsia="Calibri"/>
           <w:b w:val="0"/>
           <w:i w:val="0"/>
-          <w:sz w:val="22"/>
+          <w:sz w:val="21"/>
         </w:rPr>
         <w:t>Led requirements, testing and regulated release for the platform later used for Comirnaty (COVID-19 vaccine).</w:t>
       </w:r>
@@ -911,7 +893,7 @@
         <w:pStyle w:val="ListBullet"/>
         <w:keepNext/>
         <w:widowControl/>
-        <w:spacing w:lineRule="auto" w:line="264" w:before="0" w:after="70"/>
+        <w:spacing w:lineRule="auto" w:line="247" w:before="0" w:after="40"/>
         <w:ind w:left="317" w:hanging="187"/>
       </w:pPr>
       <w:r>
@@ -919,7 +901,7 @@
           <w:rFonts w:ascii="Calibri" w:hAnsi="Calibri" w:eastAsia="Calibri"/>
           <w:b w:val="0"/>
           <w:i w:val="0"/>
-          <w:sz w:val="22"/>
+          <w:sz w:val="21"/>
         </w:rPr>
         <w:t>Produced business and technical documentation compliant with FDA, EMA and MHRA regulatory standards.</w:t>
       </w:r>
@@ -928,7 +910,7 @@
       <w:pPr>
         <w:pStyle w:val="ListBullet"/>
         <w:widowControl/>
-        <w:spacing w:lineRule="auto" w:line="264" w:before="0" w:after="100"/>
+        <w:spacing w:lineRule="auto" w:line="247" w:before="0" w:after="60"/>
         <w:ind w:left="317" w:hanging="187"/>
       </w:pPr>
       <w:r>
@@ -936,7 +918,7 @@
           <w:rFonts w:ascii="Calibri" w:hAnsi="Calibri" w:eastAsia="Calibri"/>
           <w:b w:val="0"/>
           <w:i w:val="0"/>
-          <w:sz w:val="22"/>
+          <w:sz w:val="21"/>
         </w:rPr>
         <w:t>Managed GxP change control, audit trails and computer system validation (CSV) for regulated releases.</w:t>
       </w:r>
@@ -945,20 +927,20 @@
       <w:pPr>
         <w:keepNext/>
         <w:widowControl/>
-        <w:spacing w:lineRule="auto" w:line="264" w:before="160" w:after="40"/>
+        <w:spacing w:lineRule="auto" w:line="247" w:before="110" w:after="40"/>
       </w:pPr>
       <w:r>
         <w:rPr>
           <w:rFonts w:ascii="Calibri" w:hAnsi="Calibri"/>
           <w:b/>
-          <w:sz w:val="23"/>
+          <w:sz w:val="22"/>
         </w:rPr>
         <w:t>Technology Business Partner (Industrial Placement &amp; Part-time)</w:t>
       </w:r>
       <w:r>
         <w:rPr>
           <w:rFonts w:ascii="Calibri" w:hAnsi="Calibri"/>
-          <w:sz w:val="19"/>
+          <w:sz w:val="20"/>
         </w:rPr>
         <w:t xml:space="preserve">  |  GSK  |  UK  |  Jun 2017 - Aug 2019</w:t>
       </w:r>
@@ -968,7 +950,7 @@
         <w:pStyle w:val="ListBullet"/>
         <w:keepNext/>
         <w:widowControl/>
-        <w:spacing w:lineRule="auto" w:line="264" w:before="0" w:after="70"/>
+        <w:spacing w:lineRule="auto" w:line="247" w:before="0" w:after="40"/>
         <w:ind w:left="317" w:hanging="187"/>
       </w:pPr>
       <w:r>
@@ -976,7 +958,7 @@
           <w:rFonts w:ascii="Calibri" w:hAnsi="Calibri" w:eastAsia="Calibri"/>
           <w:b w:val="0"/>
           <w:i w:val="0"/>
-          <w:sz w:val="22"/>
+          <w:sz w:val="21"/>
         </w:rPr>
         <w:t>Based in Global Manufacturing Supply Chain, supporting technology delivery across manufacturing sites.</w:t>
       </w:r>
@@ -986,7 +968,7 @@
         <w:pStyle w:val="ListBullet"/>
         <w:keepNext/>
         <w:widowControl/>
-        <w:spacing w:lineRule="auto" w:line="264" w:before="0" w:after="70"/>
+        <w:spacing w:lineRule="auto" w:line="247" w:before="0" w:after="40"/>
         <w:ind w:left="317" w:hanging="187"/>
       </w:pPr>
       <w:r>
@@ -994,9 +976,9 @@
           <w:rFonts w:ascii="Calibri" w:hAnsi="Calibri" w:eastAsia="Calibri"/>
           <w:b w:val="0"/>
           <w:i w:val="0"/>
-          <w:sz w:val="22"/>
+          <w:sz w:val="21"/>
         </w:rPr>
-        <w:t>Programme managed multi-million-pound Overall Equipment Effectiveness (OEE) across 12+ manufacturing sites.</w:t>
+        <w:t>Programme managed a multi-million-pound Overall Equipment Effectiveness (OEE) rollout across 12+ manufacturing sites, owning the vendor relationship and hardware installs through to go-live.</w:t>
       </w:r>
     </w:p>
     <w:p>
@@ -1004,7 +986,7 @@
         <w:pStyle w:val="ListBullet"/>
         <w:keepNext/>
         <w:widowControl/>
-        <w:spacing w:lineRule="auto" w:line="264" w:before="0" w:after="70"/>
+        <w:spacing w:lineRule="auto" w:line="247" w:before="0" w:after="40"/>
         <w:ind w:left="317" w:hanging="187"/>
       </w:pPr>
       <w:r>
@@ -1012,17 +994,16 @@
           <w:rFonts w:ascii="Calibri" w:hAnsi="Calibri" w:eastAsia="Calibri"/>
           <w:b w:val="0"/>
           <w:i w:val="0"/>
-          <w:sz w:val="22"/>
+          <w:sz w:val="21"/>
         </w:rPr>
-        <w:t>Owned the third-party vendor relationship for the OEE rollout through site readiness and go-lives.</w:t>
+        <w:t>Rolled out Beamex Paperless Calibration across global sites, replacing paper-based processes with GxP-compliant digital records.</w:t>
       </w:r>
     </w:p>
     <w:p>
       <w:pPr>
         <w:pStyle w:val="ListBullet"/>
-        <w:keepNext/>
         <w:widowControl/>
-        <w:spacing w:lineRule="auto" w:line="264" w:before="0" w:after="70"/>
+        <w:spacing w:lineRule="auto" w:line="247" w:before="0" w:after="60"/>
         <w:ind w:left="317" w:hanging="187"/>
       </w:pPr>
       <w:r>
@@ -1030,50 +1011,15 @@
           <w:rFonts w:ascii="Calibri" w:hAnsi="Calibri" w:eastAsia="Calibri"/>
           <w:b w:val="0"/>
           <w:i w:val="0"/>
-          <w:sz w:val="22"/>
+          <w:sz w:val="21"/>
         </w:rPr>
-        <w:t>Project managed hardware installs, servers and production line downtime to bring each site live.</w:t>
-      </w:r>
-    </w:p>
-    <w:p>
-      <w:pPr>
-        <w:pStyle w:val="ListBullet"/>
-        <w:keepNext/>
-        <w:widowControl/>
-        <w:spacing w:lineRule="auto" w:line="264" w:before="0" w:after="70"/>
-        <w:ind w:left="317" w:hanging="187"/>
-      </w:pPr>
-      <w:r>
-        <w:rPr>
-          <w:rFonts w:ascii="Calibri" w:hAnsi="Calibri" w:eastAsia="Calibri"/>
-          <w:b w:val="0"/>
-          <w:i w:val="0"/>
-          <w:sz w:val="22"/>
-        </w:rPr>
-        <w:t>Rolled out Beamex Paperless Calibration across global sites, replacing paper with GxP-compliant records.</w:t>
-      </w:r>
-    </w:p>
-    <w:p>
-      <w:pPr>
-        <w:pStyle w:val="ListBullet"/>
-        <w:widowControl/>
-        <w:spacing w:lineRule="auto" w:line="264" w:before="0" w:after="100"/>
-        <w:ind w:left="317" w:hanging="187"/>
-      </w:pPr>
-      <w:r>
-        <w:rPr>
-          <w:rFonts w:ascii="Calibri" w:hAnsi="Calibri" w:eastAsia="Calibri"/>
-          <w:b w:val="0"/>
-          <w:i w:val="0"/>
-          <w:sz w:val="22"/>
-        </w:rPr>
-        <w:t>Evaluated off-the-shelf software against pharma regulations, running UAT and defect management.</w:t>
+        <w:t>Evaluated off-the-shelf software against pharma regulatory standards, running UAT and defect management.</w:t>
       </w:r>
     </w:p>
     <w:p>
       <w:pPr>
         <w:keepNext/>
-        <w:spacing w:lineRule="auto" w:line="264" w:before="220" w:after="90"/>
+        <w:spacing w:lineRule="auto" w:line="247" w:before="160" w:after="60"/>
         <w:pBdr>
           <w:bottom w:val="single" w:sz="6" w:space="2" w:color="9E9E9E"/>
         </w:pBdr>
@@ -1082,7 +1028,7 @@
         <w:rPr>
           <w:rFonts w:ascii="Calibri" w:hAnsi="Calibri" w:eastAsia="Calibri"/>
           <w:b/>
-          <w:sz w:val="24"/>
+          <w:sz w:val="22"/>
         </w:rPr>
         <w:t>EDUCATION</w:t>
       </w:r>
@@ -1091,22 +1037,47 @@
       <w:pPr>
         <w:keepNext/>
         <w:widowControl/>
-        <w:spacing w:lineRule="auto" w:line="264" w:before="0" w:after="40"/>
+        <w:spacing w:lineRule="auto" w:line="247" w:before="0" w:after="40"/>
       </w:pPr>
       <w:r>
         <w:rPr>
           <w:rFonts w:ascii="Calibri" w:hAnsi="Calibri"/>
           <w:b/>
-          <w:sz w:val="23"/>
+          <w:sz w:val="22"/>
         </w:rPr>
         <w:t>University of Kent</w:t>
       </w:r>
       <w:r>
         <w:rPr>
           <w:rFonts w:ascii="Calibri" w:hAnsi="Calibri"/>
-          <w:sz w:val="19"/>
+          <w:sz w:val="20"/>
         </w:rPr>
-        <w:t xml:space="preserve"> - BSc (Hons) Computing and Business Administration with a year in industry  |  First Class Honours, US GPA ~4.0</w:t>
+        <w:t xml:space="preserve"> - BSc (Hons) Computing and Business Administration with a year in industry</w:t>
+      </w:r>
+    </w:p>
+    <w:p>
+      <w:pPr>
+        <w:keepNext/>
+        <w:widowControl/>
+        <w:spacing w:lineRule="auto" w:line="247" w:before="0" w:after="40"/>
+      </w:pPr>
+      <w:r>
+        <w:rPr>
+          <w:rFonts w:ascii="Calibri" w:hAnsi="Calibri" w:eastAsia="Calibri"/>
+          <w:b/>
+          <w:i w:val="0"/>
+          <w:sz w:val="21"/>
+        </w:rPr>
+        <w:t>First Class Honours</w:t>
+      </w:r>
+      <w:r>
+        <w:rPr>
+          <w:rFonts w:ascii="Calibri" w:hAnsi="Calibri" w:eastAsia="Calibri"/>
+          <w:b w:val="0"/>
+          <w:i w:val="0"/>
+          <w:sz w:val="21"/>
+        </w:rPr>
+        <w:t>, US GPA ~4.0</w:t>
       </w:r>
     </w:p>
     <w:p>
@@ -1114,7 +1085,7 @@
         <w:pStyle w:val="ListBullet"/>
         <w:keepNext/>
         <w:widowControl/>
-        <w:spacing w:lineRule="auto" w:line="264" w:before="0" w:after="70"/>
+        <w:spacing w:lineRule="auto" w:line="247" w:before="0" w:after="40"/>
         <w:ind w:left="317" w:hanging="187"/>
       </w:pPr>
       <w:r>
@@ -1122,17 +1093,16 @@
           <w:rFonts w:ascii="Calibri" w:hAnsi="Calibri" w:eastAsia="Calibri"/>
           <w:b w:val="0"/>
           <w:i w:val="0"/>
-          <w:sz w:val="22"/>
+          <w:sz w:val="21"/>
         </w:rPr>
-        <w:t>Industrial placement (internship) at GSK during the year in industry.</w:t>
+        <w:t>Completed an industrial placement at GSK; retained part-time (20 hrs/week) through final year after exceeding expectations, on a unique GSK contract.</w:t>
       </w:r>
     </w:p>
     <w:p>
       <w:pPr>
         <w:pStyle w:val="ListBullet"/>
-        <w:keepNext/>
         <w:widowControl/>
-        <w:spacing w:lineRule="auto" w:line="264" w:before="0" w:after="70"/>
+        <w:spacing w:lineRule="auto" w:line="247" w:before="0" w:after="60"/>
         <w:ind w:left="317" w:hanging="187"/>
       </w:pPr>
       <w:r>
@@ -1140,24 +1110,7 @@
           <w:rFonts w:ascii="Calibri" w:hAnsi="Calibri" w:eastAsia="Calibri"/>
           <w:b w:val="0"/>
           <w:i w:val="0"/>
-          <w:sz w:val="22"/>
-        </w:rPr>
-        <w:t>Retained part-time (20 hrs/week) through final year after exceeding expectations, on a unique GSK contract.</w:t>
-      </w:r>
-    </w:p>
-    <w:p>
-      <w:pPr>
-        <w:pStyle w:val="ListBullet"/>
-        <w:widowControl/>
-        <w:spacing w:lineRule="auto" w:line="264" w:before="0" w:after="100"/>
-        <w:ind w:left="317" w:hanging="187"/>
-      </w:pPr>
-      <w:r>
-        <w:rPr>
-          <w:rFonts w:ascii="Calibri" w:hAnsi="Calibri" w:eastAsia="Calibri"/>
-          <w:b w:val="0"/>
-          <w:i w:val="0"/>
-          <w:sz w:val="22"/>
+          <w:sz w:val="21"/>
         </w:rPr>
         <w:t>Dissertation: The Disruption and Emergence of FinTech (First Class).</w:t>
       </w:r>
@@ -1165,7 +1118,7 @@
     <w:p>
       <w:pPr>
         <w:keepNext/>
-        <w:spacing w:lineRule="auto" w:line="264" w:before="220" w:after="90"/>
+        <w:spacing w:lineRule="auto" w:line="247" w:before="160" w:after="60"/>
         <w:pBdr>
           <w:bottom w:val="single" w:sz="6" w:space="2" w:color="9E9E9E"/>
         </w:pBdr>
@@ -1174,20 +1127,20 @@
         <w:rPr>
           <w:rFonts w:ascii="Calibri" w:hAnsi="Calibri" w:eastAsia="Calibri"/>
           <w:b/>
-          <w:sz w:val="24"/>
+          <w:sz w:val="22"/>
         </w:rPr>
         <w:t>CERTIFICATIONS</w:t>
       </w:r>
     </w:p>
     <w:p>
       <w:pPr>
-        <w:spacing w:lineRule="auto" w:line="264" w:before="0" w:after="100"/>
+        <w:spacing w:lineRule="auto" w:line="247" w:before="0" w:after="60"/>
       </w:pPr>
       <w:r>
         <w:rPr>
           <w:rFonts w:ascii="Calibri" w:hAnsi="Calibri" w:eastAsia="Calibri"/>
           <w:b w:val="0"/>
-          <w:sz w:val="22"/>
+          <w:sz w:val="21"/>
         </w:rPr>
         <w:t>SAFe 5 Agilist, ITIL v3</w:t>
       </w:r>
@@ -1195,7 +1148,7 @@
     <w:p>
       <w:pPr>
         <w:keepNext/>
-        <w:spacing w:lineRule="auto" w:line="264" w:before="220" w:after="90"/>
+        <w:spacing w:lineRule="auto" w:line="247" w:before="160" w:after="60"/>
         <w:pBdr>
           <w:bottom w:val="single" w:sz="6" w:space="2" w:color="9E9E9E"/>
         </w:pBdr>
@@ -1204,7 +1157,7 @@
         <w:rPr>
           <w:rFonts w:ascii="Calibri" w:hAnsi="Calibri" w:eastAsia="Calibri"/>
           <w:b/>
-          <w:sz w:val="24"/>
+          <w:sz w:val="22"/>
         </w:rPr>
         <w:t>SKILLS, TOOLS &amp; PLATFORMS</w:t>
       </w:r>
@@ -1213,13 +1166,13 @@
       <w:pPr>
         <w:keepNext/>
         <w:widowControl/>
-        <w:spacing w:lineRule="auto" w:line="264" w:before="0" w:after="70"/>
+        <w:spacing w:lineRule="auto" w:line="247" w:before="0" w:after="40"/>
       </w:pPr>
       <w:r>
         <w:rPr>
           <w:rFonts w:ascii="Calibri" w:hAnsi="Calibri"/>
           <w:b/>
-          <w:sz w:val="22"/>
+          <w:sz w:val="21"/>
         </w:rPr>
         <w:t xml:space="preserve">Product &amp; delivery: </w:t>
       </w:r>
@@ -1227,7 +1180,7 @@
         <w:rPr>
           <w:rFonts w:ascii="Calibri" w:hAnsi="Calibri"/>
           <w:b w:val="0"/>
-          <w:sz w:val="22"/>
+          <w:sz w:val="21"/>
         </w:rPr>
         <w:t>Agile, Backlog management, Change control, Confluence, Discovery, Figma, Figma Make, ITIL, Jira, Journey mapping, MoSCoW, OKRs, Pendo, Regulated delivery, Requirements gathering, RICE, Roadmapping, SAFe, Scrum, Stakeholder management, UAT, Usability testing, User interviews, Workshops</w:t>
       </w:r>
@@ -1236,13 +1189,13 @@
       <w:pPr>
         <w:keepNext/>
         <w:widowControl/>
-        <w:spacing w:lineRule="auto" w:line="264" w:before="0" w:after="70"/>
+        <w:spacing w:lineRule="auto" w:line="247" w:before="0" w:after="40"/>
       </w:pPr>
       <w:r>
         <w:rPr>
           <w:rFonts w:ascii="Calibri" w:hAnsi="Calibri"/>
           <w:b/>
-          <w:sz w:val="22"/>
+          <w:sz w:val="21"/>
         </w:rPr>
         <w:t xml:space="preserve">Data &amp; analytics (product side): </w:t>
       </w:r>
@@ -1250,7 +1203,7 @@
         <w:rPr>
           <w:rFonts w:ascii="Calibri" w:hAnsi="Calibri"/>
           <w:b w:val="0"/>
-          <w:sz w:val="22"/>
+          <w:sz w:val="21"/>
         </w:rPr>
         <w:t>ETL, Power BI, Qlik, Snowflake, SQL, Tableau</w:t>
       </w:r>
@@ -1259,13 +1212,13 @@
       <w:pPr>
         <w:keepNext/>
         <w:widowControl/>
-        <w:spacing w:lineRule="auto" w:line="264" w:before="0" w:after="70"/>
+        <w:spacing w:lineRule="auto" w:line="247" w:before="0" w:after="40"/>
       </w:pPr>
       <w:r>
         <w:rPr>
           <w:rFonts w:ascii="Calibri" w:hAnsi="Calibri"/>
           <w:b/>
-          <w:sz w:val="22"/>
+          <w:sz w:val="21"/>
         </w:rPr>
         <w:t xml:space="preserve">Automation: </w:t>
       </w:r>
@@ -1273,7 +1226,7 @@
         <w:rPr>
           <w:rFonts w:ascii="Calibri" w:hAnsi="Calibri"/>
           <w:b w:val="0"/>
-          <w:sz w:val="22"/>
+          <w:sz w:val="21"/>
         </w:rPr>
         <w:t>Alteryx, Automation Anywhere, Power Platform, RPA, UiPath, Veeva</w:t>
       </w:r>
@@ -1282,13 +1235,13 @@
       <w:pPr>
         <w:keepNext/>
         <w:widowControl/>
-        <w:spacing w:lineRule="auto" w:line="264" w:before="0" w:after="70"/>
+        <w:spacing w:lineRule="auto" w:line="247" w:before="0" w:after="40"/>
       </w:pPr>
       <w:r>
         <w:rPr>
           <w:rFonts w:ascii="Calibri" w:hAnsi="Calibri"/>
           <w:b/>
-          <w:sz w:val="22"/>
+          <w:sz w:val="21"/>
         </w:rPr>
         <w:t xml:space="preserve">Build &amp; platforms: </w:t>
       </w:r>
@@ -1296,7 +1249,7 @@
         <w:rPr>
           <w:rFonts w:ascii="Calibri" w:hAnsi="Calibri"/>
           <w:b w:val="0"/>
-          <w:sz w:val="22"/>
+          <w:sz w:val="21"/>
         </w:rPr>
         <w:t>AWS, Beamex PCM, Cursor IDE / AI, Microsoft 365, MUI, Pega, React</w:t>
       </w:r>
@@ -1304,13 +1257,13 @@
     <w:p>
       <w:pPr>
         <w:widowControl/>
-        <w:spacing w:lineRule="auto" w:line="264" w:before="0" w:after="0"/>
+        <w:spacing w:lineRule="auto" w:line="247" w:before="0" w:after="0"/>
       </w:pPr>
       <w:r>
         <w:rPr>
           <w:rFonts w:ascii="Calibri" w:hAnsi="Calibri"/>
           <w:b/>
-          <w:sz w:val="22"/>
+          <w:sz w:val="21"/>
         </w:rPr>
         <w:t xml:space="preserve">Regulated &amp; compliance: </w:t>
       </w:r>
@@ -1318,14 +1271,14 @@
         <w:rPr>
           <w:rFonts w:ascii="Calibri" w:hAnsi="Calibri"/>
           <w:b w:val="0"/>
-          <w:sz w:val="22"/>
+          <w:sz w:val="21"/>
         </w:rPr>
         <w:t>CSV, FDA / EMA / MHRA documentation, GxP</w:t>
       </w:r>
     </w:p>
     <w:sectPr>
       <w:pgSz w:w="12240" w:h="15840"/>
-      <w:pgMar w:top="720" w:right="864" w:bottom="720" w:left="864" w:header="720" w:footer="720" w:gutter="0"/>
+      <w:pgMar w:top="648" w:right="792" w:bottom="648" w:left="792" w:header="720" w:footer="720" w:gutter="0"/>
       <w:cols w:space="720"/>
       <w:docGrid w:linePitch="360"/>
     </w:sectPr>
@@ -1699,7 +1652,7 @@
     <w:rPr>
       <w:rFonts w:ascii="Calibri" w:hAnsi="Calibri" w:eastAsia="Calibri"/>
       <w:color w:val="000000"/>
-      <w:sz w:val="22"/>
+      <w:sz w:val="21"/>
       <w:lang w:val="en-GB"/>
     </w:rPr>
   </w:style>
@@ -2233,7 +2186,7 @@
     </w:pPr>
     <w:rPr>
       <w:rFonts w:ascii="Calibri" w:hAnsi="Calibri"/>
-      <w:sz w:val="22"/>
+      <w:sz w:val="21"/>
     </w:rPr>
   </w:style>
   <w:style w:type="paragraph" w:styleId="ListBullet2">

--- a/assets/files/Resume (William Amor).docx
+++ b/assets/files/Resume (William Amor).docx
@@ -11,14 +11,14 @@
         <w:rPr>
           <w:rFonts w:ascii="Calibri" w:hAnsi="Calibri" w:eastAsia="Calibri"/>
           <w:b/>
-          <w:sz w:val="38"/>
+          <w:sz w:val="40"/>
         </w:rPr>
         <w:t>William Amor</w:t>
       </w:r>
     </w:p>
     <w:p>
       <w:pPr>
-        <w:spacing w:lineRule="auto" w:line="240" w:before="0" w:after="100"/>
+        <w:spacing w:lineRule="auto" w:line="240" w:before="0" w:after="110"/>
         <w:jc w:val="center"/>
       </w:pPr>
       <w:r>
@@ -100,7 +100,7 @@
     <w:p>
       <w:pPr>
         <w:keepNext/>
-        <w:spacing w:lineRule="auto" w:line="247" w:before="160" w:after="60"/>
+        <w:spacing w:lineRule="auto" w:line="254" w:before="180" w:after="70"/>
         <w:pBdr>
           <w:bottom w:val="single" w:sz="6" w:space="2" w:color="9E9E9E"/>
         </w:pBdr>
@@ -109,41 +109,41 @@
         <w:rPr>
           <w:rFonts w:ascii="Calibri" w:hAnsi="Calibri" w:eastAsia="Calibri"/>
           <w:b/>
-          <w:sz w:val="22"/>
+          <w:sz w:val="24"/>
         </w:rPr>
         <w:t>PROFESSIONAL SUMMARY</w:t>
       </w:r>
     </w:p>
     <w:p>
       <w:pPr>
-        <w:spacing w:lineRule="auto" w:line="247" w:before="0" w:after="110"/>
+        <w:spacing w:lineRule="auto" w:line="254" w:before="0" w:after="130"/>
       </w:pPr>
       <w:r>
         <w:rPr>
           <w:rFonts w:ascii="Calibri" w:hAnsi="Calibri" w:eastAsia="Calibri"/>
           <w:b w:val="0"/>
-          <w:sz w:val="21"/>
+          <w:sz w:val="22"/>
         </w:rPr>
-        <w:t>Product Owner with 9+ years delivering products across insurance, consumer health, pharmaceuticals and financial services. At Marsh, I lead broking and claims analytics products for consultants and clients, shipping new functionality that has uncovered millions of dollars in commercial opportunities.</w:t>
+        <w:t>Product Owner with 9+ years delivering products across insurance, consumer health, pharmaceuticals and financial services. At Marsh, I lead broking and claims analytics products, shipping functionality that has uncovered millions in commercial opportunities.</w:t>
       </w:r>
     </w:p>
     <w:p>
       <w:pPr>
-        <w:spacing w:lineRule="auto" w:line="247" w:before="0" w:after="60"/>
+        <w:spacing w:lineRule="auto" w:line="254" w:before="0" w:after="80"/>
       </w:pPr>
       <w:r>
         <w:rPr>
           <w:rFonts w:ascii="Calibri" w:hAnsi="Calibri" w:eastAsia="Calibri"/>
           <w:b w:val="0"/>
-          <w:sz w:val="21"/>
+          <w:sz w:val="22"/>
         </w:rPr>
-        <w:t>My career spans commercial sales and marketing, regulatory affairs, and global manufacturing supply chain. At Kenvue and Johnson &amp; Johnson, I built commercial analytics and Amazon marketplace tools driving multi-million-dollar growth, and scaled a regional automation function from the ground up. Earlier, at Pfizer and GSK, I delivered technology in highly regulated environments - including a system that helped streamline regulatory approval for the Comirnaty COVID-19 vaccine.</w:t>
+        <w:t>My career spans commercial sales and marketing, regulatory affairs and manufacturing supply chain. At Kenvue and Johnson &amp; Johnson, I built commercial analytics and Amazon marketplace tools and scaled a regional automation function. At Pfizer and GSK, I delivered technology in regulated environments, including a system used for Comirnaty (COVID-19 vaccine).</w:t>
       </w:r>
     </w:p>
     <w:p>
       <w:pPr>
         <w:keepNext/>
-        <w:spacing w:lineRule="auto" w:line="247" w:before="160" w:after="60"/>
+        <w:spacing w:lineRule="auto" w:line="254" w:before="180" w:after="70"/>
         <w:pBdr>
           <w:bottom w:val="single" w:sz="6" w:space="2" w:color="9E9E9E"/>
         </w:pBdr>
@@ -152,92 +152,7 @@
         <w:rPr>
           <w:rFonts w:ascii="Calibri" w:hAnsi="Calibri" w:eastAsia="Calibri"/>
           <w:b/>
-          <w:sz w:val="22"/>
-        </w:rPr>
-        <w:t>IMPACT HIGHLIGHTS</w:t>
-      </w:r>
-    </w:p>
-    <w:p>
-      <w:pPr>
-        <w:pStyle w:val="ListBullet"/>
-        <w:widowControl/>
-        <w:spacing w:lineRule="auto" w:line="247" w:before="0" w:after="40"/>
-        <w:ind w:left="317" w:hanging="187"/>
-      </w:pPr>
-      <w:r>
-        <w:rPr>
-          <w:rFonts w:ascii="Calibri" w:hAnsi="Calibri" w:eastAsia="Calibri"/>
-          <w:b w:val="0"/>
-          <w:i w:val="0"/>
-          <w:sz w:val="21"/>
-        </w:rPr>
-        <w:t>Owned Marsh's insurance insight products, surfacing $8m+ in commercial opportunities and generating $2m in revenue.</w:t>
-      </w:r>
-    </w:p>
-    <w:p>
-      <w:pPr>
-        <w:pStyle w:val="ListBullet"/>
-        <w:widowControl/>
-        <w:spacing w:lineRule="auto" w:line="247" w:before="0" w:after="40"/>
-        <w:ind w:left="317" w:hanging="187"/>
-      </w:pPr>
-      <w:r>
-        <w:rPr>
-          <w:rFonts w:ascii="Calibri" w:hAnsi="Calibri" w:eastAsia="Calibri"/>
-          <w:b w:val="0"/>
-          <w:i w:val="0"/>
-          <w:sz w:val="21"/>
-        </w:rPr>
-        <w:t>Led Amazon 360 at Kenvue - a sentiment analysis product that drove multi-million-dollar sales uplift.</w:t>
-      </w:r>
-    </w:p>
-    <w:p>
-      <w:pPr>
-        <w:pStyle w:val="ListBullet"/>
-        <w:widowControl/>
-        <w:spacing w:lineRule="auto" w:line="247" w:before="0" w:after="40"/>
-        <w:ind w:left="317" w:hanging="187"/>
-      </w:pPr>
-      <w:r>
-        <w:rPr>
-          <w:rFonts w:ascii="Calibri" w:hAnsi="Calibri" w:eastAsia="Calibri"/>
-          <w:b w:val="0"/>
-          <w:i w:val="0"/>
-          <w:sz w:val="21"/>
-        </w:rPr>
-        <w:t>Built a regional automation function and product suite from the ground up at J&amp;J, saving thousands of hours and hundreds of thousands of pounds by migrating third-party tools in-house.</w:t>
-      </w:r>
-    </w:p>
-    <w:p>
-      <w:pPr>
-        <w:pStyle w:val="ListBullet"/>
-        <w:widowControl/>
-        <w:spacing w:lineRule="auto" w:line="247" w:before="0" w:after="60"/>
-        <w:ind w:left="317" w:hanging="187"/>
-      </w:pPr>
-      <w:r>
-        <w:rPr>
-          <w:rFonts w:ascii="Calibri" w:hAnsi="Calibri" w:eastAsia="Calibri"/>
-          <w:b w:val="0"/>
-          <w:i w:val="0"/>
-          <w:sz w:val="21"/>
-        </w:rPr>
-        <w:t>Defined requirements for Pfizer's health authority tracking product, later deployed to support Comirnaty (COVID-19 vaccine).</w:t>
-      </w:r>
-    </w:p>
-    <w:p>
-      <w:pPr>
-        <w:keepNext/>
-        <w:spacing w:lineRule="auto" w:line="247" w:before="160" w:after="60"/>
-        <w:pBdr>
-          <w:bottom w:val="single" w:sz="6" w:space="2" w:color="9E9E9E"/>
-        </w:pBdr>
-      </w:pPr>
-      <w:r>
-        <w:rPr>
-          <w:rFonts w:ascii="Calibri" w:hAnsi="Calibri" w:eastAsia="Calibri"/>
-          <w:b/>
-          <w:sz w:val="22"/>
+          <w:sz w:val="24"/>
         </w:rPr>
         <w:t>EXPERIENCE</w:t>
       </w:r>
@@ -246,20 +161,20 @@
       <w:pPr>
         <w:keepNext/>
         <w:widowControl/>
-        <w:spacing w:lineRule="auto" w:line="247" w:before="110" w:after="40"/>
+        <w:spacing w:lineRule="auto" w:line="254" w:before="130" w:after="40"/>
       </w:pPr>
       <w:r>
         <w:rPr>
           <w:rFonts w:ascii="Calibri" w:hAnsi="Calibri"/>
           <w:b/>
-          <w:sz w:val="22"/>
+          <w:sz w:val="23"/>
         </w:rPr>
         <w:t>Principal, Product Owner</w:t>
       </w:r>
       <w:r>
         <w:rPr>
           <w:rFonts w:ascii="Calibri" w:hAnsi="Calibri"/>
-          <w:sz w:val="20"/>
+          <w:sz w:val="19"/>
         </w:rPr>
         <w:t xml:space="preserve">  |  Marsh  |  UK  |  Aug 2024 - Present</w:t>
       </w:r>
@@ -269,7 +184,7 @@
         <w:pStyle w:val="ListBullet"/>
         <w:keepNext/>
         <w:widowControl/>
-        <w:spacing w:lineRule="auto" w:line="247" w:before="0" w:after="40"/>
+        <w:spacing w:lineRule="auto" w:line="254" w:before="0" w:after="50"/>
         <w:ind w:left="317" w:hanging="187"/>
       </w:pPr>
       <w:r>
@@ -277,9 +192,9 @@
           <w:rFonts w:ascii="Calibri" w:hAnsi="Calibri" w:eastAsia="Calibri"/>
           <w:b w:val="0"/>
           <w:i w:val="0"/>
-          <w:sz w:val="21"/>
+          <w:sz w:val="22"/>
         </w:rPr>
-        <w:t>Own client-facing SaaS and internal data products for broking operations (billions in premiums).</w:t>
+        <w:t>Own client-facing SaaS and internal data products (Qlik, React, AWS) for broking and consulting; present workplace benefits analytics in client RFPs and demos.</w:t>
       </w:r>
     </w:p>
     <w:p>
@@ -287,7 +202,7 @@
         <w:pStyle w:val="ListBullet"/>
         <w:keepNext/>
         <w:widowControl/>
-        <w:spacing w:lineRule="auto" w:line="247" w:before="0" w:after="40"/>
+        <w:spacing w:lineRule="auto" w:line="254" w:before="0" w:after="50"/>
         <w:ind w:left="317" w:hanging="187"/>
       </w:pPr>
       <w:r>
@@ -295,9 +210,9 @@
           <w:rFonts w:ascii="Calibri" w:hAnsi="Calibri" w:eastAsia="Calibri"/>
           <w:b w:val="0"/>
           <w:i w:val="0"/>
-          <w:sz w:val="21"/>
+          <w:sz w:val="22"/>
         </w:rPr>
-        <w:t>Present the workplace benefits analytics product to clients in RFPs and demos.</w:t>
+        <w:t>Lead three cross-functional squads (20+ engineers, analysts and designers) from discovery through Scrum delivery and release.</w:t>
       </w:r>
     </w:p>
     <w:p>
@@ -305,7 +220,7 @@
         <w:pStyle w:val="ListBullet"/>
         <w:keepNext/>
         <w:widowControl/>
-        <w:spacing w:lineRule="auto" w:line="247" w:before="0" w:after="40"/>
+        <w:spacing w:lineRule="auto" w:line="254" w:before="0" w:after="50"/>
         <w:ind w:left="317" w:hanging="187"/>
       </w:pPr>
       <w:r>
@@ -313,25 +228,7 @@
           <w:rFonts w:ascii="Calibri" w:hAnsi="Calibri" w:eastAsia="Calibri"/>
           <w:b w:val="0"/>
           <w:i w:val="0"/>
-          <w:sz w:val="21"/>
-        </w:rPr>
-        <w:t>Lead three cross-functional squads (20+ engineers, analysts and designers) from discovery to release.</w:t>
-      </w:r>
-    </w:p>
-    <w:p>
-      <w:pPr>
-        <w:pStyle w:val="ListBullet"/>
-        <w:keepNext/>
-        <w:widowControl/>
-        <w:spacing w:lineRule="auto" w:line="247" w:before="0" w:after="40"/>
-        <w:ind w:left="317" w:hanging="187"/>
-      </w:pPr>
-      <w:r>
-        <w:rPr>
-          <w:rFonts w:ascii="Calibri" w:hAnsi="Calibri" w:eastAsia="Calibri"/>
-          <w:b w:val="0"/>
-          <w:i w:val="0"/>
-          <w:sz w:val="21"/>
+          <w:sz w:val="22"/>
         </w:rPr>
         <w:t>Run discovery with broker and consulting users: interviews, journey mapping, workshops and usability testing.</w:t>
       </w:r>
@@ -341,7 +238,7 @@
         <w:pStyle w:val="ListBullet"/>
         <w:keepNext/>
         <w:widowControl/>
-        <w:spacing w:lineRule="auto" w:line="247" w:before="0" w:after="40"/>
+        <w:spacing w:lineRule="auto" w:line="254" w:before="0" w:after="50"/>
         <w:ind w:left="317" w:hanging="187"/>
       </w:pPr>
       <w:r>
@@ -349,9 +246,9 @@
           <w:rFonts w:ascii="Calibri" w:hAnsi="Calibri" w:eastAsia="Calibri"/>
           <w:b w:val="0"/>
           <w:i w:val="0"/>
-          <w:sz w:val="21"/>
+          <w:sz w:val="22"/>
         </w:rPr>
-        <w:t>Delivered placement and commission insight products end to end, uncovering $2m in new revenue.</w:t>
+        <w:t>Rapid-prototype front-end concepts with AI tooling to reduce misalignment before developer handoff.</w:t>
       </w:r>
     </w:p>
     <w:p>
@@ -359,7 +256,7 @@
         <w:pStyle w:val="ListBullet"/>
         <w:keepNext/>
         <w:widowControl/>
-        <w:spacing w:lineRule="auto" w:line="247" w:before="0" w:after="40"/>
+        <w:spacing w:lineRule="auto" w:line="254" w:before="0" w:after="50"/>
         <w:ind w:left="317" w:hanging="187"/>
       </w:pPr>
       <w:r>
@@ -367,9 +264,9 @@
           <w:rFonts w:ascii="Calibri" w:hAnsi="Calibri" w:eastAsia="Calibri"/>
           <w:b w:val="0"/>
           <w:i w:val="0"/>
-          <w:sz w:val="21"/>
+          <w:sz w:val="22"/>
         </w:rPr>
-        <w:t>Rapid-prototype front-end concepts in Figma using AI tooling, cutting misalignment at developer handoff.</w:t>
+        <w:t>Implemented cross-sell and other product capabilities worth millions in new P&amp;L, cut third-party solution burden and onboarded dozens of new clients.</w:t>
       </w:r>
     </w:p>
     <w:p>
@@ -377,7 +274,7 @@
         <w:pStyle w:val="ListBullet"/>
         <w:keepNext/>
         <w:widowControl/>
-        <w:spacing w:lineRule="auto" w:line="247" w:before="0" w:after="40"/>
+        <w:spacing w:lineRule="auto" w:line="254" w:before="0" w:after="50"/>
         <w:ind w:left="317" w:hanging="187"/>
       </w:pPr>
       <w:r>
@@ -385,9 +282,9 @@
           <w:rFonts w:ascii="Calibri" w:hAnsi="Calibri" w:eastAsia="Calibri"/>
           <w:b w:val="0"/>
           <w:i w:val="0"/>
-          <w:sz w:val="21"/>
+          <w:sz w:val="22"/>
         </w:rPr>
-        <w:t>Own a cross-sell capability identifying unsold coverage lines for existing clients (multi-million-dollar upside).</w:t>
+        <w:t>Define strategy, roadmaps, OKRs and product standards with Partner stakeholders; prioritise with RICE and MoSCoW.</w:t>
       </w:r>
     </w:p>
     <w:p>
@@ -395,7 +292,7 @@
         <w:pStyle w:val="ListBullet"/>
         <w:keepNext/>
         <w:widowControl/>
-        <w:spacing w:lineRule="auto" w:line="247" w:before="0" w:after="40"/>
+        <w:spacing w:lineRule="auto" w:line="254" w:before="0" w:after="50"/>
         <w:ind w:left="317" w:hanging="187"/>
       </w:pPr>
       <w:r>
@@ -403,9 +300,9 @@
           <w:rFonts w:ascii="Calibri" w:hAnsi="Calibri" w:eastAsia="Calibri"/>
           <w:b w:val="0"/>
           <w:i w:val="0"/>
-          <w:sz w:val="21"/>
+          <w:sz w:val="22"/>
         </w:rPr>
-        <w:t>Define strategy, roadmaps and OKRs with MD and Partner stakeholders; prioritise with RICE and MoSCoW.</w:t>
+        <w:t>Reprioritised squads when a third-party agency was exiting the market: protected business continuity over parallel stakeholder requests; deferred work landed with minimal impact.</w:t>
       </w:r>
     </w:p>
     <w:p>
@@ -413,7 +310,7 @@
         <w:pStyle w:val="ListBullet"/>
         <w:keepNext/>
         <w:widowControl/>
-        <w:spacing w:lineRule="auto" w:line="247" w:before="0" w:after="40"/>
+        <w:spacing w:lineRule="auto" w:line="254" w:before="0" w:after="50"/>
         <w:ind w:left="317" w:hanging="187"/>
       </w:pPr>
       <w:r>
@@ -421,17 +318,16 @@
           <w:rFonts w:ascii="Calibri" w:hAnsi="Calibri" w:eastAsia="Calibri"/>
           <w:b w:val="0"/>
           <w:i w:val="0"/>
-          <w:sz w:val="21"/>
+          <w:sz w:val="22"/>
         </w:rPr>
-        <w:t>Authored product standards and ways of working now used as the benchmark across the product function.</w:t>
+        <w:t>Led product rollout across 41 countries; Pendo adoption tracking drove 45% growth within three months and steered roadmap priorities.</w:t>
       </w:r>
     </w:p>
     <w:p>
       <w:pPr>
         <w:pStyle w:val="ListBullet"/>
-        <w:keepNext/>
         <w:widowControl/>
-        <w:spacing w:lineRule="auto" w:line="247" w:before="0" w:after="40"/>
+        <w:spacing w:lineRule="auto" w:line="254" w:before="0" w:after="80"/>
         <w:ind w:left="317" w:hanging="187"/>
       </w:pPr>
       <w:r>
@@ -439,64 +335,29 @@
           <w:rFonts w:ascii="Calibri" w:hAnsi="Calibri" w:eastAsia="Calibri"/>
           <w:b w:val="0"/>
           <w:i w:val="0"/>
-          <w:sz w:val="21"/>
+          <w:sz w:val="22"/>
         </w:rPr>
-        <w:t>Mentored a colleague moving into product ownership from a client relationship role.</w:t>
-      </w:r>
-    </w:p>
-    <w:p>
-      <w:pPr>
-        <w:pStyle w:val="ListBullet"/>
-        <w:keepNext/>
-        <w:widowControl/>
-        <w:spacing w:lineRule="auto" w:line="247" w:before="0" w:after="40"/>
-        <w:ind w:left="317" w:hanging="187"/>
-      </w:pPr>
-      <w:r>
-        <w:rPr>
-          <w:rFonts w:ascii="Calibri" w:hAnsi="Calibri" w:eastAsia="Calibri"/>
-          <w:b w:val="0"/>
-          <w:i w:val="0"/>
-          <w:sz w:val="21"/>
-        </w:rPr>
-        <w:t>Run Scrum delivery across the squads: refinement, sprint planning, release and defect triage.</w:t>
-      </w:r>
-    </w:p>
-    <w:p>
-      <w:pPr>
-        <w:pStyle w:val="ListBullet"/>
-        <w:widowControl/>
-        <w:spacing w:lineRule="auto" w:line="247" w:before="0" w:after="60"/>
-        <w:ind w:left="317" w:hanging="187"/>
-      </w:pPr>
-      <w:r>
-        <w:rPr>
-          <w:rFonts w:ascii="Calibri" w:hAnsi="Calibri" w:eastAsia="Calibri"/>
-          <w:b w:val="0"/>
-          <w:i w:val="0"/>
-          <w:sz w:val="21"/>
-        </w:rPr>
-        <w:t>Led product rollout across 41 countries since joining, using Pendo adoption data to steer the roadmap.</w:t>
+        <w:t>Mentor engineers, analysts and peers across the squads; coached one colleague into product ownership.</w:t>
       </w:r>
     </w:p>
     <w:p>
       <w:pPr>
         <w:keepNext/>
         <w:widowControl/>
-        <w:spacing w:lineRule="auto" w:line="247" w:before="110" w:after="40"/>
+        <w:spacing w:lineRule="auto" w:line="254" w:before="130" w:after="40"/>
       </w:pPr>
       <w:r>
         <w:rPr>
           <w:rFonts w:ascii="Calibri" w:hAnsi="Calibri"/>
           <w:b/>
-          <w:sz w:val="22"/>
+          <w:sz w:val="23"/>
         </w:rPr>
         <w:t>Data &amp; Analytics Product Owner (EMEA)</w:t>
       </w:r>
       <w:r>
         <w:rPr>
           <w:rFonts w:ascii="Calibri" w:hAnsi="Calibri"/>
-          <w:sz w:val="20"/>
+          <w:sz w:val="19"/>
         </w:rPr>
         <w:t xml:space="preserve">  |  Kenvue (formerly a Johnson &amp; Johnson company)  |  UK  |  Jul 2023 - Jun 2024</w:t>
       </w:r>
@@ -506,7 +367,7 @@
         <w:pStyle w:val="ListBullet"/>
         <w:keepNext/>
         <w:widowControl/>
-        <w:spacing w:lineRule="auto" w:line="247" w:before="0" w:after="40"/>
+        <w:spacing w:lineRule="auto" w:line="254" w:before="0" w:after="50"/>
         <w:ind w:left="317" w:hanging="187"/>
       </w:pPr>
       <w:r>
@@ -514,9 +375,9 @@
           <w:rFonts w:ascii="Calibri" w:hAnsi="Calibri" w:eastAsia="Calibri"/>
           <w:b w:val="0"/>
           <w:i w:val="0"/>
-          <w:sz w:val="21"/>
+          <w:sz w:val="22"/>
         </w:rPr>
-        <w:t>Owned an EMEA portfolio of three digital, eCommerce and marketing data products - vision, roadmap and backlog.</w:t>
+        <w:t>Owned EMEA digital, eCommerce and marketing data products; built Amazon 360 with Tableau and Power BI, driving multi-million-dollar sales uplift.</w:t>
       </w:r>
     </w:p>
     <w:p>
@@ -524,7 +385,7 @@
         <w:pStyle w:val="ListBullet"/>
         <w:keepNext/>
         <w:widowControl/>
-        <w:spacing w:lineRule="auto" w:line="247" w:before="0" w:after="40"/>
+        <w:spacing w:lineRule="auto" w:line="254" w:before="0" w:after="50"/>
         <w:ind w:left="317" w:hanging="187"/>
       </w:pPr>
       <w:r>
@@ -532,16 +393,17 @@
           <w:rFonts w:ascii="Calibri" w:hAnsi="Calibri" w:eastAsia="Calibri"/>
           <w:b w:val="0"/>
           <w:i w:val="0"/>
-          <w:sz w:val="21"/>
+          <w:sz w:val="22"/>
         </w:rPr>
-        <w:t>Built Amazon 360, uniting listing performance, sentiment and commercial data into a single view; drove multi-million-dollar sales uplift.</w:t>
+        <w:t>Migrated digital, eCommerce and marketing data into Snowflake as reusable SQL datasets.</w:t>
       </w:r>
     </w:p>
     <w:p>
       <w:pPr>
         <w:pStyle w:val="ListBullet"/>
+        <w:keepNext/>
         <w:widowControl/>
-        <w:spacing w:lineRule="auto" w:line="247" w:before="0" w:after="60"/>
+        <w:spacing w:lineRule="auto" w:line="254" w:before="0" w:after="50"/>
         <w:ind w:left="317" w:hanging="187"/>
       </w:pPr>
       <w:r>
@@ -549,29 +411,82 @@
           <w:rFonts w:ascii="Calibri" w:hAnsi="Calibri" w:eastAsia="Calibri"/>
           <w:b w:val="0"/>
           <w:i w:val="0"/>
-          <w:sz w:val="21"/>
+          <w:sz w:val="22"/>
         </w:rPr>
-        <w:t>Migrated digital, eCommerce and marketing data into Snowflake as reusable SQL datasets, enabling faster reporting and cutting manual data pulls.</w:t>
+        <w:t>Ran regular discovery and stakeholder workshops to shape backlog priorities across the EMEA portfolio.</w:t>
+      </w:r>
+    </w:p>
+    <w:p>
+      <w:pPr>
+        <w:pStyle w:val="ListBullet"/>
+        <w:keepNext/>
+        <w:widowControl/>
+        <w:spacing w:lineRule="auto" w:line="254" w:before="0" w:after="50"/>
+        <w:ind w:left="317" w:hanging="187"/>
+      </w:pPr>
+      <w:r>
+        <w:rPr>
+          <w:rFonts w:ascii="Calibri" w:hAnsi="Calibri" w:eastAsia="Calibri"/>
+          <w:b w:val="0"/>
+          <w:i w:val="0"/>
+          <w:sz w:val="22"/>
+        </w:rPr>
+        <w:t>Owned product support and bug triage with engineering until fixes reached users.</w:t>
+      </w:r>
+    </w:p>
+    <w:p>
+      <w:pPr>
+        <w:pStyle w:val="ListBullet"/>
+        <w:keepNext/>
+        <w:widowControl/>
+        <w:spacing w:lineRule="auto" w:line="254" w:before="0" w:after="50"/>
+        <w:ind w:left="317" w:hanging="187"/>
+      </w:pPr>
+      <w:r>
+        <w:rPr>
+          <w:rFonts w:ascii="Calibri" w:hAnsi="Calibri" w:eastAsia="Calibri"/>
+          <w:b w:val="0"/>
+          <w:i w:val="0"/>
+          <w:sz w:val="22"/>
+        </w:rPr>
+        <w:t>Partnered with a Spain-based third-party agency supplying data analysts for portfolio delivery.</w:t>
+      </w:r>
+    </w:p>
+    <w:p>
+      <w:pPr>
+        <w:pStyle w:val="ListBullet"/>
+        <w:widowControl/>
+        <w:spacing w:lineRule="auto" w:line="254" w:before="0" w:after="80"/>
+        <w:ind w:left="317" w:hanging="187"/>
+      </w:pPr>
+      <w:r>
+        <w:rPr>
+          <w:rFonts w:ascii="Calibri" w:hAnsi="Calibri" w:eastAsia="Calibri"/>
+          <w:b w:val="0"/>
+          <w:i w:val="0"/>
+          <w:sz w:val="22"/>
+        </w:rPr>
+        <w:t>Replaced legacy Planner ticket tracking by creating a central Jira project and coaching the team on Agile delivery.</w:t>
       </w:r>
     </w:p>
     <w:p>
       <w:pPr>
         <w:keepNext/>
         <w:widowControl/>
-        <w:spacing w:lineRule="auto" w:line="247" w:before="110" w:after="40"/>
+        <w:spacing w:lineRule="auto" w:line="254" w:before="130" w:after="40"/>
       </w:pPr>
       <w:r>
         <w:rPr>
           <w:rFonts w:ascii="Calibri" w:hAnsi="Calibri"/>
           <w:b/>
-          <w:sz w:val="22"/>
+          <w:sz w:val="23"/>
         </w:rPr>
         <w:t>IT Business Technology Leader (Leadership Programme)</w:t>
       </w:r>
       <w:r>
         <w:rPr>
           <w:rFonts w:ascii="Calibri" w:hAnsi="Calibri"/>
-          <w:sz w:val="20"/>
+          <w:sz w:val="19"/>
         </w:rPr>
         <w:t xml:space="preserve">  |  Johnson &amp; Johnson  |  UK  |  Sep 2022 - Jul 2023</w:t>
       </w:r>
@@ -581,7 +496,7 @@
         <w:pStyle w:val="ListBullet"/>
         <w:keepNext/>
         <w:widowControl/>
-        <w:spacing w:lineRule="auto" w:line="247" w:before="0" w:after="40"/>
+        <w:spacing w:lineRule="auto" w:line="254" w:before="0" w:after="50"/>
         <w:ind w:left="317" w:hanging="187"/>
       </w:pPr>
       <w:r>
@@ -589,9 +504,9 @@
           <w:rFonts w:ascii="Calibri" w:hAnsi="Calibri" w:eastAsia="Calibri"/>
           <w:b w:val="0"/>
           <w:i w:val="0"/>
-          <w:sz w:val="21"/>
+          <w:sz w:val="22"/>
         </w:rPr>
-        <w:t>IT Business Partner for the ~$500m UK Consumer Health business, spanning digital, data and operations.</w:t>
+        <w:t>IT Business Partner for the ~$500m UK Consumer Health business; led off-the-shelf and in-house technology delivery across supply chain, marketing and commercial through major organisational change.</w:t>
       </w:r>
     </w:p>
     <w:p>
@@ -599,7 +514,7 @@
         <w:pStyle w:val="ListBullet"/>
         <w:keepNext/>
         <w:widowControl/>
-        <w:spacing w:lineRule="auto" w:line="247" w:before="0" w:after="40"/>
+        <w:spacing w:lineRule="auto" w:line="254" w:before="0" w:after="50"/>
         <w:ind w:left="317" w:hanging="187"/>
       </w:pPr>
       <w:r>
@@ -607,9 +522,9 @@
           <w:rFonts w:ascii="Calibri" w:hAnsi="Calibri" w:eastAsia="Calibri"/>
           <w:b w:val="0"/>
           <w:i w:val="0"/>
-          <w:sz w:val="21"/>
+          <w:sz w:val="22"/>
         </w:rPr>
-        <w:t>Led technology delivery across supply chain, marketing and commercial functions, keeping operations running through a period of major organisational change.</w:t>
+        <w:t>Led the UK's on-the-ground technology separation for the Johnson &amp; Johnson spin-off: device procurement, swaps and system cutovers.</w:t>
       </w:r>
     </w:p>
     <w:p>
@@ -617,7 +532,7 @@
         <w:pStyle w:val="ListBullet"/>
         <w:keepNext/>
         <w:widowControl/>
-        <w:spacing w:lineRule="auto" w:line="247" w:before="0" w:after="40"/>
+        <w:spacing w:lineRule="auto" w:line="254" w:before="0" w:after="50"/>
         <w:ind w:left="317" w:hanging="187"/>
       </w:pPr>
       <w:r>
@@ -625,17 +540,16 @@
           <w:rFonts w:ascii="Calibri" w:hAnsi="Calibri" w:eastAsia="Calibri"/>
           <w:b w:val="0"/>
           <w:i w:val="0"/>
-          <w:sz w:val="21"/>
+          <w:sz w:val="22"/>
         </w:rPr>
-        <w:t>Led the UK's on-the-ground technology separation as part of the Kenvue spin-off, covering device procurement, swaps and system cutovers.</w:t>
+        <w:t>Led an NPD Power App from R&amp;D to launch; seconded by the North America CIO to lead a BI tool across LATAM and ASPAC (~$1m P&amp;L).</w:t>
       </w:r>
     </w:p>
     <w:p>
       <w:pPr>
         <w:pStyle w:val="ListBullet"/>
-        <w:keepNext/>
         <w:widowControl/>
-        <w:spacing w:lineRule="auto" w:line="247" w:before="0" w:after="40"/>
+        <w:spacing w:lineRule="auto" w:line="254" w:before="0" w:after="80"/>
         <w:ind w:left="317" w:hanging="187"/>
       </w:pPr>
       <w:r>
@@ -643,42 +557,7 @@
           <w:rFonts w:ascii="Calibri" w:hAnsi="Calibri" w:eastAsia="Calibri"/>
           <w:b w:val="0"/>
           <w:i w:val="0"/>
-          <w:sz w:val="21"/>
-        </w:rPr>
-        <w:t>Designed and owned a new product development (NPD) app, tracking products from R&amp;D through to launch.</w:t>
-      </w:r>
-    </w:p>
-    <w:p>
-      <w:pPr>
-        <w:pStyle w:val="ListBullet"/>
-        <w:keepNext/>
-        <w:widowControl/>
-        <w:spacing w:lineRule="auto" w:line="247" w:before="0" w:after="40"/>
-        <w:ind w:left="317" w:hanging="187"/>
-      </w:pPr>
-      <w:r>
-        <w:rPr>
-          <w:rFonts w:ascii="Calibri" w:hAnsi="Calibri" w:eastAsia="Calibri"/>
-          <w:b w:val="0"/>
-          <w:i w:val="0"/>
-          <w:sz w:val="21"/>
-        </w:rPr>
-        <w:t>Seconded by the North America CIO to lead a BI tool automating stock ordering across LATAM and ASPAC (~$1m P&amp;L impact).</w:t>
-      </w:r>
-    </w:p>
-    <w:p>
-      <w:pPr>
-        <w:pStyle w:val="ListBullet"/>
-        <w:widowControl/>
-        <w:spacing w:lineRule="auto" w:line="247" w:before="0" w:after="60"/>
-        <w:ind w:left="317" w:hanging="187"/>
-      </w:pPr>
-      <w:r>
-        <w:rPr>
-          <w:rFonts w:ascii="Calibri" w:hAnsi="Calibri" w:eastAsia="Calibri"/>
-          <w:b w:val="0"/>
-          <w:i w:val="0"/>
-          <w:sz w:val="21"/>
+          <w:sz w:val="22"/>
         </w:rPr>
         <w:t>Founded an EMEA early careers programme, line-managing three cohorts across the UK, Germany and Dubai.</w:t>
       </w:r>
@@ -687,20 +566,20 @@
       <w:pPr>
         <w:keepNext/>
         <w:widowControl/>
-        <w:spacing w:lineRule="auto" w:line="247" w:before="110" w:after="40"/>
+        <w:spacing w:lineRule="auto" w:line="254" w:before="130" w:after="40"/>
       </w:pPr>
       <w:r>
         <w:rPr>
           <w:rFonts w:ascii="Calibri" w:hAnsi="Calibri"/>
           <w:b/>
-          <w:sz w:val="22"/>
+          <w:sz w:val="23"/>
         </w:rPr>
         <w:t>Intelligent Automation Product Manager (Leadership Programme)</w:t>
       </w:r>
       <w:r>
         <w:rPr>
           <w:rFonts w:ascii="Calibri" w:hAnsi="Calibri"/>
-          <w:sz w:val="20"/>
+          <w:sz w:val="19"/>
         </w:rPr>
         <w:t xml:space="preserve">  |  Johnson &amp; Johnson  |  UK  |  Jun 2021 - Sep 2022</w:t>
       </w:r>
@@ -710,7 +589,7 @@
         <w:pStyle w:val="ListBullet"/>
         <w:keepNext/>
         <w:widowControl/>
-        <w:spacing w:lineRule="auto" w:line="247" w:before="0" w:after="40"/>
+        <w:spacing w:lineRule="auto" w:line="254" w:before="0" w:after="50"/>
         <w:ind w:left="317" w:hanging="187"/>
       </w:pPr>
       <w:r>
@@ -718,9 +597,9 @@
           <w:rFonts w:ascii="Calibri" w:hAnsi="Calibri" w:eastAsia="Calibri"/>
           <w:b w:val="0"/>
           <w:i w:val="0"/>
-          <w:sz w:val="21"/>
+          <w:sz w:val="22"/>
         </w:rPr>
-        <w:t>Established EMEA's automation function from concept, defining its remit, objectives and focus.</w:t>
+        <w:t>Established EMEA's automation function; pitched and secured ~$1m at the Regional CIO approval board for an in-house team on UiPath, Power Platform and Alteryx.</w:t>
       </w:r>
     </w:p>
     <w:p>
@@ -728,7 +607,7 @@
         <w:pStyle w:val="ListBullet"/>
         <w:keepNext/>
         <w:widowControl/>
-        <w:spacing w:lineRule="auto" w:line="247" w:before="0" w:after="40"/>
+        <w:spacing w:lineRule="auto" w:line="254" w:before="0" w:after="50"/>
         <w:ind w:left="317" w:hanging="187"/>
       </w:pPr>
       <w:r>
@@ -736,9 +615,9 @@
           <w:rFonts w:ascii="Calibri" w:hAnsi="Calibri" w:eastAsia="Calibri"/>
           <w:b w:val="0"/>
           <w:i w:val="0"/>
-          <w:sz w:val="21"/>
+          <w:sz w:val="22"/>
         </w:rPr>
-        <w:t>Pitched and secured ~$1m at the Regional CIO approval board for in-house UiPath, Power Platform and Alteryx.</w:t>
+        <w:t>Scaled the team to deliver automations saving thousands of hours and six figures annually; retired legacy systems with in-house solutions reused across regions.</w:t>
       </w:r>
     </w:p>
     <w:p>
@@ -746,7 +625,7 @@
         <w:pStyle w:val="ListBullet"/>
         <w:keepNext/>
         <w:widowControl/>
-        <w:spacing w:lineRule="auto" w:line="247" w:before="0" w:after="40"/>
+        <w:spacing w:lineRule="auto" w:line="254" w:before="0" w:after="50"/>
         <w:ind w:left="317" w:hanging="187"/>
       </w:pPr>
       <w:r>
@@ -754,17 +633,16 @@
           <w:rFonts w:ascii="Calibri" w:hAnsi="Calibri" w:eastAsia="Calibri"/>
           <w:b w:val="0"/>
           <w:i w:val="0"/>
-          <w:sz w:val="21"/>
+          <w:sz w:val="22"/>
         </w:rPr>
-        <w:t>Scaled the team to deliver 10+ automations, saving thousands of hours and six figures annually - a model later reused across other regions.</w:t>
+        <w:t>Recruited and led five developers across the UK, Egypt, Portugal and Kosovo; owned objective setting, one-to-ones, performance reviews and development.</w:t>
       </w:r>
     </w:p>
     <w:p>
       <w:pPr>
         <w:pStyle w:val="ListBullet"/>
-        <w:keepNext/>
         <w:widowControl/>
-        <w:spacing w:lineRule="auto" w:line="247" w:before="0" w:after="40"/>
+        <w:spacing w:lineRule="auto" w:line="254" w:before="0" w:after="80"/>
         <w:ind w:left="317" w:hanging="187"/>
       </w:pPr>
       <w:r>
@@ -772,64 +650,29 @@
           <w:rFonts w:ascii="Calibri" w:hAnsi="Calibri" w:eastAsia="Calibri"/>
           <w:b w:val="0"/>
           <w:i w:val="0"/>
-          <w:sz w:val="21"/>
+          <w:sz w:val="22"/>
         </w:rPr>
-        <w:t>Retired legacy systems, replacing them with new automation solutions built by the team.</w:t>
-      </w:r>
-    </w:p>
-    <w:p>
-      <w:pPr>
-        <w:pStyle w:val="ListBullet"/>
-        <w:keepNext/>
-        <w:widowControl/>
-        <w:spacing w:lineRule="auto" w:line="247" w:before="0" w:after="40"/>
-        <w:ind w:left="317" w:hanging="187"/>
-      </w:pPr>
-      <w:r>
-        <w:rPr>
-          <w:rFonts w:ascii="Calibri" w:hAnsi="Calibri" w:eastAsia="Calibri"/>
-          <w:b w:val="0"/>
-          <w:i w:val="0"/>
-          <w:sz w:val="21"/>
-        </w:rPr>
-        <w:t>Recruited and led five developers across the UK, Egypt, Portugal and Kosovo, owning the team end to end: objective setting, one-to-ones, performance reviews and development.</w:t>
-      </w:r>
-    </w:p>
-    <w:p>
-      <w:pPr>
-        <w:pStyle w:val="ListBullet"/>
-        <w:widowControl/>
-        <w:spacing w:lineRule="auto" w:line="247" w:before="0" w:after="60"/>
-        <w:ind w:left="317" w:hanging="187"/>
-      </w:pPr>
-      <w:r>
-        <w:rPr>
-          <w:rFonts w:ascii="Calibri" w:hAnsi="Calibri" w:eastAsia="Calibri"/>
-          <w:b w:val="0"/>
-          <w:i w:val="0"/>
-          <w:sz w:val="21"/>
-        </w:rPr>
-        <w:t>Deployed and enhanced Veeva PromoMats for regulated promotional content workflows.</w:t>
+        <w:t>Deployed and configured Veeva PromoMats for regulated promotional content workflows across OTC products.</w:t>
       </w:r>
     </w:p>
     <w:p>
       <w:pPr>
         <w:keepNext/>
         <w:widowControl/>
-        <w:spacing w:lineRule="auto" w:line="247" w:before="110" w:after="40"/>
+        <w:spacing w:lineRule="auto" w:line="254" w:before="130" w:after="40"/>
       </w:pPr>
       <w:r>
         <w:rPr>
           <w:rFonts w:ascii="Calibri" w:hAnsi="Calibri"/>
           <w:b/>
-          <w:sz w:val="22"/>
+          <w:sz w:val="23"/>
         </w:rPr>
         <w:t>Global Project Coordinator</w:t>
       </w:r>
       <w:r>
         <w:rPr>
           <w:rFonts w:ascii="Calibri" w:hAnsi="Calibri"/>
-          <w:sz w:val="20"/>
+          <w:sz w:val="19"/>
         </w:rPr>
         <w:t xml:space="preserve">  |  Pfizer  |  UK  |  Sep 2019 - Jun 2021</w:t>
       </w:r>
@@ -839,7 +682,7 @@
         <w:pStyle w:val="ListBullet"/>
         <w:keepNext/>
         <w:widowControl/>
-        <w:spacing w:lineRule="auto" w:line="247" w:before="0" w:after="40"/>
+        <w:spacing w:lineRule="auto" w:line="254" w:before="0" w:after="50"/>
         <w:ind w:left="317" w:hanging="187"/>
       </w:pPr>
       <w:r>
@@ -847,9 +690,9 @@
           <w:rFonts w:ascii="Calibri" w:hAnsi="Calibri" w:eastAsia="Calibri"/>
           <w:b w:val="0"/>
           <w:i w:val="0"/>
-          <w:sz w:val="21"/>
+          <w:sz w:val="22"/>
         </w:rPr>
-        <w:t>Based in Regulatory Affairs and Operations, supporting product licensing with health authorities.</w:t>
+        <w:t>Regulatory Affairs and Operations BA/project coordinator on a global Pega platform for product licensing and health authority communications.</w:t>
       </w:r>
     </w:p>
     <w:p>
@@ -857,7 +700,7 @@
         <w:pStyle w:val="ListBullet"/>
         <w:keepNext/>
         <w:widowControl/>
-        <w:spacing w:lineRule="auto" w:line="247" w:before="0" w:after="40"/>
+        <w:spacing w:lineRule="auto" w:line="254" w:before="0" w:after="50"/>
         <w:ind w:left="317" w:hanging="187"/>
       </w:pPr>
       <w:r>
@@ -865,9 +708,9 @@
           <w:rFonts w:ascii="Calibri" w:hAnsi="Calibri" w:eastAsia="Calibri"/>
           <w:b w:val="0"/>
           <w:i w:val="0"/>
-          <w:sz w:val="21"/>
+          <w:sz w:val="22"/>
         </w:rPr>
-        <w:t>Business Analyst and Project Coordinator on Pfizer's global Pega platform, supporting product licensing with health authorities.</w:t>
+        <w:t>Led requirements, testing and GxP regulated release for the platform later used for Comirnaty (COVID-19 vaccine).</w:t>
       </w:r>
     </w:p>
     <w:p>
@@ -875,7 +718,7 @@
         <w:pStyle w:val="ListBullet"/>
         <w:keepNext/>
         <w:widowControl/>
-        <w:spacing w:lineRule="auto" w:line="247" w:before="0" w:after="40"/>
+        <w:spacing w:lineRule="auto" w:line="254" w:before="0" w:after="50"/>
         <w:ind w:left="317" w:hanging="187"/>
       </w:pPr>
       <w:r>
@@ -883,17 +726,16 @@
           <w:rFonts w:ascii="Calibri" w:hAnsi="Calibri" w:eastAsia="Calibri"/>
           <w:b w:val="0"/>
           <w:i w:val="0"/>
-          <w:sz w:val="21"/>
+          <w:sz w:val="22"/>
         </w:rPr>
-        <w:t>Led requirements, testing and regulated release for the platform later used for Comirnaty (COVID-19 vaccine).</w:t>
+        <w:t>Produced documentation compliant with FDA, EMA and MHRA standards.</w:t>
       </w:r>
     </w:p>
     <w:p>
       <w:pPr>
         <w:pStyle w:val="ListBullet"/>
-        <w:keepNext/>
         <w:widowControl/>
-        <w:spacing w:lineRule="auto" w:line="247" w:before="0" w:after="40"/>
+        <w:spacing w:lineRule="auto" w:line="254" w:before="0" w:after="80"/>
         <w:ind w:left="317" w:hanging="187"/>
       </w:pPr>
       <w:r>
@@ -901,46 +743,29 @@
           <w:rFonts w:ascii="Calibri" w:hAnsi="Calibri" w:eastAsia="Calibri"/>
           <w:b w:val="0"/>
           <w:i w:val="0"/>
-          <w:sz w:val="21"/>
+          <w:sz w:val="22"/>
         </w:rPr>
-        <w:t>Produced business and technical documentation compliant with FDA, EMA and MHRA regulatory standards.</w:t>
-      </w:r>
-    </w:p>
-    <w:p>
-      <w:pPr>
-        <w:pStyle w:val="ListBullet"/>
-        <w:widowControl/>
-        <w:spacing w:lineRule="auto" w:line="247" w:before="0" w:after="60"/>
-        <w:ind w:left="317" w:hanging="187"/>
-      </w:pPr>
-      <w:r>
-        <w:rPr>
-          <w:rFonts w:ascii="Calibri" w:hAnsi="Calibri" w:eastAsia="Calibri"/>
-          <w:b w:val="0"/>
-          <w:i w:val="0"/>
-          <w:sz w:val="21"/>
-        </w:rPr>
-        <w:t>Managed GxP change control, audit trails and computer system validation (CSV) for regulated releases.</w:t>
+        <w:t>Supported a follow-the-sun global team routing health authority queries to qualified regulatory associates and recording licensing approvals in the correct product database.</w:t>
       </w:r>
     </w:p>
     <w:p>
       <w:pPr>
         <w:keepNext/>
         <w:widowControl/>
-        <w:spacing w:lineRule="auto" w:line="247" w:before="110" w:after="40"/>
+        <w:spacing w:lineRule="auto" w:line="254" w:before="130" w:after="40"/>
       </w:pPr>
       <w:r>
         <w:rPr>
           <w:rFonts w:ascii="Calibri" w:hAnsi="Calibri"/>
           <w:b/>
-          <w:sz w:val="22"/>
+          <w:sz w:val="23"/>
         </w:rPr>
         <w:t>Technology Business Partner (Industrial Placement &amp; Part-time)</w:t>
       </w:r>
       <w:r>
         <w:rPr>
           <w:rFonts w:ascii="Calibri" w:hAnsi="Calibri"/>
-          <w:sz w:val="20"/>
+          <w:sz w:val="19"/>
         </w:rPr>
         <w:t xml:space="preserve">  |  GSK  |  UK  |  Jun 2017 - Aug 2019</w:t>
       </w:r>
@@ -950,7 +775,7 @@
         <w:pStyle w:val="ListBullet"/>
         <w:keepNext/>
         <w:widowControl/>
-        <w:spacing w:lineRule="auto" w:line="247" w:before="0" w:after="40"/>
+        <w:spacing w:lineRule="auto" w:line="254" w:before="0" w:after="50"/>
         <w:ind w:left="317" w:hanging="187"/>
       </w:pPr>
       <w:r>
@@ -958,9 +783,9 @@
           <w:rFonts w:ascii="Calibri" w:hAnsi="Calibri" w:eastAsia="Calibri"/>
           <w:b w:val="0"/>
           <w:i w:val="0"/>
-          <w:sz w:val="21"/>
+          <w:sz w:val="22"/>
         </w:rPr>
-        <w:t>Based in Global Manufacturing Supply Chain, supporting technology delivery across manufacturing sites.</w:t>
+        <w:t>Programme managed multi-million-pound OpEx OEE rollout across 12+ manufacturing sites through go-live, owning vendor relationship, installs and plant coordination.</w:t>
       </w:r>
     </w:p>
     <w:p>
@@ -968,7 +793,7 @@
         <w:pStyle w:val="ListBullet"/>
         <w:keepNext/>
         <w:widowControl/>
-        <w:spacing w:lineRule="auto" w:line="247" w:before="0" w:after="40"/>
+        <w:spacing w:lineRule="auto" w:line="254" w:before="0" w:after="50"/>
         <w:ind w:left="317" w:hanging="187"/>
       </w:pPr>
       <w:r>
@@ -976,17 +801,16 @@
           <w:rFonts w:ascii="Calibri" w:hAnsi="Calibri" w:eastAsia="Calibri"/>
           <w:b w:val="0"/>
           <w:i w:val="0"/>
-          <w:sz w:val="21"/>
+          <w:sz w:val="22"/>
         </w:rPr>
-        <w:t>Programme managed a multi-million-pound Overall Equipment Effectiveness (OEE) rollout across 12+ manufacturing sites, owning the vendor relationship and hardware installs through to go-live.</w:t>
+        <w:t>Managed testing and supported Beamex Paperless Calibration rollout, replacing paper with GxP-compliant digital records.</w:t>
       </w:r>
     </w:p>
     <w:p>
       <w:pPr>
         <w:pStyle w:val="ListBullet"/>
-        <w:keepNext/>
         <w:widowControl/>
-        <w:spacing w:lineRule="auto" w:line="247" w:before="0" w:after="40"/>
+        <w:spacing w:lineRule="auto" w:line="254" w:before="0" w:after="80"/>
         <w:ind w:left="317" w:hanging="187"/>
       </w:pPr>
       <w:r>
@@ -994,24 +818,7 @@
           <w:rFonts w:ascii="Calibri" w:hAnsi="Calibri" w:eastAsia="Calibri"/>
           <w:b w:val="0"/>
           <w:i w:val="0"/>
-          <w:sz w:val="21"/>
-        </w:rPr>
-        <w:t>Rolled out Beamex Paperless Calibration across global sites, replacing paper-based processes with GxP-compliant digital records.</w:t>
-      </w:r>
-    </w:p>
-    <w:p>
-      <w:pPr>
-        <w:pStyle w:val="ListBullet"/>
-        <w:widowControl/>
-        <w:spacing w:lineRule="auto" w:line="247" w:before="0" w:after="60"/>
-        <w:ind w:left="317" w:hanging="187"/>
-      </w:pPr>
-      <w:r>
-        <w:rPr>
-          <w:rFonts w:ascii="Calibri" w:hAnsi="Calibri" w:eastAsia="Calibri"/>
-          <w:b w:val="0"/>
-          <w:i w:val="0"/>
-          <w:sz w:val="21"/>
+          <w:sz w:val="22"/>
         </w:rPr>
         <w:t>Evaluated off-the-shelf software against pharma regulatory standards, running UAT and defect management.</w:t>
       </w:r>
@@ -1019,7 +826,7 @@
     <w:p>
       <w:pPr>
         <w:keepNext/>
-        <w:spacing w:lineRule="auto" w:line="247" w:before="160" w:after="60"/>
+        <w:spacing w:lineRule="auto" w:line="254" w:before="180" w:after="70"/>
         <w:pBdr>
           <w:bottom w:val="single" w:sz="6" w:space="2" w:color="9E9E9E"/>
         </w:pBdr>
@@ -1028,7 +835,7 @@
         <w:rPr>
           <w:rFonts w:ascii="Calibri" w:hAnsi="Calibri" w:eastAsia="Calibri"/>
           <w:b/>
-          <w:sz w:val="22"/>
+          <w:sz w:val="24"/>
         </w:rPr>
         <w:t>EDUCATION</w:t>
       </w:r>
@@ -1037,20 +844,20 @@
       <w:pPr>
         <w:keepNext/>
         <w:widowControl/>
-        <w:spacing w:lineRule="auto" w:line="247" w:before="0" w:after="40"/>
+        <w:spacing w:lineRule="auto" w:line="254" w:before="0" w:after="40"/>
       </w:pPr>
       <w:r>
         <w:rPr>
           <w:rFonts w:ascii="Calibri" w:hAnsi="Calibri"/>
           <w:b/>
-          <w:sz w:val="22"/>
+          <w:sz w:val="23"/>
         </w:rPr>
         <w:t>University of Kent</w:t>
       </w:r>
       <w:r>
         <w:rPr>
           <w:rFonts w:ascii="Calibri" w:hAnsi="Calibri"/>
-          <w:sz w:val="20"/>
+          <w:sz w:val="19"/>
         </w:rPr>
         <w:t xml:space="preserve"> - BSc (Hons) Computing and Business Administration with a year in industry</w:t>
       </w:r>
@@ -1059,14 +866,14 @@
       <w:pPr>
         <w:keepNext/>
         <w:widowControl/>
-        <w:spacing w:lineRule="auto" w:line="247" w:before="0" w:after="40"/>
+        <w:spacing w:lineRule="auto" w:line="254" w:before="0" w:after="50"/>
       </w:pPr>
       <w:r>
         <w:rPr>
           <w:rFonts w:ascii="Calibri" w:hAnsi="Calibri" w:eastAsia="Calibri"/>
           <w:b/>
           <w:i w:val="0"/>
-          <w:sz w:val="21"/>
+          <w:sz w:val="22"/>
         </w:rPr>
         <w:t>First Class Honours</w:t>
       </w:r>
@@ -1075,7 +882,7 @@
           <w:rFonts w:ascii="Calibri" w:hAnsi="Calibri" w:eastAsia="Calibri"/>
           <w:b w:val="0"/>
           <w:i w:val="0"/>
-          <w:sz w:val="21"/>
+          <w:sz w:val="22"/>
         </w:rPr>
         <w:t>, US GPA ~4.0</w:t>
       </w:r>
@@ -1085,7 +892,7 @@
         <w:pStyle w:val="ListBullet"/>
         <w:keepNext/>
         <w:widowControl/>
-        <w:spacing w:lineRule="auto" w:line="247" w:before="0" w:after="40"/>
+        <w:spacing w:lineRule="auto" w:line="254" w:before="0" w:after="50"/>
         <w:ind w:left="317" w:hanging="187"/>
       </w:pPr>
       <w:r>
@@ -1093,16 +900,16 @@
           <w:rFonts w:ascii="Calibri" w:hAnsi="Calibri" w:eastAsia="Calibri"/>
           <w:b w:val="0"/>
           <w:i w:val="0"/>
-          <w:sz w:val="21"/>
+          <w:sz w:val="22"/>
         </w:rPr>
-        <w:t>Completed an industrial placement at GSK; retained part-time (20 hrs/week) through final year after exceeding expectations, on a unique GSK contract.</w:t>
+        <w:t>Industrial placement at GSK; retained part-time (20 hrs/week) through final year after exceeding expectations, on a unique GSK contract.</w:t>
       </w:r>
     </w:p>
     <w:p>
       <w:pPr>
         <w:pStyle w:val="ListBullet"/>
         <w:widowControl/>
-        <w:spacing w:lineRule="auto" w:line="247" w:before="0" w:after="60"/>
+        <w:spacing w:lineRule="auto" w:line="254" w:before="0" w:after="80"/>
         <w:ind w:left="317" w:hanging="187"/>
       </w:pPr>
       <w:r>
@@ -1110,7 +917,7 @@
           <w:rFonts w:ascii="Calibri" w:hAnsi="Calibri" w:eastAsia="Calibri"/>
           <w:b w:val="0"/>
           <w:i w:val="0"/>
-          <w:sz w:val="21"/>
+          <w:sz w:val="22"/>
         </w:rPr>
         <w:t>Dissertation: The Disruption and Emergence of FinTech (First Class).</w:t>
       </w:r>
@@ -1118,7 +925,7 @@
     <w:p>
       <w:pPr>
         <w:keepNext/>
-        <w:spacing w:lineRule="auto" w:line="247" w:before="160" w:after="60"/>
+        <w:spacing w:lineRule="auto" w:line="254" w:before="180" w:after="70"/>
         <w:pBdr>
           <w:bottom w:val="single" w:sz="6" w:space="2" w:color="9E9E9E"/>
         </w:pBdr>
@@ -1127,20 +934,20 @@
         <w:rPr>
           <w:rFonts w:ascii="Calibri" w:hAnsi="Calibri" w:eastAsia="Calibri"/>
           <w:b/>
-          <w:sz w:val="22"/>
+          <w:sz w:val="24"/>
         </w:rPr>
         <w:t>CERTIFICATIONS</w:t>
       </w:r>
     </w:p>
     <w:p>
       <w:pPr>
-        <w:spacing w:lineRule="auto" w:line="247" w:before="0" w:after="60"/>
+        <w:spacing w:lineRule="auto" w:line="254" w:before="0" w:after="80"/>
       </w:pPr>
       <w:r>
         <w:rPr>
           <w:rFonts w:ascii="Calibri" w:hAnsi="Calibri" w:eastAsia="Calibri"/>
           <w:b w:val="0"/>
-          <w:sz w:val="21"/>
+          <w:sz w:val="22"/>
         </w:rPr>
         <w:t>SAFe 5 Agilist, ITIL v3</w:t>
       </w:r>
@@ -1148,7 +955,7 @@
     <w:p>
       <w:pPr>
         <w:keepNext/>
-        <w:spacing w:lineRule="auto" w:line="247" w:before="160" w:after="60"/>
+        <w:spacing w:lineRule="auto" w:line="254" w:before="180" w:after="70"/>
         <w:pBdr>
           <w:bottom w:val="single" w:sz="6" w:space="2" w:color="9E9E9E"/>
         </w:pBdr>
@@ -1157,7 +964,7 @@
         <w:rPr>
           <w:rFonts w:ascii="Calibri" w:hAnsi="Calibri" w:eastAsia="Calibri"/>
           <w:b/>
-          <w:sz w:val="22"/>
+          <w:sz w:val="24"/>
         </w:rPr>
         <w:t>SKILLS, TOOLS &amp; PLATFORMS</w:t>
       </w:r>
@@ -1166,13 +973,13 @@
       <w:pPr>
         <w:keepNext/>
         <w:widowControl/>
-        <w:spacing w:lineRule="auto" w:line="247" w:before="0" w:after="40"/>
+        <w:spacing w:lineRule="auto" w:line="254" w:before="0" w:after="50"/>
       </w:pPr>
       <w:r>
         <w:rPr>
           <w:rFonts w:ascii="Calibri" w:hAnsi="Calibri"/>
           <w:b/>
-          <w:sz w:val="21"/>
+          <w:sz w:val="22"/>
         </w:rPr>
         <w:t xml:space="preserve">Product &amp; delivery: </w:t>
       </w:r>
@@ -1180,7 +987,7 @@
         <w:rPr>
           <w:rFonts w:ascii="Calibri" w:hAnsi="Calibri"/>
           <w:b w:val="0"/>
-          <w:sz w:val="21"/>
+          <w:sz w:val="22"/>
         </w:rPr>
         <w:t>Agile, Backlog management, Change control, Confluence, Discovery, Figma, Figma Make, ITIL, Jira, Journey mapping, MoSCoW, OKRs, Pendo, Regulated delivery, Requirements gathering, RICE, Roadmapping, SAFe, Scrum, Stakeholder management, UAT, Usability testing, User interviews, Workshops</w:t>
       </w:r>
@@ -1189,13 +996,13 @@
       <w:pPr>
         <w:keepNext/>
         <w:widowControl/>
-        <w:spacing w:lineRule="auto" w:line="247" w:before="0" w:after="40"/>
+        <w:spacing w:lineRule="auto" w:line="254" w:before="0" w:after="50"/>
       </w:pPr>
       <w:r>
         <w:rPr>
           <w:rFonts w:ascii="Calibri" w:hAnsi="Calibri"/>
           <w:b/>
-          <w:sz w:val="21"/>
+          <w:sz w:val="22"/>
         </w:rPr>
         <w:t xml:space="preserve">Data &amp; analytics (product side): </w:t>
       </w:r>
@@ -1203,7 +1010,7 @@
         <w:rPr>
           <w:rFonts w:ascii="Calibri" w:hAnsi="Calibri"/>
           <w:b w:val="0"/>
-          <w:sz w:val="21"/>
+          <w:sz w:val="22"/>
         </w:rPr>
         <w:t>ETL, Power BI, Qlik, Snowflake, SQL, Tableau</w:t>
       </w:r>
@@ -1212,13 +1019,13 @@
       <w:pPr>
         <w:keepNext/>
         <w:widowControl/>
-        <w:spacing w:lineRule="auto" w:line="247" w:before="0" w:after="40"/>
+        <w:spacing w:lineRule="auto" w:line="254" w:before="0" w:after="50"/>
       </w:pPr>
       <w:r>
         <w:rPr>
           <w:rFonts w:ascii="Calibri" w:hAnsi="Calibri"/>
           <w:b/>
-          <w:sz w:val="21"/>
+          <w:sz w:val="22"/>
         </w:rPr>
         <w:t xml:space="preserve">Automation: </w:t>
       </w:r>
@@ -1226,7 +1033,7 @@
         <w:rPr>
           <w:rFonts w:ascii="Calibri" w:hAnsi="Calibri"/>
           <w:b w:val="0"/>
-          <w:sz w:val="21"/>
+          <w:sz w:val="22"/>
         </w:rPr>
         <w:t>Alteryx, Automation Anywhere, Power Platform, RPA, UiPath, Veeva</w:t>
       </w:r>
@@ -1235,13 +1042,13 @@
       <w:pPr>
         <w:keepNext/>
         <w:widowControl/>
-        <w:spacing w:lineRule="auto" w:line="247" w:before="0" w:after="40"/>
+        <w:spacing w:lineRule="auto" w:line="254" w:before="0" w:after="50"/>
       </w:pPr>
       <w:r>
         <w:rPr>
           <w:rFonts w:ascii="Calibri" w:hAnsi="Calibri"/>
           <w:b/>
-          <w:sz w:val="21"/>
+          <w:sz w:val="22"/>
         </w:rPr>
         <w:t xml:space="preserve">Build &amp; platforms: </w:t>
       </w:r>
@@ -1249,7 +1056,7 @@
         <w:rPr>
           <w:rFonts w:ascii="Calibri" w:hAnsi="Calibri"/>
           <w:b w:val="0"/>
-          <w:sz w:val="21"/>
+          <w:sz w:val="22"/>
         </w:rPr>
         <w:t>AWS, Beamex PCM, Cursor IDE / AI, Microsoft 365, MUI, Pega, React</w:t>
       </w:r>
@@ -1257,13 +1064,13 @@
     <w:p>
       <w:pPr>
         <w:widowControl/>
-        <w:spacing w:lineRule="auto" w:line="247" w:before="0" w:after="0"/>
+        <w:spacing w:lineRule="auto" w:line="254" w:before="0" w:after="0"/>
       </w:pPr>
       <w:r>
         <w:rPr>
           <w:rFonts w:ascii="Calibri" w:hAnsi="Calibri"/>
           <w:b/>
-          <w:sz w:val="21"/>
+          <w:sz w:val="22"/>
         </w:rPr>
         <w:t xml:space="preserve">Regulated &amp; compliance: </w:t>
       </w:r>
@@ -1271,14 +1078,14 @@
         <w:rPr>
           <w:rFonts w:ascii="Calibri" w:hAnsi="Calibri"/>
           <w:b w:val="0"/>
-          <w:sz w:val="21"/>
+          <w:sz w:val="22"/>
         </w:rPr>
         <w:t>CSV, FDA / EMA / MHRA documentation, GxP</w:t>
       </w:r>
     </w:p>
     <w:sectPr>
       <w:pgSz w:w="12240" w:h="15840"/>
-      <w:pgMar w:top="648" w:right="792" w:bottom="648" w:left="792" w:header="720" w:footer="720" w:gutter="0"/>
+      <w:pgMar w:top="720" w:right="864" w:bottom="720" w:left="864" w:header="720" w:footer="720" w:gutter="0"/>
       <w:cols w:space="720"/>
       <w:docGrid w:linePitch="360"/>
     </w:sectPr>
@@ -1652,7 +1459,7 @@
     <w:rPr>
       <w:rFonts w:ascii="Calibri" w:hAnsi="Calibri" w:eastAsia="Calibri"/>
       <w:color w:val="000000"/>
-      <w:sz w:val="21"/>
+      <w:sz w:val="22"/>
       <w:lang w:val="en-GB"/>
     </w:rPr>
   </w:style>
@@ -2186,7 +1993,7 @@
     </w:pPr>
     <w:rPr>
       <w:rFonts w:ascii="Calibri" w:hAnsi="Calibri"/>
-      <w:sz w:val="21"/>
+      <w:sz w:val="22"/>
     </w:rPr>
   </w:style>
   <w:style w:type="paragraph" w:styleId="ListBullet2">

--- a/assets/files/Resume (William Amor).docx
+++ b/assets/files/Resume (William Amor).docx
@@ -26,7 +26,7 @@
           <w:rFonts w:ascii="Calibri" w:hAnsi="Calibri"/>
           <w:sz w:val="18"/>
         </w:rPr>
-        <w:t>Principal, Product Owner</w:t>
+        <w:t>Principal Product Owner</w:t>
       </w:r>
       <w:r>
         <w:rPr>
@@ -169,7 +169,7 @@
           <w:b/>
           <w:sz w:val="23"/>
         </w:rPr>
-        <w:t>Principal, Product Owner</w:t>
+        <w:t>Principal Product Owner</w:t>
       </w:r>
       <w:r>
         <w:rPr>
@@ -785,7 +785,25 @@
           <w:i w:val="0"/>
           <w:sz w:val="22"/>
         </w:rPr>
-        <w:t>Programme managed multi-million-pound OpEx OEE rollout across 12+ manufacturing sites through go-live, owning vendor relationship, installs and plant coordination.</w:t>
+        <w:t>Programme managed an OEE rollout across 12+ manufacturing sites through go-live, owning vendor relationship, installs and plant coordination.</w:t>
+      </w:r>
+    </w:p>
+    <w:p>
+      <w:pPr>
+        <w:pStyle w:val="ListBullet"/>
+        <w:keepNext/>
+        <w:widowControl/>
+        <w:spacing w:lineRule="auto" w:line="254" w:before="0" w:after="50"/>
+        <w:ind w:left="317" w:hanging="187"/>
+      </w:pPr>
+      <w:r>
+        <w:rPr>
+          <w:rFonts w:ascii="Calibri" w:hAnsi="Calibri" w:eastAsia="Calibri"/>
+          <w:b w:val="0"/>
+          <w:i w:val="0"/>
+          <w:sz w:val="22"/>
+        </w:rPr>
+        <w:t>Standardised availability, performance and quality reporting across a mixed site estate, giving plant teams live data to target downtime.</w:t>
       </w:r>
     </w:p>
     <w:p>

--- a/assets/files/Resume (William Amor).docx
+++ b/assets/files/Resume (William Amor).docx
@@ -18,34 +18,34 @@
     </w:p>
     <w:p>
       <w:pPr>
+        <w:spacing w:lineRule="auto" w:line="240" w:before="0" w:after="30"/>
+        <w:jc w:val="center"/>
+      </w:pPr>
+      <w:r>
+        <w:rPr>
+          <w:rFonts w:ascii="Calibri" w:hAnsi="Calibri" w:eastAsia="Calibri"/>
+          <w:b w:val="0"/>
+          <w:sz w:val="23"/>
+        </w:rPr>
+        <w:t>Principal Product Owner</w:t>
+      </w:r>
+    </w:p>
+    <w:p>
+      <w:pPr>
         <w:spacing w:lineRule="auto" w:line="240" w:before="0" w:after="110"/>
         <w:jc w:val="center"/>
       </w:pPr>
       <w:r>
         <w:rPr>
           <w:rFonts w:ascii="Calibri" w:hAnsi="Calibri"/>
-          <w:sz w:val="18"/>
-        </w:rPr>
-        <w:t>Principal Product Owner</w:t>
-      </w:r>
-      <w:r>
-        <w:rPr>
-          <w:rFonts w:ascii="Calibri" w:hAnsi="Calibri"/>
-          <w:sz w:val="18"/>
-        </w:rPr>
-        <w:t xml:space="preserve">  |  </w:t>
-      </w:r>
-      <w:r>
-        <w:rPr>
-          <w:rFonts w:ascii="Calibri" w:hAnsi="Calibri"/>
-          <w:sz w:val="18"/>
+          <w:sz w:val="19"/>
         </w:rPr>
         <w:t>London, UK</w:t>
       </w:r>
       <w:r>
         <w:rPr>
           <w:rFonts w:ascii="Calibri" w:hAnsi="Calibri"/>
-          <w:sz w:val="18"/>
+          <w:sz w:val="19"/>
         </w:rPr>
         <w:t xml:space="preserve">  |  </w:t>
       </w:r>
@@ -54,7 +54,7 @@
           <w:rPr>
             <w:color w:val="0563C1"/>
             <w:u w:val="single"/>
-            <w:sz w:val="18"/>
+            <w:sz w:val="19"/>
             <w:rFonts w:ascii="Calibri" w:hAnsi="Calibri"/>
           </w:rPr>
           <w:t>message@william-amor.info</w:t>
@@ -63,7 +63,7 @@
       <w:r>
         <w:rPr>
           <w:rFonts w:ascii="Calibri" w:hAnsi="Calibri"/>
-          <w:sz w:val="18"/>
+          <w:sz w:val="19"/>
         </w:rPr>
         <w:t xml:space="preserve">  |  </w:t>
       </w:r>
@@ -72,7 +72,7 @@
           <w:rPr>
             <w:color w:val="0563C1"/>
             <w:u w:val="single"/>
-            <w:sz w:val="18"/>
+            <w:sz w:val="19"/>
             <w:rFonts w:ascii="Calibri" w:hAnsi="Calibri"/>
           </w:rPr>
           <w:t>https://linkedin.com/in/willamor</w:t>
@@ -81,7 +81,7 @@
       <w:r>
         <w:rPr>
           <w:rFonts w:ascii="Calibri" w:hAnsi="Calibri"/>
-          <w:sz w:val="18"/>
+          <w:sz w:val="19"/>
         </w:rPr>
         <w:t xml:space="preserve">  |  </w:t>
       </w:r>
@@ -90,7 +90,7 @@
           <w:rPr>
             <w:color w:val="0563C1"/>
             <w:u w:val="single"/>
-            <w:sz w:val="18"/>
+            <w:sz w:val="19"/>
             <w:rFonts w:ascii="Calibri" w:hAnsi="Calibri"/>
           </w:rPr>
           <w:t>https://william-amor.info</w:t>
@@ -785,7 +785,7 @@
           <w:i w:val="0"/>
           <w:sz w:val="22"/>
         </w:rPr>
-        <w:t>Programme managed an OEE rollout across 12+ manufacturing sites through go-live, owning vendor relationship, installs and plant coordination.</w:t>
+        <w:t>Programme managed an OEE rollout across 12+ manufacturing sites, measuring how effectively equipment ran and where productive time was being lost.</w:t>
       </w:r>
     </w:p>
     <w:p>
@@ -803,7 +803,7 @@
           <w:i w:val="0"/>
           <w:sz w:val="22"/>
         </w:rPr>
-        <w:t>Standardised availability, performance and quality reporting across a mixed site estate, giving plant teams live data to target downtime.</w:t>
+        <w:t>Owned the vendor relationship, site installs and plant coordination through to go-live.</w:t>
       </w:r>
     </w:p>
     <w:p>
